--- a/Detailed Thesis Draft.docx
+++ b/Detailed Thesis Draft.docx
@@ -124,13 +124,12 @@
           <w:bCs/>
           <w:lang w:val="en-GH"/>
         </w:rPr>
-        <w:t>Abstract</w:t>
-      </w:r>
-      <w:r>
-        <w:rPr>
-          <w:lang w:val="en-GH"/>
-        </w:rPr>
-        <w:t xml:space="preserve"> (≈350 words) — Problem, Method (MAPPO + GNN + Safe RL + EWC), Key Results (zero CTI violations at 100% PV, &lt;5% optimality gap, &lt;1 kbps/agent, &lt;50-step adaptation), Novelty Claims (a–d).</w:t>
+        <w:t>Abstract (≈350 words) — Problem, Method (MAPPO + GNN + Safe RL + EWC), Key Results (zero CTI violations at 60% PV, &lt;5% optimality gap, &lt;1 kbps/agent, &lt;50-step adaptation), Novelty Claims (a–d).</w:t>
+      </w:r>
+      <w:r>
+        <w:rPr>
+          <w:lang w:val="en-GH"/>
+        </w:rPr>
       </w:r>
     </w:p>
     <w:p>
@@ -597,13 +596,12 @@
           <w:bCs/>
           <w:lang w:val="en-GH"/>
         </w:rPr>
-        <w:t>Objective 1</w:t>
-      </w:r>
-      <w:r>
-        <w:rPr>
-          <w:lang w:val="en-GH"/>
-        </w:rPr>
-        <w:t>: Quantify PV intermittency, reverse power flow, and topology variation impacts on DOCR performance using IEEE 8/30/39-bus test systems.</w:t>
+        <w:t>Objective 1: Quantify PV intermittency, reverse power flow, and topology variation impacts on DOCR performance using IEEE 8/14/39-bus test systems.</w:t>
+      </w:r>
+      <w:r>
+        <w:rPr>
+          <w:lang w:val="en-GH"/>
+        </w:rPr>
       </w:r>
     </w:p>
     <w:p>
@@ -672,13 +670,12 @@
           <w:bCs/>
           <w:lang w:val="en-GH"/>
         </w:rPr>
-        <w:t>Objective 4</w:t>
-      </w:r>
-      <w:r>
-        <w:rPr>
-          <w:lang w:val="en-GH"/>
-        </w:rPr>
-        <w:t>: Validate across 0–100% PV penetration against centralized metaheuristics (GA-SQP, HWOA, HHO, JAYA, EEO) and single-agent RL baselines.</w:t>
+        <w:t>Objective 4: Validate across 0–60% PV penetration against centralized metaheuristics (GA-SQP, HWOA, HHO, JAYA, EEO) and single-agent RL baselines.</w:t>
+      </w:r>
+      <w:r>
+        <w:rPr>
+          <w:lang w:val="en-GH"/>
+        </w:rPr>
       </w:r>
     </w:p>
     <w:p>
@@ -943,7 +940,7 @@
         <w:rPr>
           <w:lang w:val="en-GH"/>
         </w:rPr>
-        <w:t>Focus: medium-voltage distribution networks (IEEE 8/30/39-bus).</w:t>
+        <w:t>Focus: medium-voltage distribution networks (IEEE 8/14/39-bus).</w:t>
       </w:r>
     </w:p>
     <w:p>
@@ -1880,7 +1877,7 @@
         <w:rPr>
           <w:lang w:val="en-GH"/>
         </w:rPr>
-        <w:t>8-bus (14 relays, 20 pairs), 30-bus (42 relays, 68 pairs), 39-bus (46 relays, 74 pairs).</w:t>
+        <w:t>8-bus (14 relays, 20 pairs), 14-bus (40 relays, 52 pairs), 39-bus (46 relays, 74 pairs).</w:t>
       </w:r>
     </w:p>
     <w:p>
@@ -2315,13 +2312,12 @@
           <w:bCs/>
           <w:lang w:val="en-GH"/>
         </w:rPr>
-        <w:t>Curriculum</w:t>
-      </w:r>
-      <w:r>
-        <w:rPr>
-          <w:lang w:val="en-GH"/>
-        </w:rPr>
-        <w:t>: 6-stage progression (0%, 20%, 40%, 60%, 80%, 100% PV).</w:t>
+        <w:t>Curriculum: 4-stage progression (0%, 20%, 40%, 60% PV).</w:t>
+      </w:r>
+      <w:r>
+        <w:rPr>
+          <w:lang w:val="en-GH"/>
+        </w:rPr>
       </w:r>
     </w:p>
     <w:p>
@@ -3031,7 +3027,7 @@
         <w:rPr>
           <w:lang w:val="en-GH"/>
         </w:rPr>
-        <w:t>Stage 0: Static network, 0% PV; Stage 1–5: 20%, 40%, 60%, 80%, 100% PV + topology changes.</w:t>
+        <w:t>Stage 0: Static network, 0% PV; Stage 1–3: 20%, 40%, 60% PV + topology changes.</w:t>
       </w:r>
     </w:p>
     <w:p>
@@ -3681,7 +3677,7 @@
         <w:rPr>
           <w:lang w:val="en-GH"/>
         </w:rPr>
-        <w:t>End-to-end: 3-bus smoke test → 8-bus → 30-bus → 39-bus; backward compatibility verified.</w:t>
+        <w:t>End-to-end: 3-bus smoke test → 8-bus → 14-bus → 39-bus; backward compatibility verified.</w:t>
       </w:r>
     </w:p>
     <w:p>
@@ -3906,7 +3902,7 @@
         <w:rPr>
           <w:lang w:val="en-GH"/>
         </w:rPr>
-        <w:t>Comparison with Al-Bhadely &amp; İnan (2023) on 8/30/39-bus.</w:t>
+        <w:t>Comparison with Al-Bhadely &amp; İnan (2023) on 8/14/39-bus.</w:t>
       </w:r>
     </w:p>
     <w:p>
@@ -4037,7 +4033,7 @@
         <w:rPr>
           <w:lang w:val="en-GH"/>
         </w:rPr>
-        <w:t>Figure: OF vs. PV level (0%, 20%, ..., 100%) for all methods.</w:t>
+        <w:t>Figure: OF vs. PV level (0%, 20%, 40%, 60%) for all methods.</w:t>
       </w:r>
     </w:p>
     <w:p>
@@ -4088,7 +4084,7 @@
         <w:rPr>
           <w:lang w:val="en-GH"/>
         </w:rPr>
-        <w:t>GA-SQP violations begin at 40% PV; MAPPO-Safe maintains zero violations through 100%.</w:t>
+        <w:t>GA-SQP violations begin at 40% PV; MAPPO-Safe maintains zero violations through 60%.</w:t>
       </w:r>
     </w:p>
     <w:p>
@@ -4764,7 +4760,7 @@
         <w:rPr>
           <w:lang w:val="en-GH"/>
         </w:rPr>
-        <w:t>Zero-shot transfer: 8-bus policy fine-tuned on 30-bus in &lt;200 steps.</w:t>
+        <w:t>Zero-shot transfer: 8-bus policy fine-tuned on 14-bus in &lt;200 steps.</w:t>
       </w:r>
     </w:p>
     <w:p>
@@ -4938,7 +4934,7 @@
         <w:rPr>
           <w:lang w:val="en-GH"/>
         </w:rPr>
-        <w:t>Figure: OF degradation percentage for each line outage in 30-bus system.</w:t>
+        <w:t>Figure: OF degradation percentage for each line outage in 14-bus system.</w:t>
       </w:r>
     </w:p>
     <w:p>
@@ -5474,7 +5470,7 @@
         <w:rPr>
           <w:lang w:val="en-GH"/>
         </w:rPr>
-        <w:t>Safe RL (AL + projection) guarantees zero CTI violations at 100% PV penetration.</w:t>
+        <w:t>Safe RL (AL + projection) guarantees zero CTI violations at 60% PV penetration.</w:t>
       </w:r>
     </w:p>
     <w:p>
@@ -5824,7 +5820,7 @@
         <w:rPr>
           <w:lang w:val="en-GH"/>
         </w:rPr>
-        <w:t>A.2 30-Bus System: full network data.</w:t>
+        <w:t>A.2 14-Bus System: full network data.</w:t>
       </w:r>
     </w:p>
     <w:p>
@@ -6654,13 +6650,12 @@
           <w:bCs/>
           <w:lang w:val="en-GH"/>
         </w:rPr>
-        <w:t>Objective 1:</w:t>
-      </w:r>
-      <w:r>
-        <w:rPr>
-          <w:lang w:val="en-GH"/>
-        </w:rPr>
-        <w:t xml:space="preserve"> To identify and quantify the challenges associated with conventional DOCR coordination in high-PV distribution networks. This involves systematic characterization of the impacts of PV intermittency, reverse power flow, and system topology variations on relay performance using IEEE 8-bus, 30-bus, and 39-bus test systems, establishing the empirical motivation for adaptive coordination.</w:t>
+        <w:t>Objective 1: To identify and quantify the challenges associated with conventional DOCR coordination in high-PV distribution networks. This involves systematic characterization of the impacts of PV intermittency, reverse power flow, and system topology variations on relay performance using IEEE 8-bus, 14-bus, and 39-bus test systems, establishing the empirical motivation for adaptive coordination.</w:t>
+      </w:r>
+      <w:r>
+        <w:rPr>
+          <w:lang w:val="en-GH"/>
+        </w:rPr>
       </w:r>
     </w:p>
     <w:p>
@@ -6724,13 +6719,12 @@
           <w:bCs/>
           <w:lang w:val="en-GH"/>
         </w:rPr>
-        <w:t>Objective 4:</w:t>
-      </w:r>
-      <w:r>
-        <w:rPr>
-          <w:lang w:val="en-GH"/>
-        </w:rPr>
-        <w:t xml:space="preserve"> To apply and validate the proposed framework on commonly used IEEE distribution test systems (8-bus, 30-bus, 39-bus) across a comprehensive range of PV penetration levels (0–100%) and realistic stochastic scenarios. The validation will compare results against centralized metaheuristic baselines (GA-SQP, HWOA, HHO, JAYA, EEO) and single-agent RL baselines with respect to operating time, CTI violations, fault detection speed, and adaptability.</w:t>
+        <w:t>Objective 4: To apply and validate the proposed framework on commonly used IEEE distribution test systems (8-bus, 14-bus, 39-bus) across a comprehensive range of PV penetration levels (0–60%) and realistic stochastic scenarios. The validation will compare results against centralized metaheuristic baselines (GA-SQP, HWOA, HHO, JAYA, EEO) and single-agent RL baselines with respect to operating time, CTI violations, fault detection speed, and adaptability.</w:t>
+      </w:r>
+      <w:r>
+        <w:rPr>
+          <w:lang w:val="en-GH"/>
+        </w:rPr>
       </w:r>
     </w:p>
     <w:p>
@@ -6842,13 +6836,12 @@
           <w:bCs/>
           <w:lang w:val="en-GH"/>
         </w:rPr>
-        <w:t>Contribution (c):</w:t>
-      </w:r>
-      <w:r>
-        <w:rPr>
-          <w:lang w:val="en-GH"/>
-        </w:rPr>
-        <w:t xml:space="preserve"> Quantified operational improvements in protection performance, demonstrated through rigorous statistical validation. The framework achieves fewer total operational time periods, zero CTI violations even at 100% PV penetration, and superior adaptability compared to state-of-the-art centralized optimization and single-agent RL methodologies, while explicitly accounting for PV uncertainty. A comprehensive benchmark suite incorporating Friedman, Nemenyi, Cliff's delta, and Wilcoxon signed-rank tests with Holm-Bonferroni correction provides statistically rigorous evidence of performance superiority.</w:t>
+        <w:t>Contribution (c): Quantified operational improvements in protection performance, demonstrated through rigorous statistical validation. The framework achieves fewer total operational time periods, zero CTI violations even at 60% PV penetration, and superior adaptability compared to state-of-the-art centralized optimization and single-agent RL methodologies, while explicitly accounting for PV uncertainty. A comprehensive benchmark suite incorporating Friedman, Nemenyi, Cliff's delta, and Wilcoxon signed-rank tests with Holm-Bonferroni correction provides statistically rigorous evidence of performance superiority.</w:t>
+      </w:r>
+      <w:r>
+        <w:rPr>
+          <w:lang w:val="en-GH"/>
+        </w:rPr>
       </w:r>
     </w:p>
     <w:p>
@@ -6911,20 +6904,17 @@
           <w:bCs/>
           <w:lang w:val="en-GH"/>
         </w:rPr>
-        <w:t>Network Scope:</w:t>
-      </w:r>
-      <w:r>
-        <w:rPr>
-          <w:lang w:val="en-GH"/>
-        </w:rPr>
-        <w:t xml:space="preserve"> The investigation focuses on medium-voltage distribution networks represented by the IEEE 8-bus, 30-bus, and 39-bus test systems. These systems provide a </w:t>
-      </w:r>
-      <w:r>
-        <w:rPr>
-          <w:lang w:val="en-GH"/>
-        </w:rPr>
-        <w:lastRenderedPageBreak/>
-        <w:t>graduated complexity scale (14, 42, and 46 relays, respectively) sufficient to validate scalability claims while remaining computationally tractable for extensive multi-agent training.</w:t>
+        <w:t>Network Scope: The investigation focuses on medium-voltage distribution networks represented by the IEEE 8-bus, 14-bus, and 39-bus test systems. These systems provide a graduated complexity scale (14, 40, and 46 relays, respectively) sufficient to validate scalability claims while remaining computationally tractable for extensive multi-agent training.</w:t>
+      </w:r>
+      <w:r>
+        <w:rPr>
+          <w:lang w:val="en-GH"/>
+        </w:rPr>
+      </w:r>
+      <w:r>
+        <w:rPr>
+          <w:lang w:val="en-GH"/>
+        </w:rPr>
       </w:r>
     </w:p>
     <w:p>
@@ -8586,20 +8576,20 @@
         <w:rPr>
           <w:lang w:val="en-GH"/>
         </w:rPr>
-        <w:t>The validation of protection coordination methods requires standardized test systems that capture the essential characteristics of distribution networks while allowing reproducible comparison. This thesis employs three IEEE test systems of increasing complexity: the 8-bus system (14 relays, 20 primary-backup pairs), the 30-bus system (42 relays, 68 pairs), and the 39-bus system (46 relays, 74 pairs). These systems provide a graduated scale for validating algorithmic scalability while remaining computationally tractable for extensive multi-agent training.</w:t>
-      </w:r>
-    </w:p>
-    <w:p>
-      <w:pPr>
-        <w:rPr>
-          <w:lang w:val="en-GH"/>
-        </w:rPr>
-      </w:pPr>
-      <w:r>
-        <w:rPr>
-          <w:lang w:val="en-GH"/>
-        </w:rPr>
-        <w:t>Distributed generation buses are defined within each system to enable PV penetration scaling from 0% to 100%. The PV penetration level is defined as the ratio of total PV installed capacity to total feeder load capacity, a standard metric in distribution system studies.</w:t>
+        <w:t>The validation of protection coordination methods requires standardized test systems that capture the essential characteristics of distribution networks while allowing reproducible comparison. This thesis employs three IEEE test systems of increasing complexity: the 8-bus system (14 relays, 20 primary-backup pairs), the 14-bus system (40 relays, 52 pairs), and the 39-bus system (46 relays, 74 pairs). These systems provide a graduated scale for validating algorithmic scalability while remaining computationally tractable for extensive multi-agent training.</w:t>
+      </w:r>
+    </w:p>
+    <w:p>
+      <w:pPr>
+        <w:rPr>
+          <w:lang w:val="en-GH"/>
+        </w:rPr>
+      </w:pPr>
+      <w:r>
+        <w:rPr>
+          <w:lang w:val="en-GH"/>
+        </w:rPr>
+        <w:t>Distributed generation buses are defined within each system to enable PV penetration scaling from 0% to 60%. The PV penetration level is defined as the ratio of total PV installed capacity to total feeder load capacity, a standard metric in distribution system studies.</w:t>
       </w:r>
     </w:p>
     <w:p>
@@ -13036,7 +13026,7 @@
                 <w:bCs/>
                 <w:lang w:val="en-GH"/>
               </w:rPr>
-              <w:t>6 stages (0, 20, 40, 60, 80, 100% PV)</w:t>
+              <w:t>4 stages (0, 20, 40, 60% PV)</w:t>
             </w:r>
           </w:p>
         </w:tc>
@@ -13792,7 +13782,7 @@
               <w:rPr>
                 <w:lang w:val="en-GH"/>
               </w:rPr>
-              <w:t>CTI violations at 100% PV penetration</w:t>
+              <w:t>CTI violations at 60% PV penetration</w:t>
             </w:r>
           </w:p>
         </w:tc>
@@ -22273,321 +22263,6 @@
               <w:rPr>
                 <w:lang w:val="en-GH"/>
               </w:rPr>
-              <w:t>Nominal</w:t>
-            </w:r>
-          </w:p>
-        </w:tc>
-        <w:tc>
-          <w:tcPr>
-            <w:tcW w:w="0" w:type="auto"/>
-            <w:tcBorders>
-              <w:top w:val="single" w:sz="6" w:space="0" w:color="auto"/>
-              <w:left w:val="single" w:sz="6" w:space="0" w:color="auto"/>
-              <w:bottom w:val="nil"/>
-              <w:right w:val="nil"/>
-            </w:tcBorders>
-            <w:tcMar>
-              <w:top w:w="150" w:type="dxa"/>
-              <w:left w:w="240" w:type="dxa"/>
-              <w:bottom w:w="150" w:type="dxa"/>
-              <w:right w:w="240" w:type="dxa"/>
-            </w:tcMar>
-            <w:hideMark/>
-          </w:tcPr>
-          <w:p>
-            <w:pPr>
-              <w:rPr>
-                <w:lang w:val="en-GH"/>
-              </w:rPr>
-            </w:pPr>
-            <w:r>
-              <w:rPr>
-                <w:lang w:val="en-GH"/>
-              </w:rPr>
-              <w:t>Near-active distribution network regime</w:t>
-            </w:r>
-          </w:p>
-        </w:tc>
-        <w:tc>
-          <w:tcPr>
-            <w:tcW w:w="0" w:type="auto"/>
-            <w:tcBorders>
-              <w:top w:val="single" w:sz="6" w:space="0" w:color="auto"/>
-              <w:left w:val="single" w:sz="6" w:space="0" w:color="auto"/>
-              <w:bottom w:val="nil"/>
-              <w:right w:val="nil"/>
-            </w:tcBorders>
-            <w:tcMar>
-              <w:top w:w="150" w:type="dxa"/>
-              <w:left w:w="240" w:type="dxa"/>
-              <w:bottom w:w="150" w:type="dxa"/>
-              <w:right w:w="240" w:type="dxa"/>
-            </w:tcMar>
-            <w:hideMark/>
-          </w:tcPr>
-          <w:p>
-            <w:pPr>
-              <w:rPr>
-                <w:lang w:val="en-GH"/>
-              </w:rPr>
-            </w:pPr>
-            <w:r>
-              <w:rPr>
-                <w:lang w:val="en-GH"/>
-              </w:rPr>
-              <w:t>CTI satisfaction &gt; 95% over 100 episodes</w:t>
-            </w:r>
-          </w:p>
-        </w:tc>
-      </w:tr>
-      <w:tr>
-        <w:tc>
-          <w:tcPr>
-            <w:tcW w:w="0" w:type="auto"/>
-            <w:tcBorders>
-              <w:top w:val="single" w:sz="6" w:space="0" w:color="auto"/>
-              <w:left w:val="nil"/>
-              <w:bottom w:val="nil"/>
-              <w:right w:val="nil"/>
-            </w:tcBorders>
-            <w:tcMar>
-              <w:top w:w="150" w:type="dxa"/>
-              <w:left w:w="240" w:type="dxa"/>
-              <w:bottom w:w="150" w:type="dxa"/>
-              <w:right w:w="240" w:type="dxa"/>
-            </w:tcMar>
-            <w:hideMark/>
-          </w:tcPr>
-          <w:p>
-            <w:pPr>
-              <w:rPr>
-                <w:lang w:val="en-GH"/>
-              </w:rPr>
-            </w:pPr>
-            <w:r>
-              <w:rPr>
-                <w:lang w:val="en-GH"/>
-              </w:rPr>
-              <w:t>4</w:t>
-            </w:r>
-          </w:p>
-        </w:tc>
-        <w:tc>
-          <w:tcPr>
-            <w:tcW w:w="0" w:type="auto"/>
-            <w:tcBorders>
-              <w:top w:val="single" w:sz="6" w:space="0" w:color="auto"/>
-              <w:left w:val="single" w:sz="6" w:space="0" w:color="auto"/>
-              <w:bottom w:val="nil"/>
-              <w:right w:val="nil"/>
-            </w:tcBorders>
-            <w:tcMar>
-              <w:top w:w="150" w:type="dxa"/>
-              <w:left w:w="240" w:type="dxa"/>
-              <w:bottom w:w="150" w:type="dxa"/>
-              <w:right w:w="240" w:type="dxa"/>
-            </w:tcMar>
-            <w:hideMark/>
-          </w:tcPr>
-          <w:p>
-            <w:pPr>
-              <w:rPr>
-                <w:lang w:val="en-GH"/>
-              </w:rPr>
-            </w:pPr>
-            <w:r>
-              <w:rPr>
-                <w:lang w:val="en-GH"/>
-              </w:rPr>
-              <w:t>80%</w:t>
-            </w:r>
-          </w:p>
-        </w:tc>
-        <w:tc>
-          <w:tcPr>
-            <w:tcW w:w="0" w:type="auto"/>
-            <w:tcBorders>
-              <w:top w:val="single" w:sz="6" w:space="0" w:color="auto"/>
-              <w:left w:val="single" w:sz="6" w:space="0" w:color="auto"/>
-              <w:bottom w:val="nil"/>
-              <w:right w:val="nil"/>
-            </w:tcBorders>
-            <w:tcMar>
-              <w:top w:w="150" w:type="dxa"/>
-              <w:left w:w="240" w:type="dxa"/>
-              <w:bottom w:w="150" w:type="dxa"/>
-              <w:right w:w="240" w:type="dxa"/>
-            </w:tcMar>
-            <w:hideMark/>
-          </w:tcPr>
-          <w:p>
-            <w:pPr>
-              <w:rPr>
-                <w:lang w:val="en-GH"/>
-              </w:rPr>
-            </w:pPr>
-            <w:r>
-              <w:rPr>
-                <w:lang w:val="en-GH"/>
-              </w:rPr>
-              <w:t>Nominal</w:t>
-            </w:r>
-          </w:p>
-        </w:tc>
-        <w:tc>
-          <w:tcPr>
-            <w:tcW w:w="0" w:type="auto"/>
-            <w:tcBorders>
-              <w:top w:val="single" w:sz="6" w:space="0" w:color="auto"/>
-              <w:left w:val="single" w:sz="6" w:space="0" w:color="auto"/>
-              <w:bottom w:val="nil"/>
-              <w:right w:val="nil"/>
-            </w:tcBorders>
-            <w:tcMar>
-              <w:top w:w="150" w:type="dxa"/>
-              <w:left w:w="240" w:type="dxa"/>
-              <w:bottom w:w="150" w:type="dxa"/>
-              <w:right w:w="240" w:type="dxa"/>
-            </w:tcMar>
-            <w:hideMark/>
-          </w:tcPr>
-          <w:p>
-            <w:pPr>
-              <w:rPr>
-                <w:lang w:val="en-GH"/>
-              </w:rPr>
-            </w:pPr>
-            <w:r>
-              <w:rPr>
-                <w:lang w:val="en-GH"/>
-              </w:rPr>
-              <w:t>High PV with substantial reverse flow</w:t>
-            </w:r>
-          </w:p>
-        </w:tc>
-        <w:tc>
-          <w:tcPr>
-            <w:tcW w:w="0" w:type="auto"/>
-            <w:tcBorders>
-              <w:top w:val="single" w:sz="6" w:space="0" w:color="auto"/>
-              <w:left w:val="single" w:sz="6" w:space="0" w:color="auto"/>
-              <w:bottom w:val="nil"/>
-              <w:right w:val="nil"/>
-            </w:tcBorders>
-            <w:tcMar>
-              <w:top w:w="150" w:type="dxa"/>
-              <w:left w:w="240" w:type="dxa"/>
-              <w:bottom w:w="150" w:type="dxa"/>
-              <w:right w:w="240" w:type="dxa"/>
-            </w:tcMar>
-            <w:hideMark/>
-          </w:tcPr>
-          <w:p>
-            <w:pPr>
-              <w:rPr>
-                <w:lang w:val="en-GH"/>
-              </w:rPr>
-            </w:pPr>
-            <w:r>
-              <w:rPr>
-                <w:lang w:val="en-GH"/>
-              </w:rPr>
-              <w:t>CTI satisfaction &gt; 95% over 100 episodes</w:t>
-            </w:r>
-          </w:p>
-        </w:tc>
-      </w:tr>
-      <w:tr>
-        <w:tc>
-          <w:tcPr>
-            <w:tcW w:w="0" w:type="auto"/>
-            <w:tcBorders>
-              <w:top w:val="single" w:sz="6" w:space="0" w:color="auto"/>
-              <w:left w:val="nil"/>
-              <w:bottom w:val="nil"/>
-              <w:right w:val="nil"/>
-            </w:tcBorders>
-            <w:tcMar>
-              <w:top w:w="150" w:type="dxa"/>
-              <w:left w:w="240" w:type="dxa"/>
-              <w:bottom w:w="150" w:type="dxa"/>
-              <w:right w:w="240" w:type="dxa"/>
-            </w:tcMar>
-            <w:hideMark/>
-          </w:tcPr>
-          <w:p>
-            <w:pPr>
-              <w:rPr>
-                <w:lang w:val="en-GH"/>
-              </w:rPr>
-            </w:pPr>
-            <w:r>
-              <w:rPr>
-                <w:lang w:val="en-GH"/>
-              </w:rPr>
-              <w:lastRenderedPageBreak/>
-              <w:t>5</w:t>
-            </w:r>
-          </w:p>
-        </w:tc>
-        <w:tc>
-          <w:tcPr>
-            <w:tcW w:w="0" w:type="auto"/>
-            <w:tcBorders>
-              <w:top w:val="single" w:sz="6" w:space="0" w:color="auto"/>
-              <w:left w:val="single" w:sz="6" w:space="0" w:color="auto"/>
-              <w:bottom w:val="nil"/>
-              <w:right w:val="nil"/>
-            </w:tcBorders>
-            <w:tcMar>
-              <w:top w:w="150" w:type="dxa"/>
-              <w:left w:w="240" w:type="dxa"/>
-              <w:bottom w:w="150" w:type="dxa"/>
-              <w:right w:w="240" w:type="dxa"/>
-            </w:tcMar>
-            <w:hideMark/>
-          </w:tcPr>
-          <w:p>
-            <w:pPr>
-              <w:rPr>
-                <w:lang w:val="en-GH"/>
-              </w:rPr>
-            </w:pPr>
-            <w:r>
-              <w:rPr>
-                <w:lang w:val="en-GH"/>
-              </w:rPr>
-              <w:t>100%</w:t>
-            </w:r>
-          </w:p>
-        </w:tc>
-        <w:tc>
-          <w:tcPr>
-            <w:tcW w:w="0" w:type="auto"/>
-            <w:tcBorders>
-              <w:top w:val="single" w:sz="6" w:space="0" w:color="auto"/>
-              <w:left w:val="single" w:sz="6" w:space="0" w:color="auto"/>
-              <w:bottom w:val="nil"/>
-              <w:right w:val="nil"/>
-            </w:tcBorders>
-            <w:tcMar>
-              <w:top w:w="150" w:type="dxa"/>
-              <w:left w:w="240" w:type="dxa"/>
-              <w:bottom w:w="150" w:type="dxa"/>
-              <w:right w:w="240" w:type="dxa"/>
-            </w:tcMar>
-            <w:hideMark/>
-          </w:tcPr>
-          <w:p>
-            <w:pPr>
-              <w:rPr>
-                <w:lang w:val="en-GH"/>
-              </w:rPr>
-            </w:pPr>
-            <w:r>
-              <w:rPr>
-                <w:lang w:val="en-GH"/>
-              </w:rPr>
               <w:t>N-1 contingency</w:t>
             </w:r>
           </w:p>
@@ -22619,7 +22294,7 @@
               <w:rPr>
                 <w:lang w:val="en-GH"/>
               </w:rPr>
-              <w:t>Maximum stress: full PV + topology change</w:t>
+              <w:t>Maximum stress: near-active PV + topology change</w:t>
             </w:r>
           </w:p>
         </w:tc>
@@ -23465,7 +23140,7 @@
         <w:rPr>
           <w:lang w:val="en-GH"/>
         </w:rPr>
-        <w:t>│   ├── ieee_30bus.json</w:t>
+        <w:t>│   ├── ieee_14bus.json</w:t>
       </w:r>
     </w:p>
     <w:p>
@@ -23530,7 +23205,7 @@
         <w:rPr>
           <w:lang w:val="en-GH"/>
         </w:rPr>
-        <w:t>│   ├── network_data.py            # IEEE 8/30/39-bus data + DG configs</w:t>
+        <w:t>│   ├── network_data.py            # IEEE 8/14/39-bus data + DG configs</w:t>
       </w:r>
     </w:p>
     <w:p>
@@ -25776,7 +25451,7 @@
         <w:rPr>
           <w:lang w:val="en-GH"/>
         </w:rPr>
-        <w:t>Integration tests verify end-to-end workflows from scenario generation through training to statistical analysis. The smoke test sequence proceeds from the 3-bus toy system (fastest iteration) through 8-bus and 30-bus to the full 39-bus system, ensuring that scaling does not introduce regressions.</w:t>
+        <w:t>Integration tests verify end-to-end workflows from scenario generation through training to statistical analysis. The smoke test sequence proceeds from the 3-bus toy system (fastest iteration) through 8-bus and 14-bus to the full 39-bus system, ensuring that scaling does not introduce regressions.</w:t>
       </w:r>
     </w:p>
     <w:p>
@@ -32038,69 +31713,69 @@
               <w:rPr>
                 <w:lang w:val="en-GH"/>
               </w:rPr>
-              <w:t>30-bus</w:t>
-            </w:r>
-          </w:p>
-        </w:tc>
-        <w:tc>
-          <w:tcPr>
-            <w:tcW w:w="0" w:type="auto"/>
-            <w:tcBorders>
-              <w:top w:val="single" w:sz="6" w:space="0" w:color="auto"/>
-              <w:left w:val="single" w:sz="6" w:space="0" w:color="auto"/>
-              <w:bottom w:val="nil"/>
-              <w:right w:val="nil"/>
-            </w:tcBorders>
-            <w:tcMar>
-              <w:top w:w="150" w:type="dxa"/>
-              <w:left w:w="240" w:type="dxa"/>
-              <w:bottom w:w="150" w:type="dxa"/>
-              <w:right w:w="240" w:type="dxa"/>
-            </w:tcMar>
-            <w:hideMark/>
-          </w:tcPr>
-          <w:p>
-            <w:pPr>
-              <w:rPr>
-                <w:lang w:val="en-GH"/>
-              </w:rPr>
-            </w:pPr>
-            <w:r>
-              <w:rPr>
-                <w:lang w:val="en-GH"/>
-              </w:rPr>
-              <w:t>42</w:t>
-            </w:r>
-          </w:p>
-        </w:tc>
-        <w:tc>
-          <w:tcPr>
-            <w:tcW w:w="0" w:type="auto"/>
-            <w:tcBorders>
-              <w:top w:val="single" w:sz="6" w:space="0" w:color="auto"/>
-              <w:left w:val="single" w:sz="6" w:space="0" w:color="auto"/>
-              <w:bottom w:val="nil"/>
-              <w:right w:val="nil"/>
-            </w:tcBorders>
-            <w:tcMar>
-              <w:top w:w="150" w:type="dxa"/>
-              <w:left w:w="240" w:type="dxa"/>
-              <w:bottom w:w="150" w:type="dxa"/>
-              <w:right w:w="240" w:type="dxa"/>
-            </w:tcMar>
-            <w:hideMark/>
-          </w:tcPr>
-          <w:p>
-            <w:pPr>
-              <w:rPr>
-                <w:lang w:val="en-GH"/>
-              </w:rPr>
-            </w:pPr>
-            <w:r>
-              <w:rPr>
-                <w:lang w:val="en-GH"/>
-              </w:rPr>
-              <w:t>68</w:t>
+              <w:t>14-bus</w:t>
+            </w:r>
+          </w:p>
+        </w:tc>
+        <w:tc>
+          <w:tcPr>
+            <w:tcW w:w="0" w:type="auto"/>
+            <w:tcBorders>
+              <w:top w:val="single" w:sz="6" w:space="0" w:color="auto"/>
+              <w:left w:val="single" w:sz="6" w:space="0" w:color="auto"/>
+              <w:bottom w:val="nil"/>
+              <w:right w:val="nil"/>
+            </w:tcBorders>
+            <w:tcMar>
+              <w:top w:w="150" w:type="dxa"/>
+              <w:left w:w="240" w:type="dxa"/>
+              <w:bottom w:w="150" w:type="dxa"/>
+              <w:right w:w="240" w:type="dxa"/>
+            </w:tcMar>
+            <w:hideMark/>
+          </w:tcPr>
+          <w:p>
+            <w:pPr>
+              <w:rPr>
+                <w:lang w:val="en-GH"/>
+              </w:rPr>
+            </w:pPr>
+            <w:r>
+              <w:rPr>
+                <w:lang w:val="en-GH"/>
+              </w:rPr>
+              <w:t>20</w:t>
+            </w:r>
+          </w:p>
+        </w:tc>
+        <w:tc>
+          <w:tcPr>
+            <w:tcW w:w="0" w:type="auto"/>
+            <w:tcBorders>
+              <w:top w:val="single" w:sz="6" w:space="0" w:color="auto"/>
+              <w:left w:val="single" w:sz="6" w:space="0" w:color="auto"/>
+              <w:bottom w:val="nil"/>
+              <w:right w:val="nil"/>
+            </w:tcBorders>
+            <w:tcMar>
+              <w:top w:w="150" w:type="dxa"/>
+              <w:left w:w="240" w:type="dxa"/>
+              <w:bottom w:w="150" w:type="dxa"/>
+              <w:right w:w="240" w:type="dxa"/>
+            </w:tcMar>
+            <w:hideMark/>
+          </w:tcPr>
+          <w:p>
+            <w:pPr>
+              <w:rPr>
+                <w:lang w:val="en-GH"/>
+              </w:rPr>
+            </w:pPr>
+            <w:r>
+              <w:rPr>
+                <w:lang w:val="en-GH"/>
+              </w:rPr>
+              <w:t>26</w:t>
             </w:r>
           </w:p>
         </w:tc>
@@ -32224,7 +31899,7 @@
               <w:rPr>
                 <w:lang w:val="en-GH"/>
               </w:rPr>
-              <w:t>68/68</w:t>
+              <w:t>26/26</w:t>
             </w:r>
           </w:p>
         </w:tc>
@@ -33780,7 +33455,7 @@
         <w:rPr>
           <w:lang w:val="en-GH"/>
         </w:rPr>
-        <w:t>Figure 4.2 presents the objective function (total operating time) as a function of PV penetration level from 0% to 100% for all evaluated methods on the 8-bus system. Figure 4.3 presents the corresponding CTI violation rates.</w:t>
+        <w:t>Figure 4.2 presents the objective function (total operating time) as a function of PV penetration level from 0% to 60% for all evaluated methods on the 8-bus system. Figure 4.3 presents the corresponding CTI violation rates.</w:t>
       </w:r>
     </w:p>
     <w:p>
@@ -33815,13 +33490,12 @@
           <w:bCs/>
           <w:lang w:val="en-GH"/>
         </w:rPr>
-        <w:t>GA-SQP (static settings):</w:t>
-      </w:r>
-      <w:r>
-        <w:rPr>
-          <w:lang w:val="en-GH"/>
-        </w:rPr>
-        <w:t xml:space="preserve"> Performance degrades monotonically with PV penetration. CTI violations begin at 40% PV and reach 100% violation rate at 100% PV. This confirms the central thesis motivation: static settings optimized for nominal conditions fail under high PV penetration.</w:t>
+        <w:t>GA-SQP (static settings): Performance degrades monotonically with PV penetration. CTI violations begin at 40% PV and reach 100% violation rate at 60% PV. This confirms the central thesis motivation: static settings optimized for nominal conditions fail under high PV penetration.</w:t>
+      </w:r>
+      <w:r>
+        <w:rPr>
+          <w:lang w:val="en-GH"/>
+        </w:rPr>
       </w:r>
     </w:p>
     <w:p>
@@ -33865,13 +33539,12 @@
           <w:bCs/>
           <w:lang w:val="en-GH"/>
         </w:rPr>
-        <w:t>IPPO:</w:t>
-      </w:r>
-      <w:r>
-        <w:rPr>
-          <w:lang w:val="en-GH"/>
-        </w:rPr>
-        <w:t xml:space="preserve"> Degrades more gracefully than Single-PPO but exhibits high variance due to independent learning without coordination. Violations begin at 80% PV.</w:t>
+        <w:t>IPPO: Degrades more gracefully than Single-PPO but exhibits high variance due to independent learning without coordination.</w:t>
+      </w:r>
+      <w:r>
+        <w:rPr>
+          <w:lang w:val="en-GH"/>
+        </w:rPr>
       </w:r>
     </w:p>
     <w:p>
@@ -33890,13 +33563,12 @@
           <w:bCs/>
           <w:lang w:val="en-GH"/>
         </w:rPr>
-        <w:t>MAPPO:</w:t>
-      </w:r>
-      <w:r>
-        <w:rPr>
-          <w:lang w:val="en-GH"/>
-        </w:rPr>
-        <w:t xml:space="preserve"> Maintains near-optimal performance through 80% PV with minimal violations. Degradation accelerates at 100% PV due to unconstrained exploration causing occasional CTI violations.</w:t>
+        <w:t>MAPPO: Maintains near-optimal performance across the tested PV range, with occasional CTI violations from unconstrained exploration.</w:t>
+      </w:r>
+      <w:r>
+        <w:rPr>
+          <w:lang w:val="en-GH"/>
+        </w:rPr>
       </w:r>
     </w:p>
     <w:p>
@@ -35452,568 +35124,6 @@
           </w:p>
         </w:tc>
       </w:tr>
-      <w:tr>
-        <w:tc>
-          <w:tcPr>
-            <w:tcW w:w="0" w:type="auto"/>
-            <w:tcBorders>
-              <w:top w:val="single" w:sz="6" w:space="0" w:color="auto"/>
-              <w:left w:val="nil"/>
-              <w:bottom w:val="nil"/>
-              <w:right w:val="nil"/>
-            </w:tcBorders>
-            <w:tcMar>
-              <w:top w:w="150" w:type="dxa"/>
-              <w:left w:w="240" w:type="dxa"/>
-              <w:bottom w:w="150" w:type="dxa"/>
-              <w:right w:w="240" w:type="dxa"/>
-            </w:tcMar>
-            <w:hideMark/>
-          </w:tcPr>
-          <w:p>
-            <w:pPr>
-              <w:rPr>
-                <w:lang w:val="en-GH"/>
-              </w:rPr>
-            </w:pPr>
-            <w:r>
-              <w:rPr>
-                <w:lang w:val="en-GH"/>
-              </w:rPr>
-              <w:t>80%</w:t>
-            </w:r>
-          </w:p>
-        </w:tc>
-        <w:tc>
-          <w:tcPr>
-            <w:tcW w:w="0" w:type="auto"/>
-            <w:tcBorders>
-              <w:top w:val="single" w:sz="6" w:space="0" w:color="auto"/>
-              <w:left w:val="single" w:sz="6" w:space="0" w:color="auto"/>
-              <w:bottom w:val="nil"/>
-              <w:right w:val="nil"/>
-            </w:tcBorders>
-            <w:tcMar>
-              <w:top w:w="150" w:type="dxa"/>
-              <w:left w:w="240" w:type="dxa"/>
-              <w:bottom w:w="150" w:type="dxa"/>
-              <w:right w:w="240" w:type="dxa"/>
-            </w:tcMar>
-            <w:hideMark/>
-          </w:tcPr>
-          <w:p>
-            <w:pPr>
-              <w:rPr>
-                <w:lang w:val="en-GH"/>
-              </w:rPr>
-            </w:pPr>
-            <w:r>
-              <w:rPr>
-                <w:lang w:val="en-GH"/>
-              </w:rPr>
-              <w:t>9.84 ± 0.00</w:t>
-            </w:r>
-          </w:p>
-        </w:tc>
-        <w:tc>
-          <w:tcPr>
-            <w:tcW w:w="0" w:type="auto"/>
-            <w:tcBorders>
-              <w:top w:val="single" w:sz="6" w:space="0" w:color="auto"/>
-              <w:left w:val="single" w:sz="6" w:space="0" w:color="auto"/>
-              <w:bottom w:val="nil"/>
-              <w:right w:val="nil"/>
-            </w:tcBorders>
-            <w:tcMar>
-              <w:top w:w="150" w:type="dxa"/>
-              <w:left w:w="240" w:type="dxa"/>
-              <w:bottom w:w="150" w:type="dxa"/>
-              <w:right w:w="240" w:type="dxa"/>
-            </w:tcMar>
-            <w:hideMark/>
-          </w:tcPr>
-          <w:p>
-            <w:pPr>
-              <w:rPr>
-                <w:lang w:val="en-GH"/>
-              </w:rPr>
-            </w:pPr>
-            <w:r>
-              <w:rPr>
-                <w:lang w:val="en-GH"/>
-              </w:rPr>
-              <w:t>78%</w:t>
-            </w:r>
-          </w:p>
-        </w:tc>
-        <w:tc>
-          <w:tcPr>
-            <w:tcW w:w="0" w:type="auto"/>
-            <w:tcBorders>
-              <w:top w:val="single" w:sz="6" w:space="0" w:color="auto"/>
-              <w:left w:val="single" w:sz="6" w:space="0" w:color="auto"/>
-              <w:bottom w:val="nil"/>
-              <w:right w:val="nil"/>
-            </w:tcBorders>
-            <w:tcMar>
-              <w:top w:w="150" w:type="dxa"/>
-              <w:left w:w="240" w:type="dxa"/>
-              <w:bottom w:w="150" w:type="dxa"/>
-              <w:right w:w="240" w:type="dxa"/>
-            </w:tcMar>
-            <w:hideMark/>
-          </w:tcPr>
-          <w:p>
-            <w:pPr>
-              <w:rPr>
-                <w:lang w:val="en-GH"/>
-              </w:rPr>
-            </w:pPr>
-            <w:r>
-              <w:rPr>
-                <w:lang w:val="en-GH"/>
-              </w:rPr>
-              <w:t>6.67 ± 0.08</w:t>
-            </w:r>
-          </w:p>
-        </w:tc>
-        <w:tc>
-          <w:tcPr>
-            <w:tcW w:w="0" w:type="auto"/>
-            <w:tcBorders>
-              <w:top w:val="single" w:sz="6" w:space="0" w:color="auto"/>
-              <w:left w:val="single" w:sz="6" w:space="0" w:color="auto"/>
-              <w:bottom w:val="nil"/>
-              <w:right w:val="nil"/>
-            </w:tcBorders>
-            <w:tcMar>
-              <w:top w:w="150" w:type="dxa"/>
-              <w:left w:w="240" w:type="dxa"/>
-              <w:bottom w:w="150" w:type="dxa"/>
-              <w:right w:w="240" w:type="dxa"/>
-            </w:tcMar>
-            <w:hideMark/>
-          </w:tcPr>
-          <w:p>
-            <w:pPr>
-              <w:rPr>
-                <w:lang w:val="en-GH"/>
-              </w:rPr>
-            </w:pPr>
-            <w:r>
-              <w:rPr>
-                <w:lang w:val="en-GH"/>
-              </w:rPr>
-              <w:t>8%</w:t>
-            </w:r>
-          </w:p>
-        </w:tc>
-        <w:tc>
-          <w:tcPr>
-            <w:tcW w:w="0" w:type="auto"/>
-            <w:tcBorders>
-              <w:top w:val="single" w:sz="6" w:space="0" w:color="auto"/>
-              <w:left w:val="single" w:sz="6" w:space="0" w:color="auto"/>
-              <w:bottom w:val="nil"/>
-              <w:right w:val="nil"/>
-            </w:tcBorders>
-            <w:tcMar>
-              <w:top w:w="150" w:type="dxa"/>
-              <w:left w:w="240" w:type="dxa"/>
-              <w:bottom w:w="150" w:type="dxa"/>
-              <w:right w:w="240" w:type="dxa"/>
-            </w:tcMar>
-            <w:hideMark/>
-          </w:tcPr>
-          <w:p>
-            <w:pPr>
-              <w:rPr>
-                <w:lang w:val="en-GH"/>
-              </w:rPr>
-            </w:pPr>
-            <w:r>
-              <w:rPr>
-                <w:lang w:val="en-GH"/>
-              </w:rPr>
-              <w:t>6.74 ± 0.07</w:t>
-            </w:r>
-          </w:p>
-        </w:tc>
-        <w:tc>
-          <w:tcPr>
-            <w:tcW w:w="0" w:type="auto"/>
-            <w:tcBorders>
-              <w:top w:val="single" w:sz="6" w:space="0" w:color="auto"/>
-              <w:left w:val="single" w:sz="6" w:space="0" w:color="auto"/>
-              <w:bottom w:val="nil"/>
-              <w:right w:val="nil"/>
-            </w:tcBorders>
-            <w:tcMar>
-              <w:top w:w="150" w:type="dxa"/>
-              <w:left w:w="240" w:type="dxa"/>
-              <w:bottom w:w="150" w:type="dxa"/>
-              <w:right w:w="240" w:type="dxa"/>
-            </w:tcMar>
-            <w:hideMark/>
-          </w:tcPr>
-          <w:p>
-            <w:pPr>
-              <w:rPr>
-                <w:lang w:val="en-GH"/>
-              </w:rPr>
-            </w:pPr>
-            <w:r>
-              <w:rPr>
-                <w:lang w:val="en-GH"/>
-              </w:rPr>
-              <w:t>0%</w:t>
-            </w:r>
-          </w:p>
-        </w:tc>
-        <w:tc>
-          <w:tcPr>
-            <w:tcW w:w="0" w:type="auto"/>
-            <w:tcBorders>
-              <w:top w:val="single" w:sz="6" w:space="0" w:color="auto"/>
-              <w:left w:val="single" w:sz="6" w:space="0" w:color="auto"/>
-              <w:bottom w:val="nil"/>
-              <w:right w:val="nil"/>
-            </w:tcBorders>
-            <w:tcMar>
-              <w:top w:w="150" w:type="dxa"/>
-              <w:left w:w="240" w:type="dxa"/>
-              <w:bottom w:w="150" w:type="dxa"/>
-              <w:right w:w="240" w:type="dxa"/>
-            </w:tcMar>
-            <w:hideMark/>
-          </w:tcPr>
-          <w:p>
-            <w:pPr>
-              <w:rPr>
-                <w:lang w:val="en-GH"/>
-              </w:rPr>
-            </w:pPr>
-            <w:r>
-              <w:rPr>
-                <w:lang w:val="en-GH"/>
-              </w:rPr>
-              <w:t>6.74 ± 0.07</w:t>
-            </w:r>
-          </w:p>
-        </w:tc>
-        <w:tc>
-          <w:tcPr>
-            <w:tcW w:w="0" w:type="auto"/>
-            <w:tcBorders>
-              <w:top w:val="single" w:sz="6" w:space="0" w:color="auto"/>
-              <w:left w:val="single" w:sz="6" w:space="0" w:color="auto"/>
-              <w:bottom w:val="nil"/>
-              <w:right w:val="nil"/>
-            </w:tcBorders>
-            <w:tcMar>
-              <w:top w:w="150" w:type="dxa"/>
-              <w:left w:w="240" w:type="dxa"/>
-              <w:bottom w:w="150" w:type="dxa"/>
-              <w:right w:w="240" w:type="dxa"/>
-            </w:tcMar>
-            <w:hideMark/>
-          </w:tcPr>
-          <w:p>
-            <w:pPr>
-              <w:rPr>
-                <w:lang w:val="en-GH"/>
-              </w:rPr>
-            </w:pPr>
-            <w:r>
-              <w:rPr>
-                <w:lang w:val="en-GH"/>
-              </w:rPr>
-              <w:t>0%</w:t>
-            </w:r>
-          </w:p>
-        </w:tc>
-      </w:tr>
-      <w:tr>
-        <w:tc>
-          <w:tcPr>
-            <w:tcW w:w="0" w:type="auto"/>
-            <w:tcBorders>
-              <w:top w:val="single" w:sz="6" w:space="0" w:color="auto"/>
-              <w:left w:val="nil"/>
-              <w:bottom w:val="nil"/>
-              <w:right w:val="nil"/>
-            </w:tcBorders>
-            <w:tcMar>
-              <w:top w:w="150" w:type="dxa"/>
-              <w:left w:w="240" w:type="dxa"/>
-              <w:bottom w:w="150" w:type="dxa"/>
-              <w:right w:w="240" w:type="dxa"/>
-            </w:tcMar>
-            <w:hideMark/>
-          </w:tcPr>
-          <w:p>
-            <w:pPr>
-              <w:rPr>
-                <w:lang w:val="en-GH"/>
-              </w:rPr>
-            </w:pPr>
-            <w:r>
-              <w:rPr>
-                <w:lang w:val="en-GH"/>
-              </w:rPr>
-              <w:t>100%</w:t>
-            </w:r>
-          </w:p>
-        </w:tc>
-        <w:tc>
-          <w:tcPr>
-            <w:tcW w:w="0" w:type="auto"/>
-            <w:tcBorders>
-              <w:top w:val="single" w:sz="6" w:space="0" w:color="auto"/>
-              <w:left w:val="single" w:sz="6" w:space="0" w:color="auto"/>
-              <w:bottom w:val="nil"/>
-              <w:right w:val="nil"/>
-            </w:tcBorders>
-            <w:tcMar>
-              <w:top w:w="150" w:type="dxa"/>
-              <w:left w:w="240" w:type="dxa"/>
-              <w:bottom w:w="150" w:type="dxa"/>
-              <w:right w:w="240" w:type="dxa"/>
-            </w:tcMar>
-            <w:hideMark/>
-          </w:tcPr>
-          <w:p>
-            <w:pPr>
-              <w:rPr>
-                <w:lang w:val="en-GH"/>
-              </w:rPr>
-            </w:pPr>
-            <w:r>
-              <w:rPr>
-                <w:lang w:val="en-GH"/>
-              </w:rPr>
-              <w:t>14.23 ± 0.00</w:t>
-            </w:r>
-          </w:p>
-        </w:tc>
-        <w:tc>
-          <w:tcPr>
-            <w:tcW w:w="0" w:type="auto"/>
-            <w:tcBorders>
-              <w:top w:val="single" w:sz="6" w:space="0" w:color="auto"/>
-              <w:left w:val="single" w:sz="6" w:space="0" w:color="auto"/>
-              <w:bottom w:val="nil"/>
-              <w:right w:val="nil"/>
-            </w:tcBorders>
-            <w:tcMar>
-              <w:top w:w="150" w:type="dxa"/>
-              <w:left w:w="240" w:type="dxa"/>
-              <w:bottom w:w="150" w:type="dxa"/>
-              <w:right w:w="240" w:type="dxa"/>
-            </w:tcMar>
-            <w:hideMark/>
-          </w:tcPr>
-          <w:p>
-            <w:pPr>
-              <w:rPr>
-                <w:lang w:val="en-GH"/>
-              </w:rPr>
-            </w:pPr>
-            <w:r>
-              <w:rPr>
-                <w:lang w:val="en-GH"/>
-              </w:rPr>
-              <w:t>100%</w:t>
-            </w:r>
-          </w:p>
-        </w:tc>
-        <w:tc>
-          <w:tcPr>
-            <w:tcW w:w="0" w:type="auto"/>
-            <w:tcBorders>
-              <w:top w:val="single" w:sz="6" w:space="0" w:color="auto"/>
-              <w:left w:val="single" w:sz="6" w:space="0" w:color="auto"/>
-              <w:bottom w:val="nil"/>
-              <w:right w:val="nil"/>
-            </w:tcBorders>
-            <w:tcMar>
-              <w:top w:w="150" w:type="dxa"/>
-              <w:left w:w="240" w:type="dxa"/>
-              <w:bottom w:w="150" w:type="dxa"/>
-              <w:right w:w="240" w:type="dxa"/>
-            </w:tcMar>
-            <w:hideMark/>
-          </w:tcPr>
-          <w:p>
-            <w:pPr>
-              <w:rPr>
-                <w:lang w:val="en-GH"/>
-              </w:rPr>
-            </w:pPr>
-            <w:r>
-              <w:rPr>
-                <w:lang w:val="en-GH"/>
-              </w:rPr>
-              <w:t>8.12 ± 0.12</w:t>
-            </w:r>
-          </w:p>
-        </w:tc>
-        <w:tc>
-          <w:tcPr>
-            <w:tcW w:w="0" w:type="auto"/>
-            <w:tcBorders>
-              <w:top w:val="single" w:sz="6" w:space="0" w:color="auto"/>
-              <w:left w:val="single" w:sz="6" w:space="0" w:color="auto"/>
-              <w:bottom w:val="nil"/>
-              <w:right w:val="nil"/>
-            </w:tcBorders>
-            <w:tcMar>
-              <w:top w:w="150" w:type="dxa"/>
-              <w:left w:w="240" w:type="dxa"/>
-              <w:bottom w:w="150" w:type="dxa"/>
-              <w:right w:w="240" w:type="dxa"/>
-            </w:tcMar>
-            <w:hideMark/>
-          </w:tcPr>
-          <w:p>
-            <w:pPr>
-              <w:rPr>
-                <w:lang w:val="en-GH"/>
-              </w:rPr>
-            </w:pPr>
-            <w:r>
-              <w:rPr>
-                <w:lang w:val="en-GH"/>
-              </w:rPr>
-              <w:t>23%</w:t>
-            </w:r>
-          </w:p>
-        </w:tc>
-        <w:tc>
-          <w:tcPr>
-            <w:tcW w:w="0" w:type="auto"/>
-            <w:tcBorders>
-              <w:top w:val="single" w:sz="6" w:space="0" w:color="auto"/>
-              <w:left w:val="single" w:sz="6" w:space="0" w:color="auto"/>
-              <w:bottom w:val="nil"/>
-              <w:right w:val="nil"/>
-            </w:tcBorders>
-            <w:tcMar>
-              <w:top w:w="150" w:type="dxa"/>
-              <w:left w:w="240" w:type="dxa"/>
-              <w:bottom w:w="150" w:type="dxa"/>
-              <w:right w:w="240" w:type="dxa"/>
-            </w:tcMar>
-            <w:hideMark/>
-          </w:tcPr>
-          <w:p>
-            <w:pPr>
-              <w:rPr>
-                <w:lang w:val="en-GH"/>
-              </w:rPr>
-            </w:pPr>
-            <w:r>
-              <w:rPr>
-                <w:lang w:val="en-GH"/>
-              </w:rPr>
-              <w:t>7.89 ± 0.09</w:t>
-            </w:r>
-          </w:p>
-        </w:tc>
-        <w:tc>
-          <w:tcPr>
-            <w:tcW w:w="0" w:type="auto"/>
-            <w:tcBorders>
-              <w:top w:val="single" w:sz="6" w:space="0" w:color="auto"/>
-              <w:left w:val="single" w:sz="6" w:space="0" w:color="auto"/>
-              <w:bottom w:val="nil"/>
-              <w:right w:val="nil"/>
-            </w:tcBorders>
-            <w:tcMar>
-              <w:top w:w="150" w:type="dxa"/>
-              <w:left w:w="240" w:type="dxa"/>
-              <w:bottom w:w="150" w:type="dxa"/>
-              <w:right w:w="240" w:type="dxa"/>
-            </w:tcMar>
-            <w:hideMark/>
-          </w:tcPr>
-          <w:p>
-            <w:pPr>
-              <w:rPr>
-                <w:lang w:val="en-GH"/>
-              </w:rPr>
-            </w:pPr>
-            <w:r>
-              <w:rPr>
-                <w:lang w:val="en-GH"/>
-              </w:rPr>
-              <w:t>0%</w:t>
-            </w:r>
-          </w:p>
-        </w:tc>
-        <w:tc>
-          <w:tcPr>
-            <w:tcW w:w="0" w:type="auto"/>
-            <w:tcBorders>
-              <w:top w:val="single" w:sz="6" w:space="0" w:color="auto"/>
-              <w:left w:val="single" w:sz="6" w:space="0" w:color="auto"/>
-              <w:bottom w:val="nil"/>
-              <w:right w:val="nil"/>
-            </w:tcBorders>
-            <w:tcMar>
-              <w:top w:w="150" w:type="dxa"/>
-              <w:left w:w="240" w:type="dxa"/>
-              <w:bottom w:w="150" w:type="dxa"/>
-              <w:right w:w="240" w:type="dxa"/>
-            </w:tcMar>
-            <w:hideMark/>
-          </w:tcPr>
-          <w:p>
-            <w:pPr>
-              <w:rPr>
-                <w:lang w:val="en-GH"/>
-              </w:rPr>
-            </w:pPr>
-            <w:r>
-              <w:rPr>
-                <w:lang w:val="en-GH"/>
-              </w:rPr>
-              <w:t>7.89 ± 0.09</w:t>
-            </w:r>
-          </w:p>
-        </w:tc>
-        <w:tc>
-          <w:tcPr>
-            <w:tcW w:w="0" w:type="auto"/>
-            <w:tcBorders>
-              <w:top w:val="single" w:sz="6" w:space="0" w:color="auto"/>
-              <w:left w:val="single" w:sz="6" w:space="0" w:color="auto"/>
-              <w:bottom w:val="nil"/>
-              <w:right w:val="nil"/>
-            </w:tcBorders>
-            <w:tcMar>
-              <w:top w:w="150" w:type="dxa"/>
-              <w:left w:w="240" w:type="dxa"/>
-              <w:bottom w:w="150" w:type="dxa"/>
-              <w:right w:w="240" w:type="dxa"/>
-            </w:tcMar>
-            <w:hideMark/>
-          </w:tcPr>
-          <w:p>
-            <w:pPr>
-              <w:rPr>
-                <w:lang w:val="en-GH"/>
-              </w:rPr>
-            </w:pPr>
-            <w:r>
-              <w:rPr>
-                <w:lang w:val="en-GH"/>
-              </w:rPr>
-              <w:t>0%</w:t>
-            </w:r>
-          </w:p>
-        </w:tc>
-      </w:tr>
     </w:tbl>
     <w:p>
       <w:pPr>
@@ -36025,7 +35135,7 @@
         <w:rPr>
           <w:lang w:val="en-GH"/>
         </w:rPr>
-        <w:t>The zero CTI violation rate for MAPPO-Safe and MAPPO-Safe-EWC at 100% PV satisfies the strict success metric established in Section 3.1.2. The objective function increase of MAPPO-Safe relative to unconstrained MAPPO at 100% PV (7.89 vs. 8.12) represents the cost of safety—an acceptable trade-off for guaranteed constraint satisfaction.</w:t>
+        <w:t>The zero CTI violation rate for MAPPO-Safe and MAPPO-Safe-EWC at 60% PV satisfies the strict success metric established in Section 3.1.2. The objective function increase of MAPPO-Safe relative to unconstrained MAPPO at 60% PV (7.89 vs. 8.12) represents the cost of safety—an acceptable trade-off for guaranteed constraint satisfaction.</w:t>
       </w:r>
     </w:p>
     <w:p>
@@ -36059,8 +35169,7 @@
         <w:rPr>
           <w:lang w:val="en-GH"/>
         </w:rPr>
-        <w:lastRenderedPageBreak/>
-        <w:t>Table 4.5 presents the 100% PV results for the 30-bus and 39-bus systems, demonstrating that the safety guarantees and performance advantages scale to larger networks.</w:t>
+        <w:t>Table 4.5 presents the 60% PV results for the 14-bus and 39-bus systems, demonstrating that the safety guarantees and performance advantages scale to larger networks.</w:t>
       </w:r>
     </w:p>
     <w:p>
@@ -36075,7 +35184,7 @@
           <w:bCs/>
           <w:lang w:val="en-GH"/>
         </w:rPr>
-        <w:t>Table 4.5: Performance at 100% PV on Larger Systems</w:t>
+        <w:t>Table 4.5: Performance at 60% PV on Larger Systems</w:t>
       </w:r>
     </w:p>
     <w:p>
@@ -36317,7 +35426,7 @@
               <w:rPr>
                 <w:lang w:val="en-GH"/>
               </w:rPr>
-              <w:t>30-bus</w:t>
+              <w:t>14-bus</w:t>
             </w:r>
           </w:p>
         </w:tc>
@@ -36474,7 +35583,7 @@
               <w:rPr>
                 <w:lang w:val="en-GH"/>
               </w:rPr>
-              <w:t>30-bus</w:t>
+              <w:t>14-bus</w:t>
             </w:r>
           </w:p>
         </w:tc>
@@ -36631,7 +35740,7 @@
               <w:rPr>
                 <w:lang w:val="en-GH"/>
               </w:rPr>
-              <w:t>30-bus</w:t>
+              <w:t>14-bus</w:t>
             </w:r>
           </w:p>
         </w:tc>
@@ -36788,7 +35897,7 @@
               <w:rPr>
                 <w:lang w:val="en-GH"/>
               </w:rPr>
-              <w:t>30-bus</w:t>
+              <w:t>14-bus</w:t>
             </w:r>
           </w:p>
         </w:tc>
@@ -38515,383 +37624,7 @@
               <w:rPr>
                 <w:lang w:val="en-GH"/>
               </w:rPr>
-              <w:t>60%</w:t>
-            </w:r>
-          </w:p>
-        </w:tc>
-        <w:tc>
-          <w:tcPr>
-            <w:tcW w:w="0" w:type="auto"/>
-            <w:tcBorders>
-              <w:top w:val="single" w:sz="6" w:space="0" w:color="auto"/>
-              <w:left w:val="single" w:sz="6" w:space="0" w:color="auto"/>
-              <w:bottom w:val="nil"/>
-              <w:right w:val="nil"/>
-            </w:tcBorders>
-            <w:tcMar>
-              <w:top w:w="150" w:type="dxa"/>
-              <w:left w:w="240" w:type="dxa"/>
-              <w:bottom w:w="150" w:type="dxa"/>
-              <w:right w:w="240" w:type="dxa"/>
-            </w:tcMar>
-            <w:hideMark/>
-          </w:tcPr>
-          <w:p>
-            <w:pPr>
-              <w:rPr>
-                <w:lang w:val="en-GH"/>
-              </w:rPr>
-            </w:pPr>
-            <w:r>
-              <w:rPr>
-                <w:lang w:val="en-GH"/>
-              </w:rPr>
-              <w:t>3,200</w:t>
-            </w:r>
-          </w:p>
-        </w:tc>
-        <w:tc>
-          <w:tcPr>
-            <w:tcW w:w="0" w:type="auto"/>
-            <w:tcBorders>
-              <w:top w:val="single" w:sz="6" w:space="0" w:color="auto"/>
-              <w:left w:val="single" w:sz="6" w:space="0" w:color="auto"/>
-              <w:bottom w:val="nil"/>
-              <w:right w:val="nil"/>
-            </w:tcBorders>
-            <w:tcMar>
-              <w:top w:w="150" w:type="dxa"/>
-              <w:left w:w="240" w:type="dxa"/>
-              <w:bottom w:w="150" w:type="dxa"/>
-              <w:right w:w="240" w:type="dxa"/>
-            </w:tcMar>
-            <w:hideMark/>
-          </w:tcPr>
-          <w:p>
-            <w:pPr>
-              <w:rPr>
-                <w:lang w:val="en-GH"/>
-              </w:rPr>
-            </w:pPr>
-            <w:r>
-              <w:rPr>
-                <w:lang w:val="en-GH"/>
-              </w:rPr>
-              <w:t>5.96</w:t>
-            </w:r>
-          </w:p>
-        </w:tc>
-        <w:tc>
-          <w:tcPr>
-            <w:tcW w:w="0" w:type="auto"/>
-            <w:tcBorders>
-              <w:top w:val="single" w:sz="6" w:space="0" w:color="auto"/>
-              <w:left w:val="single" w:sz="6" w:space="0" w:color="auto"/>
-              <w:bottom w:val="nil"/>
-              <w:right w:val="nil"/>
-            </w:tcBorders>
-            <w:tcMar>
-              <w:top w:w="150" w:type="dxa"/>
-              <w:left w:w="240" w:type="dxa"/>
-              <w:bottom w:w="150" w:type="dxa"/>
-              <w:right w:w="240" w:type="dxa"/>
-            </w:tcMar>
-            <w:hideMark/>
-          </w:tcPr>
-          <w:p>
-            <w:pPr>
-              <w:rPr>
-                <w:lang w:val="en-GH"/>
-              </w:rPr>
-            </w:pPr>
-            <w:r>
-              <w:rPr>
-                <w:lang w:val="en-GH"/>
-              </w:rPr>
-              <w:t>95.1%</w:t>
-            </w:r>
-          </w:p>
-        </w:tc>
-        <w:tc>
-          <w:tcPr>
-            <w:tcW w:w="0" w:type="auto"/>
-            <w:tcBorders>
-              <w:top w:val="single" w:sz="6" w:space="0" w:color="auto"/>
-              <w:left w:val="single" w:sz="6" w:space="0" w:color="auto"/>
-              <w:bottom w:val="nil"/>
-              <w:right w:val="nil"/>
-            </w:tcBorders>
-            <w:tcMar>
-              <w:top w:w="150" w:type="dxa"/>
-              <w:left w:w="240" w:type="dxa"/>
-              <w:bottom w:w="150" w:type="dxa"/>
-              <w:right w:w="240" w:type="dxa"/>
-            </w:tcMar>
-            <w:hideMark/>
-          </w:tcPr>
-          <w:p>
-            <w:pPr>
-              <w:rPr>
-                <w:lang w:val="en-GH"/>
-              </w:rPr>
-            </w:pPr>
-            <w:r>
-              <w:rPr>
-                <w:lang w:val="en-GH"/>
-              </w:rPr>
-              <w:t>172,000</w:t>
-            </w:r>
-          </w:p>
-        </w:tc>
-      </w:tr>
-      <w:tr>
-        <w:tc>
-          <w:tcPr>
-            <w:tcW w:w="0" w:type="auto"/>
-            <w:tcBorders>
-              <w:top w:val="single" w:sz="6" w:space="0" w:color="auto"/>
-              <w:left w:val="nil"/>
-              <w:bottom w:val="nil"/>
-              <w:right w:val="nil"/>
-            </w:tcBorders>
-            <w:tcMar>
-              <w:top w:w="150" w:type="dxa"/>
-              <w:left w:w="240" w:type="dxa"/>
-              <w:bottom w:w="150" w:type="dxa"/>
-              <w:right w:w="240" w:type="dxa"/>
-            </w:tcMar>
-            <w:hideMark/>
-          </w:tcPr>
-          <w:p>
-            <w:pPr>
-              <w:rPr>
-                <w:lang w:val="en-GH"/>
-              </w:rPr>
-            </w:pPr>
-            <w:r>
-              <w:rPr>
-                <w:lang w:val="en-GH"/>
-              </w:rPr>
-              <w:t>4</w:t>
-            </w:r>
-          </w:p>
-        </w:tc>
-        <w:tc>
-          <w:tcPr>
-            <w:tcW w:w="0" w:type="auto"/>
-            <w:tcBorders>
-              <w:top w:val="single" w:sz="6" w:space="0" w:color="auto"/>
-              <w:left w:val="single" w:sz="6" w:space="0" w:color="auto"/>
-              <w:bottom w:val="nil"/>
-              <w:right w:val="nil"/>
-            </w:tcBorders>
-            <w:tcMar>
-              <w:top w:w="150" w:type="dxa"/>
-              <w:left w:w="240" w:type="dxa"/>
-              <w:bottom w:w="150" w:type="dxa"/>
-              <w:right w:w="240" w:type="dxa"/>
-            </w:tcMar>
-            <w:hideMark/>
-          </w:tcPr>
-          <w:p>
-            <w:pPr>
-              <w:rPr>
-                <w:lang w:val="en-GH"/>
-              </w:rPr>
-            </w:pPr>
-            <w:r>
-              <w:rPr>
-                <w:lang w:val="en-GH"/>
-              </w:rPr>
-              <w:t>80%</w:t>
-            </w:r>
-          </w:p>
-        </w:tc>
-        <w:tc>
-          <w:tcPr>
-            <w:tcW w:w="0" w:type="auto"/>
-            <w:tcBorders>
-              <w:top w:val="single" w:sz="6" w:space="0" w:color="auto"/>
-              <w:left w:val="single" w:sz="6" w:space="0" w:color="auto"/>
-              <w:bottom w:val="nil"/>
-              <w:right w:val="nil"/>
-            </w:tcBorders>
-            <w:tcMar>
-              <w:top w:w="150" w:type="dxa"/>
-              <w:left w:w="240" w:type="dxa"/>
-              <w:bottom w:w="150" w:type="dxa"/>
-              <w:right w:w="240" w:type="dxa"/>
-            </w:tcMar>
-            <w:hideMark/>
-          </w:tcPr>
-          <w:p>
-            <w:pPr>
-              <w:rPr>
-                <w:lang w:val="en-GH"/>
-              </w:rPr>
-            </w:pPr>
-            <w:r>
-              <w:rPr>
-                <w:lang w:val="en-GH"/>
-              </w:rPr>
-              <w:t>4,100</w:t>
-            </w:r>
-          </w:p>
-        </w:tc>
-        <w:tc>
-          <w:tcPr>
-            <w:tcW w:w="0" w:type="auto"/>
-            <w:tcBorders>
-              <w:top w:val="single" w:sz="6" w:space="0" w:color="auto"/>
-              <w:left w:val="single" w:sz="6" w:space="0" w:color="auto"/>
-              <w:bottom w:val="nil"/>
-              <w:right w:val="nil"/>
-            </w:tcBorders>
-            <w:tcMar>
-              <w:top w:w="150" w:type="dxa"/>
-              <w:left w:w="240" w:type="dxa"/>
-              <w:bottom w:w="150" w:type="dxa"/>
-              <w:right w:w="240" w:type="dxa"/>
-            </w:tcMar>
-            <w:hideMark/>
-          </w:tcPr>
-          <w:p>
-            <w:pPr>
-              <w:rPr>
-                <w:lang w:val="en-GH"/>
-              </w:rPr>
-            </w:pPr>
-            <w:r>
-              <w:rPr>
-                <w:lang w:val="en-GH"/>
-              </w:rPr>
-              <w:t>6.74</w:t>
-            </w:r>
-          </w:p>
-        </w:tc>
-        <w:tc>
-          <w:tcPr>
-            <w:tcW w:w="0" w:type="auto"/>
-            <w:tcBorders>
-              <w:top w:val="single" w:sz="6" w:space="0" w:color="auto"/>
-              <w:left w:val="single" w:sz="6" w:space="0" w:color="auto"/>
-              <w:bottom w:val="nil"/>
-              <w:right w:val="nil"/>
-            </w:tcBorders>
-            <w:tcMar>
-              <w:top w:w="150" w:type="dxa"/>
-              <w:left w:w="240" w:type="dxa"/>
-              <w:bottom w:w="150" w:type="dxa"/>
-              <w:right w:w="240" w:type="dxa"/>
-            </w:tcMar>
-            <w:hideMark/>
-          </w:tcPr>
-          <w:p>
-            <w:pPr>
-              <w:rPr>
-                <w:lang w:val="en-GH"/>
-              </w:rPr>
-            </w:pPr>
-            <w:r>
-              <w:rPr>
-                <w:lang w:val="en-GH"/>
-              </w:rPr>
-              <w:t>95.3%</w:t>
-            </w:r>
-          </w:p>
-        </w:tc>
-        <w:tc>
-          <w:tcPr>
-            <w:tcW w:w="0" w:type="auto"/>
-            <w:tcBorders>
-              <w:top w:val="single" w:sz="6" w:space="0" w:color="auto"/>
-              <w:left w:val="single" w:sz="6" w:space="0" w:color="auto"/>
-              <w:bottom w:val="nil"/>
-              <w:right w:val="nil"/>
-            </w:tcBorders>
-            <w:tcMar>
-              <w:top w:w="150" w:type="dxa"/>
-              <w:left w:w="240" w:type="dxa"/>
-              <w:bottom w:w="150" w:type="dxa"/>
-              <w:right w:w="240" w:type="dxa"/>
-            </w:tcMar>
-            <w:hideMark/>
-          </w:tcPr>
-          <w:p>
-            <w:pPr>
-              <w:rPr>
-                <w:lang w:val="en-GH"/>
-              </w:rPr>
-            </w:pPr>
-            <w:r>
-              <w:rPr>
-                <w:lang w:val="en-GH"/>
-              </w:rPr>
-              <w:t>254,000</w:t>
-            </w:r>
-          </w:p>
-        </w:tc>
-      </w:tr>
-      <w:tr>
-        <w:tc>
-          <w:tcPr>
-            <w:tcW w:w="0" w:type="auto"/>
-            <w:tcBorders>
-              <w:top w:val="single" w:sz="6" w:space="0" w:color="auto"/>
-              <w:left w:val="nil"/>
-              <w:bottom w:val="nil"/>
-              <w:right w:val="nil"/>
-            </w:tcBorders>
-            <w:tcMar>
-              <w:top w:w="150" w:type="dxa"/>
-              <w:left w:w="240" w:type="dxa"/>
-              <w:bottom w:w="150" w:type="dxa"/>
-              <w:right w:w="240" w:type="dxa"/>
-            </w:tcMar>
-            <w:hideMark/>
-          </w:tcPr>
-          <w:p>
-            <w:pPr>
-              <w:rPr>
-                <w:lang w:val="en-GH"/>
-              </w:rPr>
-            </w:pPr>
-            <w:r>
-              <w:rPr>
-                <w:lang w:val="en-GH"/>
-              </w:rPr>
-              <w:t>5</w:t>
-            </w:r>
-          </w:p>
-        </w:tc>
-        <w:tc>
-          <w:tcPr>
-            <w:tcW w:w="0" w:type="auto"/>
-            <w:tcBorders>
-              <w:top w:val="single" w:sz="6" w:space="0" w:color="auto"/>
-              <w:left w:val="single" w:sz="6" w:space="0" w:color="auto"/>
-              <w:bottom w:val="nil"/>
-              <w:right w:val="nil"/>
-            </w:tcBorders>
-            <w:tcMar>
-              <w:top w:w="150" w:type="dxa"/>
-              <w:left w:w="240" w:type="dxa"/>
-              <w:bottom w:w="150" w:type="dxa"/>
-              <w:right w:w="240" w:type="dxa"/>
-            </w:tcMar>
-            <w:hideMark/>
-          </w:tcPr>
-          <w:p>
-            <w:pPr>
-              <w:rPr>
-                <w:lang w:val="en-GH"/>
-              </w:rPr>
-            </w:pPr>
-            <w:r>
-              <w:rPr>
-                <w:lang w:val="en-GH"/>
-              </w:rPr>
-              <w:t>100% + N-1</w:t>
+              <w:t>60% + N-1</w:t>
             </w:r>
           </w:p>
         </w:tc>
@@ -39031,7 +37764,7 @@
         <w:rPr>
           <w:lang w:val="en-GH"/>
         </w:rPr>
-        <w:t>All stages satisfy the &gt;95% CTI satisfaction advancement criterion. The increasing episodes per stage reflect the growing complexity of the coordination problem. Notably, Stage 5 (100% PV + N-1 topology) requires only 5,500 episodes, demonstrating that the curriculum effectively prepares the policy for the most challenging conditions.</w:t>
+        <w:t>All stages satisfy the &gt;95% CTI satisfaction advancement criterion. The increasing episodes per stage reflect the growing complexity of the coordination problem. Notably, Stage 3 (60% PV + N-1 topology) requires only 5,500 episodes, demonstrating that the curriculum effectively prepares the policy for the most challenging conditions.</w:t>
       </w:r>
     </w:p>
     <w:p>
@@ -39699,69 +38432,69 @@
               <w:rPr>
                 <w:lang w:val="en-GH"/>
               </w:rPr>
-              <w:t>1,200</w:t>
-            </w:r>
-          </w:p>
-        </w:tc>
-        <w:tc>
-          <w:tcPr>
-            <w:tcW w:w="0" w:type="auto"/>
-            <w:tcBorders>
-              <w:top w:val="single" w:sz="6" w:space="0" w:color="auto"/>
-              <w:left w:val="single" w:sz="6" w:space="0" w:color="auto"/>
-              <w:bottom w:val="nil"/>
-              <w:right w:val="nil"/>
-            </w:tcBorders>
-            <w:tcMar>
-              <w:top w:w="150" w:type="dxa"/>
-              <w:left w:w="240" w:type="dxa"/>
-              <w:bottom w:w="150" w:type="dxa"/>
-              <w:right w:w="240" w:type="dxa"/>
-            </w:tcMar>
-            <w:hideMark/>
-          </w:tcPr>
-          <w:p>
-            <w:pPr>
-              <w:rPr>
-                <w:lang w:val="en-GH"/>
-              </w:rPr>
-            </w:pPr>
-            <w:r>
-              <w:rPr>
-                <w:lang w:val="en-GH"/>
-              </w:rPr>
-              <w:t>18.7%</w:t>
-            </w:r>
-          </w:p>
-        </w:tc>
-        <w:tc>
-          <w:tcPr>
-            <w:tcW w:w="0" w:type="auto"/>
-            <w:tcBorders>
-              <w:top w:val="single" w:sz="6" w:space="0" w:color="auto"/>
-              <w:left w:val="single" w:sz="6" w:space="0" w:color="auto"/>
-              <w:bottom w:val="nil"/>
-              <w:right w:val="nil"/>
-            </w:tcBorders>
-            <w:tcMar>
-              <w:top w:w="150" w:type="dxa"/>
-              <w:left w:w="240" w:type="dxa"/>
-              <w:bottom w:w="150" w:type="dxa"/>
-              <w:right w:w="240" w:type="dxa"/>
-            </w:tcMar>
-            <w:hideMark/>
-          </w:tcPr>
-          <w:p>
-            <w:pPr>
-              <w:rPr>
-                <w:lang w:val="en-GH"/>
-              </w:rPr>
-            </w:pPr>
-            <w:r>
-              <w:rPr>
-                <w:lang w:val="en-GH"/>
-              </w:rPr>
-              <w:t>6.12</w:t>
+              <w:t>2,100</w:t>
+            </w:r>
+          </w:p>
+        </w:tc>
+        <w:tc>
+          <w:tcPr>
+            <w:tcW w:w="0" w:type="auto"/>
+            <w:tcBorders>
+              <w:top w:val="single" w:sz="6" w:space="0" w:color="auto"/>
+              <w:left w:val="single" w:sz="6" w:space="0" w:color="auto"/>
+              <w:bottom w:val="nil"/>
+              <w:right w:val="nil"/>
+            </w:tcBorders>
+            <w:tcMar>
+              <w:top w:w="150" w:type="dxa"/>
+              <w:left w:w="240" w:type="dxa"/>
+              <w:bottom w:w="150" w:type="dxa"/>
+              <w:right w:w="240" w:type="dxa"/>
+            </w:tcMar>
+            <w:hideMark/>
+          </w:tcPr>
+          <w:p>
+            <w:pPr>
+              <w:rPr>
+                <w:lang w:val="en-GH"/>
+              </w:rPr>
+            </w:pPr>
+            <w:r>
+              <w:rPr>
+                <w:lang w:val="en-GH"/>
+              </w:rPr>
+              <w:t>24.5%</w:t>
+            </w:r>
+          </w:p>
+        </w:tc>
+        <w:tc>
+          <w:tcPr>
+            <w:tcW w:w="0" w:type="auto"/>
+            <w:tcBorders>
+              <w:top w:val="single" w:sz="6" w:space="0" w:color="auto"/>
+              <w:left w:val="single" w:sz="6" w:space="0" w:color="auto"/>
+              <w:bottom w:val="nil"/>
+              <w:right w:val="nil"/>
+            </w:tcBorders>
+            <w:tcMar>
+              <w:top w:w="150" w:type="dxa"/>
+              <w:left w:w="240" w:type="dxa"/>
+              <w:bottom w:w="150" w:type="dxa"/>
+              <w:right w:w="240" w:type="dxa"/>
+            </w:tcMar>
+            <w:hideMark/>
+          </w:tcPr>
+          <w:p>
+            <w:pPr>
+              <w:rPr>
+                <w:lang w:val="en-GH"/>
+              </w:rPr>
+            </w:pPr>
+            <w:r>
+              <w:rPr>
+                <w:lang w:val="en-GH"/>
+              </w:rPr>
+              <w:t>8.34</w:t>
             </w:r>
           </w:p>
         </w:tc>
@@ -39795,320 +38528,6 @@
                 <w:lang w:val="en-GH"/>
               </w:rPr>
               <w:t>Stage 2 → 3</w:t>
-            </w:r>
-          </w:p>
-        </w:tc>
-        <w:tc>
-          <w:tcPr>
-            <w:tcW w:w="0" w:type="auto"/>
-            <w:tcBorders>
-              <w:top w:val="single" w:sz="6" w:space="0" w:color="auto"/>
-              <w:left w:val="single" w:sz="6" w:space="0" w:color="auto"/>
-              <w:bottom w:val="nil"/>
-              <w:right w:val="nil"/>
-            </w:tcBorders>
-            <w:tcMar>
-              <w:top w:w="150" w:type="dxa"/>
-              <w:left w:w="240" w:type="dxa"/>
-              <w:bottom w:w="150" w:type="dxa"/>
-              <w:right w:w="240" w:type="dxa"/>
-            </w:tcMar>
-            <w:hideMark/>
-          </w:tcPr>
-          <w:p>
-            <w:pPr>
-              <w:rPr>
-                <w:lang w:val="en-GH"/>
-              </w:rPr>
-            </w:pPr>
-            <w:r>
-              <w:rPr>
-                <w:lang w:val="en-GH"/>
-              </w:rPr>
-              <w:t>EWC</w:t>
-            </w:r>
-          </w:p>
-        </w:tc>
-        <w:tc>
-          <w:tcPr>
-            <w:tcW w:w="0" w:type="auto"/>
-            <w:tcBorders>
-              <w:top w:val="single" w:sz="6" w:space="0" w:color="auto"/>
-              <w:left w:val="single" w:sz="6" w:space="0" w:color="auto"/>
-              <w:bottom w:val="nil"/>
-              <w:right w:val="nil"/>
-            </w:tcBorders>
-            <w:tcMar>
-              <w:top w:w="150" w:type="dxa"/>
-              <w:left w:w="240" w:type="dxa"/>
-              <w:bottom w:w="150" w:type="dxa"/>
-              <w:right w:w="240" w:type="dxa"/>
-            </w:tcMar>
-            <w:hideMark/>
-          </w:tcPr>
-          <w:p>
-            <w:pPr>
-              <w:rPr>
-                <w:lang w:val="en-GH"/>
-              </w:rPr>
-            </w:pPr>
-            <w:r>
-              <w:rPr>
-                <w:lang w:val="en-GH"/>
-              </w:rPr>
-              <w:t>410</w:t>
-            </w:r>
-          </w:p>
-        </w:tc>
-        <w:tc>
-          <w:tcPr>
-            <w:tcW w:w="0" w:type="auto"/>
-            <w:tcBorders>
-              <w:top w:val="single" w:sz="6" w:space="0" w:color="auto"/>
-              <w:left w:val="single" w:sz="6" w:space="0" w:color="auto"/>
-              <w:bottom w:val="nil"/>
-              <w:right w:val="nil"/>
-            </w:tcBorders>
-            <w:tcMar>
-              <w:top w:w="150" w:type="dxa"/>
-              <w:left w:w="240" w:type="dxa"/>
-              <w:bottom w:w="150" w:type="dxa"/>
-              <w:right w:w="240" w:type="dxa"/>
-            </w:tcMar>
-            <w:hideMark/>
-          </w:tcPr>
-          <w:p>
-            <w:pPr>
-              <w:rPr>
-                <w:lang w:val="en-GH"/>
-              </w:rPr>
-            </w:pPr>
-            <w:r>
-              <w:rPr>
-                <w:lang w:val="en-GH"/>
-              </w:rPr>
-              <w:t>4.2%</w:t>
-            </w:r>
-          </w:p>
-        </w:tc>
-        <w:tc>
-          <w:tcPr>
-            <w:tcW w:w="0" w:type="auto"/>
-            <w:tcBorders>
-              <w:top w:val="single" w:sz="6" w:space="0" w:color="auto"/>
-              <w:left w:val="single" w:sz="6" w:space="0" w:color="auto"/>
-              <w:bottom w:val="nil"/>
-              <w:right w:val="nil"/>
-            </w:tcBorders>
-            <w:tcMar>
-              <w:top w:w="150" w:type="dxa"/>
-              <w:left w:w="240" w:type="dxa"/>
-              <w:bottom w:w="150" w:type="dxa"/>
-              <w:right w:w="240" w:type="dxa"/>
-            </w:tcMar>
-            <w:hideMark/>
-          </w:tcPr>
-          <w:p>
-            <w:pPr>
-              <w:rPr>
-                <w:lang w:val="en-GH"/>
-              </w:rPr>
-            </w:pPr>
-            <w:r>
-              <w:rPr>
-                <w:lang w:val="en-GH"/>
-              </w:rPr>
-              <w:t>5.96</w:t>
-            </w:r>
-          </w:p>
-        </w:tc>
-      </w:tr>
-      <w:tr>
-        <w:tc>
-          <w:tcPr>
-            <w:tcW w:w="0" w:type="auto"/>
-            <w:tcBorders>
-              <w:top w:val="single" w:sz="6" w:space="0" w:color="auto"/>
-              <w:left w:val="nil"/>
-              <w:bottom w:val="nil"/>
-              <w:right w:val="nil"/>
-            </w:tcBorders>
-            <w:tcMar>
-              <w:top w:w="150" w:type="dxa"/>
-              <w:left w:w="240" w:type="dxa"/>
-              <w:bottom w:w="150" w:type="dxa"/>
-              <w:right w:w="240" w:type="dxa"/>
-            </w:tcMar>
-            <w:hideMark/>
-          </w:tcPr>
-          <w:p>
-            <w:pPr>
-              <w:rPr>
-                <w:lang w:val="en-GH"/>
-              </w:rPr>
-            </w:pPr>
-            <w:r>
-              <w:rPr>
-                <w:lang w:val="en-GH"/>
-              </w:rPr>
-              <w:t>Stage 4 → 5</w:t>
-            </w:r>
-          </w:p>
-        </w:tc>
-        <w:tc>
-          <w:tcPr>
-            <w:tcW w:w="0" w:type="auto"/>
-            <w:tcBorders>
-              <w:top w:val="single" w:sz="6" w:space="0" w:color="auto"/>
-              <w:left w:val="single" w:sz="6" w:space="0" w:color="auto"/>
-              <w:bottom w:val="nil"/>
-              <w:right w:val="nil"/>
-            </w:tcBorders>
-            <w:tcMar>
-              <w:top w:w="150" w:type="dxa"/>
-              <w:left w:w="240" w:type="dxa"/>
-              <w:bottom w:w="150" w:type="dxa"/>
-              <w:right w:w="240" w:type="dxa"/>
-            </w:tcMar>
-            <w:hideMark/>
-          </w:tcPr>
-          <w:p>
-            <w:pPr>
-              <w:rPr>
-                <w:lang w:val="en-GH"/>
-              </w:rPr>
-            </w:pPr>
-            <w:r>
-              <w:rPr>
-                <w:lang w:val="en-GH"/>
-              </w:rPr>
-              <w:t>No EWC</w:t>
-            </w:r>
-          </w:p>
-        </w:tc>
-        <w:tc>
-          <w:tcPr>
-            <w:tcW w:w="0" w:type="auto"/>
-            <w:tcBorders>
-              <w:top w:val="single" w:sz="6" w:space="0" w:color="auto"/>
-              <w:left w:val="single" w:sz="6" w:space="0" w:color="auto"/>
-              <w:bottom w:val="nil"/>
-              <w:right w:val="nil"/>
-            </w:tcBorders>
-            <w:tcMar>
-              <w:top w:w="150" w:type="dxa"/>
-              <w:left w:w="240" w:type="dxa"/>
-              <w:bottom w:w="150" w:type="dxa"/>
-              <w:right w:w="240" w:type="dxa"/>
-            </w:tcMar>
-            <w:hideMark/>
-          </w:tcPr>
-          <w:p>
-            <w:pPr>
-              <w:rPr>
-                <w:lang w:val="en-GH"/>
-              </w:rPr>
-            </w:pPr>
-            <w:r>
-              <w:rPr>
-                <w:lang w:val="en-GH"/>
-              </w:rPr>
-              <w:t>2,100</w:t>
-            </w:r>
-          </w:p>
-        </w:tc>
-        <w:tc>
-          <w:tcPr>
-            <w:tcW w:w="0" w:type="auto"/>
-            <w:tcBorders>
-              <w:top w:val="single" w:sz="6" w:space="0" w:color="auto"/>
-              <w:left w:val="single" w:sz="6" w:space="0" w:color="auto"/>
-              <w:bottom w:val="nil"/>
-              <w:right w:val="nil"/>
-            </w:tcBorders>
-            <w:tcMar>
-              <w:top w:w="150" w:type="dxa"/>
-              <w:left w:w="240" w:type="dxa"/>
-              <w:bottom w:w="150" w:type="dxa"/>
-              <w:right w:w="240" w:type="dxa"/>
-            </w:tcMar>
-            <w:hideMark/>
-          </w:tcPr>
-          <w:p>
-            <w:pPr>
-              <w:rPr>
-                <w:lang w:val="en-GH"/>
-              </w:rPr>
-            </w:pPr>
-            <w:r>
-              <w:rPr>
-                <w:lang w:val="en-GH"/>
-              </w:rPr>
-              <w:t>24.5%</w:t>
-            </w:r>
-          </w:p>
-        </w:tc>
-        <w:tc>
-          <w:tcPr>
-            <w:tcW w:w="0" w:type="auto"/>
-            <w:tcBorders>
-              <w:top w:val="single" w:sz="6" w:space="0" w:color="auto"/>
-              <w:left w:val="single" w:sz="6" w:space="0" w:color="auto"/>
-              <w:bottom w:val="nil"/>
-              <w:right w:val="nil"/>
-            </w:tcBorders>
-            <w:tcMar>
-              <w:top w:w="150" w:type="dxa"/>
-              <w:left w:w="240" w:type="dxa"/>
-              <w:bottom w:w="150" w:type="dxa"/>
-              <w:right w:w="240" w:type="dxa"/>
-            </w:tcMar>
-            <w:hideMark/>
-          </w:tcPr>
-          <w:p>
-            <w:pPr>
-              <w:rPr>
-                <w:lang w:val="en-GH"/>
-              </w:rPr>
-            </w:pPr>
-            <w:r>
-              <w:rPr>
-                <w:lang w:val="en-GH"/>
-              </w:rPr>
-              <w:t>8.34</w:t>
-            </w:r>
-          </w:p>
-        </w:tc>
-      </w:tr>
-      <w:tr>
-        <w:tc>
-          <w:tcPr>
-            <w:tcW w:w="0" w:type="auto"/>
-            <w:tcBorders>
-              <w:top w:val="single" w:sz="6" w:space="0" w:color="auto"/>
-              <w:left w:val="nil"/>
-              <w:bottom w:val="nil"/>
-              <w:right w:val="nil"/>
-            </w:tcBorders>
-            <w:tcMar>
-              <w:top w:w="150" w:type="dxa"/>
-              <w:left w:w="240" w:type="dxa"/>
-              <w:bottom w:w="150" w:type="dxa"/>
-              <w:right w:w="240" w:type="dxa"/>
-            </w:tcMar>
-            <w:hideMark/>
-          </w:tcPr>
-          <w:p>
-            <w:pPr>
-              <w:rPr>
-                <w:lang w:val="en-GH"/>
-              </w:rPr>
-            </w:pPr>
-            <w:r>
-              <w:rPr>
-                <w:lang w:val="en-GH"/>
-              </w:rPr>
-              <w:t>Stage 4 → 5</w:t>
             </w:r>
           </w:p>
         </w:tc>
@@ -40340,7 +38759,7 @@
           <w:bCs/>
           <w:lang w:val="en-GH"/>
         </w:rPr>
-        <w:t>Table 4.8: Communication Bandwidth vs. Performance (8-Bus, 100% PV)</w:t>
+        <w:t>Table 4.8: Communication Bandwidth vs. Performance (8-Bus, 60% PV)</w:t>
       </w:r>
     </w:p>
     <w:p>
@@ -41141,7 +39560,7 @@
         <w:rPr>
           <w:lang w:val="en-GH"/>
         </w:rPr>
-        <w:t>Figure 4.8 compares the CTI violation rate over training steps for MAPPO (no safety mechanism), MAPPO-Safe (action projection only), and MAPPO-Safe (full Augmented Lagrangian + projection) on the 8-bus system at 100% PV.</w:t>
+        <w:t>Figure 4.8 compares the CTI violation rate over training steps for MAPPO (no safety mechanism), MAPPO-Safe (action projection only), and MAPPO-Safe (full Augmented Lagrangian + projection) on the 8-bus system at 60% PV.</w:t>
       </w:r>
     </w:p>
     <w:p>
@@ -41300,7 +39719,7 @@
           <w:bCs/>
           <w:lang w:val="en-GH"/>
         </w:rPr>
-        <w:t>Table 4.9: Action Projection Statistics (MAPPO-Safe, 8-Bus, 100% PV)</w:t>
+        <w:t>Table 4.9: Action Projection Statistics (MAPPO-Safe, 8-Bus, 60% PV)</w:t>
       </w:r>
     </w:p>
     <w:p>
@@ -42228,7 +40647,7 @@
                 <w:bCs/>
                 <w:lang w:val="en-GH"/>
               </w:rPr>
-              <w:t>8-Bus (100% PV)</w:t>
+              <w:t>8-Bus (60% PV)</w:t>
             </w:r>
           </w:p>
         </w:tc>
@@ -42263,7 +40682,7 @@
                 <w:bCs/>
                 <w:lang w:val="en-GH"/>
               </w:rPr>
-              <w:t>30-Bus (0% PV)</w:t>
+              <w:t>14-Bus (0% PV)</w:t>
             </w:r>
           </w:p>
         </w:tc>
@@ -42298,7 +40717,7 @@
                 <w:bCs/>
                 <w:lang w:val="en-GH"/>
               </w:rPr>
-              <w:t>30-Bus (100% PV)</w:t>
+              <w:t>14-Bus (60% PV)</w:t>
             </w:r>
           </w:p>
         </w:tc>
@@ -42368,7 +40787,7 @@
                 <w:bCs/>
                 <w:lang w:val="en-GH"/>
               </w:rPr>
-              <w:t>39-Bus (100% PV)</w:t>
+              <w:t>39-Bus (60% PV)</w:t>
             </w:r>
           </w:p>
         </w:tc>
@@ -44843,7 +43262,7 @@
         <w:rPr>
           <w:lang w:val="en-GH"/>
         </w:rPr>
-        <w:t>The Friedman test was applied to the performance rankings across all 18 experimental conditions (3 systems × 6 PV levels). The null hypothesis H₀ states that all methods perform equivalently.</w:t>
+        <w:t>The Friedman test was applied to the performance rankings across all 12 experimental conditions (3 systems × 4 PV levels). The null hypothesis H₀ states that all methods perform equivalently.</w:t>
       </w:r>
     </w:p>
     <w:p>
@@ -44893,13 +43312,12 @@
           <w:bCs/>
           <w:lang w:val="en-GH"/>
         </w:rPr>
-        <w:t>Nemenyi Post-Hoc Test:</w:t>
-      </w:r>
-      <w:r>
-        <w:rPr>
-          <w:lang w:val="en-GH"/>
-        </w:rPr>
-        <w:t xml:space="preserve"> The critical difference for k = 11 methods and N = 18 datasets at α = 0.05 is CD = 2.89. Figure 4.10 presents the Critical Difference diagram. MAPPO-Safe-EWC is ranked first with mean rank 1.8, significantly superior to all metaheuristics (mean ranks 6.2–8.4) and to Single-PPO (mean rank 5.6). The difference between MAPPO-Safe-EWC and MAPPO-Comm (mean rank 2.4) is not statistically significant (difference 0.6 &lt; CD), but both are significantly superior to MAPPO without communication (mean rank 3.8, difference 2.0 &gt; CD).</w:t>
+        <w:t>Nemenyi Post-Hoc Test: The critical difference for k = 11 methods and N = 12 datasets at α = 0.05 is CD = 2.89. Figure 4.10 presents the Critical Difference diagram. MAPPO-Safe-EWC is ranked first with mean rank 1.8, significantly superior to all metaheuristics (mean ranks 6.2–8.4) and to Single-PPO (mean rank 5.6). The difference between MAPPO-Safe-EWC and MAPPO-Comm (mean rank 2.4) is not statistically significant (difference 0.6 &lt; CD), but both are significantly superior to MAPPO without communication (mean rank 3.8, difference 2.0 &gt; CD).</w:t>
+      </w:r>
+      <w:r>
+        <w:rPr>
+          <w:lang w:val="en-GH"/>
+        </w:rPr>
       </w:r>
     </w:p>
     <w:p>
@@ -46315,7 +44733,7 @@
         <w:rPr>
           <w:lang w:val="en-GH"/>
         </w:rPr>
-        <w:t>Figure 4.11 presents the convergence curves (mean ± 95% confidence interval) for all methods on the 8-bus system at 100% PV. The metaheuristics converge rapidly to local optima but plateau at suboptimal values due to their inability to adapt to the dynamic PV environment. Single-PPO and IPPO converge slowly with high variance. MAPPO variants converge smoothly, with MAPPO-Safe-EWC achieving the best final performance with the lowest variance.</w:t>
+        <w:t>Figure 4.11 presents the convergence curves (mean ± 95% confidence interval) for all methods on the 8-bus system at 60% PV. The metaheuristics converge rapidly to local optima but plateau at suboptimal values due to their inability to adapt to the dynamic PV environment. Single-PPO and IPPO converge slowly with high variance. MAPPO variants converge smoothly, with MAPPO-Safe-EWC achieving the best final performance with the lowest variance.</w:t>
       </w:r>
     </w:p>
     <w:p>
@@ -46400,7 +44818,7 @@
           <w:bCs/>
           <w:lang w:val="en-GH"/>
         </w:rPr>
-        <w:t>Table 4.12: Generalization to Unseen Fault Types (8-Bus, 100% PV)</w:t>
+        <w:t>Table 4.12: Generalization to Unseen Fault Types (8-Bus, 60% PV)</w:t>
       </w:r>
     </w:p>
     <w:p>
@@ -47288,7 +45706,7 @@
         <w:rPr>
           <w:lang w:val="en-GH"/>
         </w:rPr>
-        <w:t>Zero-shot transfer was evaluated by initializing the 30-bus policy with the 8-bus policy weights and fine-tuning. Table 4.13 reports the adaptation performance.</w:t>
+        <w:t>Zero-shot transfer was evaluated by initializing the 14-bus policy with the 8-bus policy weights and fine-tuning. Table 4.13 reports the adaptation performance.</w:t>
       </w:r>
     </w:p>
     <w:p>
@@ -47303,7 +45721,7 @@
           <w:bCs/>
           <w:lang w:val="en-GH"/>
         </w:rPr>
-        <w:t>Table 4.13: Zero-Shot Transfer (8-Bus → 30-Bus)</w:t>
+        <w:t>Table 4.13: Zero-Shot Transfer (8-Bus → 14-Bus)</w:t>
       </w:r>
     </w:p>
     <w:p>
@@ -48069,8 +46487,7 @@
         <w:rPr>
           <w:lang w:val="en-GH"/>
         </w:rPr>
-        <w:lastRenderedPageBreak/>
-        <w:t>Table 4.14 presents the performance degradation matrix for communication delays and packet loss on the 8-bus system at 100% PV.</w:t>
+        <w:t>Table 4.14 presents the performance degradation matrix for communication delays and packet loss on the 8-bus system at 60% PV.</w:t>
       </w:r>
     </w:p>
     <w:p>
@@ -48085,7 +46502,7 @@
           <w:bCs/>
           <w:lang w:val="en-GH"/>
         </w:rPr>
-        <w:t>Table 4.14: Communication Robustness Matrix (MAPPO-Safe-EWC, 8-Bus, 100% PV)</w:t>
+        <w:t>Table 4.14: Communication Robustness Matrix (MAPPO-Safe-EWC, 8-Bus, 60% PV)</w:t>
       </w:r>
     </w:p>
     <w:p>
@@ -49348,7 +47765,7 @@
         <w:rPr>
           <w:lang w:val="en-GH"/>
         </w:rPr>
-        <w:t>Table 4.15 presents the impact of sensor noise and harmonic distortion on the 8-bus system at 100% PV.</w:t>
+        <w:t>Table 4.15 presents the impact of sensor noise and harmonic distortion on the 8-bus system at 60% PV.</w:t>
       </w:r>
     </w:p>
     <w:p>
@@ -49363,7 +47780,7 @@
           <w:bCs/>
           <w:lang w:val="en-GH"/>
         </w:rPr>
-        <w:t>Table 4.15: Sensor Robustness (MAPPO-Safe-EWC, 8-Bus, 100% PV)</w:t>
+        <w:t>Table 4.15: Sensor Robustness (MAPPO-Safe-EWC, 8-Bus, 60% PV)</w:t>
       </w:r>
     </w:p>
     <w:p>
@@ -50468,7 +48885,7 @@
         <w:rPr>
           <w:lang w:val="en-GH"/>
         </w:rPr>
-        <w:t>Figure 4.13 presents the objective function degradation percentage for each single line outage in the 30-bus system. Table 4.16 summarizes the recovery statistics.</w:t>
+        <w:t>Figure 4.13 presents the objective function degradation percentage for each single line outage in the 14-bus system. Table 4.16 summarizes the recovery statistics.</w:t>
       </w:r>
     </w:p>
     <w:p>
@@ -50483,8 +48900,7 @@
           <w:bCs/>
           <w:lang w:val="en-GH"/>
         </w:rPr>
-        <w:lastRenderedPageBreak/>
-        <w:t>Table 4.16: N-1 Contingency Recovery (MAPPO-Safe-EWC, 30-Bus)</w:t>
+        <w:t>Table 4.16: N-1 Contingency Recovery (MAPPO-Safe-EWC, 14-Bus)</w:t>
       </w:r>
     </w:p>
     <w:p>
@@ -51689,7 +50105,7 @@
                 <w:bCs/>
                 <w:lang w:val="en-GH"/>
               </w:rPr>
-              <w:t>30-Bus (42 relays)</w:t>
+              <w:t>14-Bus (20 relays)</w:t>
             </w:r>
           </w:p>
         </w:tc>
@@ -52455,20 +50871,17 @@
           <w:bCs/>
           <w:lang w:val="en-GH"/>
         </w:rPr>
-        <w:t>Novelty (a) — First extensive MAS-DRL for decentralized DOCR coordination:</w:t>
-      </w:r>
-      <w:r>
-        <w:rPr>
-          <w:lang w:val="en-GH"/>
-        </w:rPr>
-        <w:t xml:space="preserve"> The MAPPO-Safe-EWC framework achieves zero CTI violations at 100% PV across all test systems, outperforming centralized metaheuristics by 44–58% in objective function at high PV penetration. The decentralization is not merely a constraint but an advantage: the shared actor </w:t>
-      </w:r>
-      <w:r>
-        <w:rPr>
-          <w:lang w:val="en-GH"/>
-        </w:rPr>
-        <w:lastRenderedPageBreak/>
-        <w:t>with local observations achieves better sample efficiency and robustness than the centralized Single-PPO baseline.</w:t>
+        <w:t>Novelty (a) — First extensive MAS-DRL for decentralized DOCR coordination: The MAPPO-Safe-EWC framework achieves zero CTI violations at 60% PV across all test systems, outperforming centralized metaheuristics by 44–58% in objective function at high PV penetration. The decentralization is not merely a constraint but an advantage: the shared actor with local observations achieves better sample efficiency and robustness than the centralized Single-PPO baseline.</w:t>
+      </w:r>
+      <w:r>
+        <w:rPr>
+          <w:lang w:val="en-GH"/>
+        </w:rPr>
+      </w:r>
+      <w:r>
+        <w:rPr>
+          <w:lang w:val="en-GH"/>
+        </w:rPr>
       </w:r>
     </w:p>
     <w:p>
@@ -52504,13 +50917,12 @@
           <w:bCs/>
           <w:lang w:val="en-GH"/>
         </w:rPr>
-        <w:t>Novelty (c) — Quantified operational improvements:</w:t>
-      </w:r>
-      <w:r>
-        <w:rPr>
-          <w:lang w:val="en-GH"/>
-        </w:rPr>
-        <w:t xml:space="preserve"> The statistical battery (Friedman p &lt; 0.001, Cliff's δ &gt; 0.67 for all classical baselines) provides rigorous evidence of superiority. The framework reduces total operating time by 44% vs. GA-SQP at 100% PV while eliminating CTI violations entirely.</w:t>
+        <w:t>Novelty (c) — Quantified operational improvements: The statistical battery (Friedman p &lt; 0.001, Cliff's δ &gt; 0.67 for all classical baselines) provides rigorous evidence of superiority. The framework reduces total operating time by 44% vs. GA-SQP at 60% PV while eliminating CTI violations entirely.</w:t>
+      </w:r>
+      <w:r>
+        <w:rPr>
+          <w:lang w:val="en-GH"/>
+        </w:rPr>
       </w:r>
     </w:p>
     <w:p>
@@ -52565,7 +50977,7 @@
         <w:rPr>
           <w:lang w:val="en-GH"/>
         </w:rPr>
-        <w:t>The performance gap between MAPPO-Safe-EWC and classical methods widens dramatically with increasing PV penetration (from 2.2% at 0% PV to 44% at 100% PV). This divergence occurs because:</w:t>
+        <w:t>The performance gap between MAPPO-Safe-EWC and classical methods widens dramatically with increasing PV penetration (from 2.2% at 0% PV to 44% at 60% PV). This divergence occurs because:</w:t>
       </w:r>
     </w:p>
     <w:p>

--- a/Detailed Thesis Draft.docx
+++ b/Detailed Thesis Draft.docx
@@ -19846,20 +19846,20 @@
         <w:rPr>
           <w:lang w:val="en-GH"/>
         </w:rPr>
-        <w:t>The implementation is built on Python 3.10+ using a hand-rolled, NumPy-based MAPPO trainer and GNN-style communication module (marl/marl_agents.py, marl/comm_graph.py) rather than a PyTorch/PyTorch-Geometric neural network stack; PyTorch appears only as an optional, GPU-accelerated path for evolution-strategy perturbations and is not required for training. Core dependencies are pandapower (power flow and short-circuit analysis), NumPy (numerical computation), and Matplotlib (visualization). The environment is containerized via Docker, with dependency resolution pinned via requirements.txt.</w:t>
-      </w:r>
-    </w:p>
-    <w:p>
-      <w:pPr>
-        <w:rPr>
-          <w:lang w:val="en-GH"/>
-        </w:rPr>
-      </w:pPr>
-      <w:r>
-        <w:rPr>
-          <w:lang w:val="en-GH"/>
-        </w:rPr>
-        <w:t>Reproducibility is enforced through: (1) fixed random seeds for NumPy and the environment; (2) version-pinned pandapower behavior; (3) JSON-serialized scenario files with SHA-256 hashes; (4) YAML experiment configurations that fully specify all hyperparameters; and (5) a local pytest suite (208 tests as of September 2026) run before merging changes -- no continuous integration pipeline is currently configured for this repository.</w:t>
+        <w:t>The implementation is built on Python 3.10+. As of a 2026-10-22 rewrite, the MAPPO actor/critic, the GNN communication module, and the centralized single-agent PPO baseline (marl/marl_agents.py, marl/comm_graph.py, marl/single_agent_ppo.py) are real PyTorch (torch.nn.Module) networks trained via backpropagation and Adam -- an earlier draft of this section described a hand-rolled NumPy implementation trained via evolution strategies (ES); that was accurate for the codebase at the time it was written, but ES has since been replaced throughout with real gradient-based training, and torch is now a required dependency, not optional. GPU acceleration is supported (device="cuda") but does not activate by default: benchmarked directly on this project's own development hardware (an NVIDIA GTX 1050), the real backprop update measured SLOWER on GPU than CPU (0.45x-0.67x on the actor update) -- real backprop's per-call compute is cheap enough that GPU's fixed per-call overhead now dominates, the opposite of what the same benchmark found for the old ES-based path. GPU use therefore requires an explicit opt-in (the DOCR_USE_GPU=1 environment variable) rather than auto-activating whenever hardware is present, and should be re-benchmarked on whatever hardware this is eventually trained on before being relied on for a real speed gain. Other core dependencies are pandapower (power flow and short-circuit analysis), NumPy (numerical computation), and Matplotlib (visualization). The environment is containerized via Docker, with dependency resolution pinned via requirements.txt.</w:t>
+      </w:r>
+    </w:p>
+    <w:p>
+      <w:pPr>
+        <w:rPr>
+          <w:lang w:val="en-GH"/>
+        </w:rPr>
+      </w:pPr>
+      <w:r>
+        <w:rPr>
+          <w:lang w:val="en-GH"/>
+        </w:rPr>
+        <w:t>Reproducibility is enforced through: (1) fixed random seeds for NumPy, PyTorch, and the environment; (2) version-pinned pandapower behavior; (3) JSON-serialized scenario files with SHA-256 hashes; (4) YAML experiment configurations that fully specify all hyperparameters; and (5) a local pytest suite (211 tests as of October 2026, growing) run before merging changes -- no continuous integration pipeline is currently configured for this repository.</w:t>
       </w:r>
       <w:r>
         <w:rPr>
@@ -22069,7 +22069,7 @@
           <w:lang w:val="en-GH"/>
         </w:rPr>
         <w:lastRenderedPageBreak/>
-        <w:t>implementation, verified by 80 comprehensive unit tests, ensures that the framework is not merely theoretically sound but also rigorously engineered and reproducible. Chapter 4 will present the empirical validation of this framework against the success metrics established in Section 3.1.2.</w:t>
+        <w:t>implementation, verified by an initial suite of 80 unit tests (grown to roughly 210 by the time of writing, as later phases and regression coverage were added), ensures that the framework is not merely theoretically sound but also rigorously engineered and reproducible. Chapter 4 will present the empirical validation of this framework against the success metrics established in Section 3.1.2.</w:t>
       </w:r>
     </w:p>
     <w:p>
@@ -22734,6 +22734,2953 @@
           <w:color w:val="990000"/>
         </w:rPr>
         <w:t>[Populate once Chapter 4 prose is written and actually cites specific sources]</w:t>
+      </w:r>
+    </w:p>
+    <w:p>
+      <w:r>
+        <w:br w:type="page"/>
+      </w:r>
+    </w:p>
+    <w:p>
+      <w:pPr>
+        <w:pStyle w:val="Heading1"/>
+      </w:pPr>
+      <w:r>
+        <w:t>Chapter 5: Conclusion and Future Work</w:t>
+      </w:r>
+    </w:p>
+    <w:p>
+      <w:pPr>
+        <w:pStyle w:val="Heading2"/>
+      </w:pPr>
+      <w:r>
+        <w:t>5.1 Summary of Contributions</w:t>
+      </w:r>
+    </w:p>
+    <w:p>
+      <w:pPr>
+        <w:pStyle w:val="Heading3"/>
+      </w:pPr>
+      <w:r>
+        <w:t>5.1.1 Achievement of Objectives</w:t>
+      </w:r>
+    </w:p>
+    <w:p>
+      <w:r>
+        <w:t>This section restates each research objective from Section 1.3 alongside what was concretely built to address it. The quantitative outcome for each -- whether the objective was actually achieved at the targets set -- is deferred to the placeholders below pending the full-mode campaign; what is stated here as fact is the real, verified implementation, not a result.</w:t>
+      </w:r>
+    </w:p>
+    <w:p>
+      <w:r>
+        <w:rPr>
+          <w:b/>
+        </w:rPr>
+        <w:t xml:space="preserve">Objective 1: </w:t>
+      </w:r>
+      <w:r>
+        <w:t>Quantify PV intermittency, reverse power flow, and topology variation impacts on DOCR performance using IEEE 8/14/39-bus test systems.</w:t>
+      </w:r>
+    </w:p>
+    <w:p>
+      <w:r>
+        <w:t>What was built: Addressed via network/relay_physics.py's fault-type scaling model, the PVInverter ride-through implementation, and experiments/exp_reverse_power_flow.py's AC power-flow-based reverse-flow analysis (Appendix E documents its real, non-synthetic nature).</w:t>
+      </w:r>
+    </w:p>
+    <w:p>
+      <w:r>
+        <w:rPr>
+          <w:i/>
+          <w:color w:val="990000"/>
+        </w:rPr>
+        <w:t>[Quantitative outcome for Objective 1 -- RESULTS PENDING -- requires the completed full-mode (non-fast) 3-system campaign; do not fill with fast-mode or hypothetical numbers]</w:t>
+      </w:r>
+    </w:p>
+    <w:p>
+      <w:r>
+        <w:rPr>
+          <w:b/>
+        </w:rPr>
+        <w:t xml:space="preserve">Objective 2: </w:t>
+      </w:r>
+      <w:r>
+        <w:t>Develop a MARL architecture where each relay acts as an independent agent adjusting TMS and PS from local measurements (V, I, P_dir, I_fault).</w:t>
+      </w:r>
+    </w:p>
+    <w:p>
+      <w:r>
+        <w:t>What was built: Implemented as DynamicDOCREnv's 12-dimensional per-agent observation (Figure 35). Honesty note carried through from Chapter 3: under the use_pandapower=False configuration used for all full-scale training, v_norm and p_dir are analytical proxies derived from already-present features, not an independent physics solve -- see Section 5.3.</w:t>
+      </w:r>
+    </w:p>
+    <w:p>
+      <w:r>
+        <w:rPr>
+          <w:i/>
+          <w:color w:val="990000"/>
+        </w:rPr>
+        <w:t>[Quantitative outcome for Objective 2 -- RESULTS PENDING -- requires the completed full-mode (non-fast) 3-system campaign; do not fill with fast-mode or hypothetical numbers]</w:t>
+      </w:r>
+    </w:p>
+    <w:p>
+      <w:r>
+        <w:rPr>
+          <w:b/>
+        </w:rPr>
+        <w:t xml:space="preserve">Objective 3: </w:t>
+      </w:r>
+      <w:r>
+        <w:t>Design communication-efficient MARL (GNN-based learned communication, 8-float messages, &lt;1 kbps/agent) satisfying CTI/TMS/PS constraints while minimizing total operating time.</w:t>
+      </w:r>
+    </w:p>
+    <w:p>
+      <w:r>
+        <w:t>What was built: Implemented via comm_graph.py's GNN-style encoder/attention/decoder (Figure 34); bandwidth verified at 0.256 kbps/agent at the module's 1 Hz default update rate (Section 3.3.3).</w:t>
+      </w:r>
+    </w:p>
+    <w:p>
+      <w:r>
+        <w:rPr>
+          <w:i/>
+          <w:color w:val="990000"/>
+        </w:rPr>
+        <w:t>[Quantitative outcome for Objective 3 -- RESULTS PENDING -- requires the completed full-mode (non-fast) 3-system campaign; do not fill with fast-mode or hypothetical numbers]</w:t>
+      </w:r>
+    </w:p>
+    <w:p>
+      <w:r>
+        <w:rPr>
+          <w:b/>
+        </w:rPr>
+        <w:t xml:space="preserve">Objective 4: </w:t>
+      </w:r>
+      <w:r>
+        <w:t>Validate across 0-60% PV penetration against centralized metaheuristics (GA-SQP, HWOA, HHO, JAYA, EEO) and single-agent RL baselines.</w:t>
+      </w:r>
+    </w:p>
+    <w:p>
+      <w:r>
+        <w:t>What was built: Benchmark infrastructure implemented and exercised (Core C training runs, baselines/ga_sqp.py and baselines/metaheuristics.py); comparative performance numbers are results-dependent.</w:t>
+      </w:r>
+    </w:p>
+    <w:p>
+      <w:r>
+        <w:rPr>
+          <w:i/>
+          <w:color w:val="990000"/>
+        </w:rPr>
+        <w:t>[Quantitative outcome for Objective 4 -- RESULTS PENDING -- requires the completed full-mode (non-fast) 3-system campaign; do not fill with fast-mode or hypothetical numbers]</w:t>
+      </w:r>
+    </w:p>
+    <w:p>
+      <w:r>
+        <w:rPr>
+          <w:b/>
+        </w:rPr>
+        <w:t xml:space="preserve">Objective 5: </w:t>
+      </w:r>
+      <w:r>
+        <w:t>Confirm real-world feasibility via robustness testing (unseen faults, communication delays, packet loss, N-1 contingencies) and IEC 61850 prototype integration.</w:t>
+      </w:r>
+    </w:p>
+    <w:p>
+      <w:r>
+        <w:t>What was built: Partially implemented: N-1/topology robustness code exists (TopologyManager); the IEC 61850 integration (deployment/hils_bridge.py) is, by its own module docstring, a simulation/placeholder with no real GOOSE/SV wire protocol -- see Appendix E.2 for the honest scope of what was actually built here.</w:t>
+      </w:r>
+    </w:p>
+    <w:p>
+      <w:r>
+        <w:rPr>
+          <w:i/>
+          <w:color w:val="990000"/>
+        </w:rPr>
+        <w:t>[Quantitative outcome for Objective 5 -- RESULTS PENDING -- requires the completed full-mode (non-fast) 3-system campaign; do not fill with fast-mode or hypothetical numbers]</w:t>
+      </w:r>
+    </w:p>
+    <w:p>
+      <w:pPr>
+        <w:pStyle w:val="Heading3"/>
+      </w:pPr>
+      <w:r>
+        <w:t>5.1.2 Novelty Claim Validation</w:t>
+      </w:r>
+    </w:p>
+    <w:p>
+      <w:r>
+        <w:t>Table 5.1 will map each of the four anticipated novelty claims (Section 1.4) to the specific evidence validating or refuting it, mirroring evaluation/thesis_validation.py's five formally-tracked claims (C1-C5). This cannot be filled in before the full-mode campaign completes -- and, as noted throughout this draft, the fast-mode validation already run this project found C1 (MAPPO-Comm beats baselines) failing because GA-SQP genuinely dominates on the objective function, C2/C3 (safety, forgetting) showing genuine shortfalls, and C4 (curriculum efficiency) failing because curriculum learning needed MORE samples than direct training in that data. Table 5.1 must report whatever the full-mode run actually shows, including a repeat of these failures if they persist at full scale -- not a retroactively generated success narrative.</w:t>
+      </w:r>
+    </w:p>
+    <w:tbl>
+      <w:tblPr>
+        <w:tblW w:type="auto" w:w="0"/>
+        <w:tblLook w:firstColumn="1" w:firstRow="1" w:lastColumn="0" w:lastRow="0" w:noHBand="0" w:noVBand="1" w:val="04A0"/>
+      </w:tblPr>
+      <w:tblGrid>
+        <w:gridCol w:w="3009"/>
+        <w:gridCol w:w="3009"/>
+        <w:gridCol w:w="3009"/>
+      </w:tblGrid>
+      <w:tr>
+        <w:tc>
+          <w:tcPr>
+            <w:tcW w:type="dxa" w:w="3009"/>
+          </w:tcPr>
+          <w:p>
+            <w:r>
+              <w:t>Novelty Claim</w:t>
+            </w:r>
+          </w:p>
+        </w:tc>
+        <w:tc>
+          <w:tcPr>
+            <w:tcW w:type="dxa" w:w="3009"/>
+          </w:tcPr>
+          <w:p>
+            <w:r>
+              <w:t>Evidence</w:t>
+            </w:r>
+          </w:p>
+        </w:tc>
+        <w:tc>
+          <w:tcPr>
+            <w:tcW w:type="dxa" w:w="3009"/>
+          </w:tcPr>
+          <w:p>
+            <w:r>
+              <w:t>Status</w:t>
+            </w:r>
+          </w:p>
+        </w:tc>
+      </w:tr>
+      <w:tr>
+        <w:tc>
+          <w:tcPr>
+            <w:tcW w:type="dxa" w:w="3009"/>
+          </w:tcPr>
+          <w:p>
+            <w:r>
+              <w:t>(a) First decentralized MAS-DRL for DOCR coordination under high PV</w:t>
+            </w:r>
+          </w:p>
+        </w:tc>
+        <w:tc>
+          <w:tcPr>
+            <w:tcW w:type="dxa" w:w="3009"/>
+          </w:tcPr>
+          <w:p>
+            <w:r>
+              <w:t>--</w:t>
+            </w:r>
+          </w:p>
+        </w:tc>
+        <w:tc>
+          <w:tcPr>
+            <w:tcW w:type="dxa" w:w="3009"/>
+          </w:tcPr>
+          <w:p>
+            <w:r>
+              <w:t>PENDING</w:t>
+            </w:r>
+          </w:p>
+        </w:tc>
+      </w:tr>
+      <w:tr>
+        <w:tc>
+          <w:tcPr>
+            <w:tcW w:type="dxa" w:w="3009"/>
+          </w:tcPr>
+          <w:p>
+            <w:r>
+              <w:t>(b) Communication-efficient MARL (learned GNN compression)</w:t>
+            </w:r>
+          </w:p>
+        </w:tc>
+        <w:tc>
+          <w:tcPr>
+            <w:tcW w:type="dxa" w:w="3009"/>
+          </w:tcPr>
+          <w:p>
+            <w:r>
+              <w:t>--</w:t>
+            </w:r>
+          </w:p>
+        </w:tc>
+        <w:tc>
+          <w:tcPr>
+            <w:tcW w:type="dxa" w:w="3009"/>
+          </w:tcPr>
+          <w:p>
+            <w:r>
+              <w:t>PENDING</w:t>
+            </w:r>
+          </w:p>
+        </w:tc>
+      </w:tr>
+      <w:tr>
+        <w:tc>
+          <w:tcPr>
+            <w:tcW w:type="dxa" w:w="3009"/>
+          </w:tcPr>
+          <w:p>
+            <w:r>
+              <w:t>(c) Quantified operational improvements vs. centralized/single-agent baselines</w:t>
+            </w:r>
+          </w:p>
+        </w:tc>
+        <w:tc>
+          <w:tcPr>
+            <w:tcW w:type="dxa" w:w="3009"/>
+          </w:tcPr>
+          <w:p>
+            <w:r>
+              <w:t>--</w:t>
+            </w:r>
+          </w:p>
+        </w:tc>
+        <w:tc>
+          <w:tcPr>
+            <w:tcW w:type="dxa" w:w="3009"/>
+          </w:tcPr>
+          <w:p>
+            <w:r>
+              <w:t>PENDING</w:t>
+            </w:r>
+          </w:p>
+        </w:tc>
+      </w:tr>
+      <w:tr>
+        <w:tc>
+          <w:tcPr>
+            <w:tcW w:type="dxa" w:w="3009"/>
+          </w:tcPr>
+          <w:p>
+            <w:r>
+              <w:t>(d) Scalable data-driven protection paradigm</w:t>
+            </w:r>
+          </w:p>
+        </w:tc>
+        <w:tc>
+          <w:tcPr>
+            <w:tcW w:type="dxa" w:w="3009"/>
+          </w:tcPr>
+          <w:p>
+            <w:r>
+              <w:t>--</w:t>
+            </w:r>
+          </w:p>
+        </w:tc>
+        <w:tc>
+          <w:tcPr>
+            <w:tcW w:type="dxa" w:w="3009"/>
+          </w:tcPr>
+          <w:p>
+            <w:r>
+              <w:t>PENDING</w:t>
+            </w:r>
+          </w:p>
+        </w:tc>
+      </w:tr>
+    </w:tbl>
+    <w:p>
+      <w:pPr>
+        <w:pStyle w:val="Heading2"/>
+      </w:pPr>
+      <w:r>
+        <w:t>5.2 Key Findings</w:t>
+      </w:r>
+    </w:p>
+    <w:p>
+      <w:r>
+        <w:t>Each bullet below is a specific empirical claim this thesis set out to support. None can be honestly stated until the full-mode campaign produces real numbers -- the bullets are listed here as the exact claims to be evaluated against, not as findings already reached.</w:t>
+      </w:r>
+    </w:p>
+    <w:p>
+      <w:r>
+        <w:rPr>
+          <w:i/>
+          <w:color w:val="990000"/>
+        </w:rPr>
+        <w:t>[Decentralized MARL outperforms centralized metaheuristics in dynamic PV environments -- RESULTS PENDING -- requires the completed full-mode (non-fast) 3-system campaign; do not fill with fast-mode or hypothetical numbers]</w:t>
+      </w:r>
+    </w:p>
+    <w:p>
+      <w:r>
+        <w:rPr>
+          <w:i/>
+          <w:color w:val="990000"/>
+        </w:rPr>
+        <w:t>[Learned GNN communication achieves coordination at &lt;1 kbps/agent -- RESULTS PENDING -- requires the completed full-mode (non-fast) 3-system campaign; do not fill with fast-mode or hypothetical numbers]</w:t>
+      </w:r>
+    </w:p>
+    <w:p>
+      <w:r>
+        <w:rPr>
+          <w:i/>
+          <w:color w:val="990000"/>
+        </w:rPr>
+        <w:t>[Safe RL (Augmented Lagrangian + action projection) achieves zero CTI violations at 60% PV penetration -- RESULTS PENDING -- requires the completed full-mode (non-fast) 3-system campaign; do not fill with fast-mode or hypothetical numbers]</w:t>
+      </w:r>
+    </w:p>
+    <w:p>
+      <w:r>
+        <w:rPr>
+          <w:i/>
+          <w:color w:val="990000"/>
+        </w:rPr>
+        <w:t>[EWC enables sub-50-step adaptation to topology changes without catastrophic forgetting -- RESULTS PENDING -- requires the completed full-mode (non-fast) 3-system campaign; do not fill with fast-mode or hypothetical numbers]</w:t>
+      </w:r>
+    </w:p>
+    <w:p>
+      <w:pPr>
+        <w:pStyle w:val="Heading2"/>
+      </w:pPr>
+      <w:r>
+        <w:t>5.3 Limitations</w:t>
+      </w:r>
+    </w:p>
+    <w:p>
+      <w:r>
+        <w:t>Unlike Sections 5.1.2 and 5.2, the limitations below are not results-dependent -- they are real, already-verified properties of the current implementation, established through direct code inspection during this thesis's development rather than awaiting a training run.</w:t>
+      </w:r>
+    </w:p>
+    <w:p>
+      <w:r>
+        <w:t>Observation proxy features: v_norm and p_dir (Objective 2, Section 3.2.2) are analytical proxies under the use_pandapower=False configuration used for all full-scale training, not an independent per-step AC power-flow measurement. A real per-step solve is roughly 28x slower and was judged prohibitive at full-campaign scale (see marl/marl_env.py's module docstring).</w:t>
+      </w:r>
+    </w:p>
+    <w:p>
+      <w:r>
+        <w:t>GNN adjacency assumption: the communication graph is built from static primary-backup and same-bus relationships (Section 3.3.3); dynamic topology reconfiguration is not reflected in the graph structure itself.</w:t>
+      </w:r>
+    </w:p>
+    <w:p>
+      <w:r>
+        <w:t>Simulated IEC 61850 integration: deployment/hils_bridge.py implements no real GOOSE/SV wire protocol -- by its own module docstring, it is a simulation/placeholder that logs Python dataclasses and synthetic sensor samples, not a hardware-in-the-loop validation (see Appendix E.2).</w:t>
+      </w:r>
+    </w:p>
+    <w:p>
+      <w:r>
+        <w:t>A 2026-10-22 rewrite replaced the hand-rolled NumPy MAPPO/GNN/critic implementation with real PyTorch (torch.nn.Module) networks trained via backpropagation and Adam, so the "NumPy, not PyTorch" framing in an earlier draft of this section no longer describes the codebase accurately either; torch is now a required dependency for all MARL training. PyTorch Geometric specifically is still not used -- the GNN communication module is a small hand-rolled torch.nn.Module (encoder/attention/decoder), not built on that library -- so third-party GNN library behavior still was not benchmarked against this codebase's equivalent. Separately, GPU acceleration is available but does not activate by default: it was benchmarked as measurably SLOWER than CPU for the real backprop actor update on this project's own test hardware (an entry-level GPU), the opposite of what the same benchmark found for the predecessor ES-based implementation -- see Section 5.3's note and Appendix B.1 for the real measured numbers. This is disclosed as a hardware-specific, re-measurable finding, not a permanent property of the architecture.</w:t>
+      </w:r>
+    </w:p>
+    <w:p>
+      <w:r>
+        <w:t>No continuous integration pipeline exists for this repository at the time of writing -- the test suite (Appendix F.3) is run locally before merging changes, not automatically on every commit.</w:t>
+      </w:r>
+    </w:p>
+    <w:p>
+      <w:r>
+        <w:t>Training time scales materially with network size: the 39-bus topology (92 relays, Appendix A.3) was measured during this project's own campaign work to train roughly 4x slower than the 14-bus topology (40 relays) at the same worker count -- a real, measured scaling factor, not an estimate.</w:t>
+      </w:r>
+    </w:p>
+    <w:p>
+      <w:pPr>
+        <w:pStyle w:val="Heading2"/>
+      </w:pPr>
+      <w:r>
+        <w:t>5.4 Future Work</w:t>
+      </w:r>
+    </w:p>
+    <w:p>
+      <w:pPr>
+        <w:pStyle w:val="Heading3"/>
+      </w:pPr>
+      <w:r>
+        <w:t>5.4.1 Algorithmic Extensions</w:t>
+      </w:r>
+    </w:p>
+    <w:p>
+      <w:r>
+        <w:t>Transformer-based communication: replace the current single-head GAT-style attention (Section 3.3.3) with a transformer encoder to support dynamic, learned adjacency rather than the current static primary-backup graph -- directly addressing the GNN adjacency limitation in Section 5.3.</w:t>
+      </w:r>
+    </w:p>
+    <w:p>
+      <w:r>
+        <w:t>Model-based RL for sample efficiency: the curriculum's apparent need for more total samples than direct training (an open question flagged throughout this project's validation work) motivates investigating whether a learned dynamics model could reduce the sample cost of each curriculum stage transition.</w:t>
+      </w:r>
+    </w:p>
+    <w:p>
+      <w:r>
+        <w:t>Multi-objective Pareto front: jointly optimizing total operating time, CTI safety margin, and communication cost as an explicit Pareto frontier, rather than the current single scalarized reward (Section 2.6.5), would let operators choose an explicit operating point instead of a single fixed trade-off baked into the reward weights.</w:t>
+      </w:r>
+    </w:p>
+    <w:p>
+      <w:pPr>
+        <w:pStyle w:val="Heading3"/>
+      </w:pPr>
+      <w:r>
+        <w:t>5.4.2 System Extensions</w:t>
+      </w:r>
+    </w:p>
+    <w:p>
+      <w:r>
+        <w:t>Integration with distance relays and recloser coordination: this thesis scopes to DOCRs only (Section 1.5); extending the Dec-POMDP formulation (Figure 27) to heterogeneous protection device types is a natural next step.</w:t>
+      </w:r>
+    </w:p>
+    <w:p>
+      <w:r>
+        <w:t>Cyber-physical security against coordinated attacks: the learned communication channel (Section 3.3.3) currently assumes honest agents; adversarial-robustness analysis of the GNN attention mechanism against compromised or spoofed messages was out of scope here.</w:t>
+      </w:r>
+    </w:p>
+    <w:p>
+      <w:r>
+        <w:t>Real-world utility microgrid pilot: replacing the simulated IEC 61850 integration (Section 5.3) with an actual hardware-in-the-loop or field pilot deployment is the clearest path to closing the gap between this thesis's simulated validation and real operational deployment.</w:t>
+      </w:r>
+    </w:p>
+    <w:p>
+      <w:pPr>
+        <w:pStyle w:val="Heading2"/>
+      </w:pPr>
+      <w:r>
+        <w:t>5.5 Closing Remarks</w:t>
+      </w:r>
+    </w:p>
+    <w:p>
+      <w:r>
+        <w:t>The transition to high-PV distribution networks is not a hypothetical future scenario -- it is already underway, and the protection schemes governing these networks were largely designed for a grid that no longer exists in its original, passive-radial form. This thesis's central wager is that decentralized, learning-based coordination is a more durable answer to that shift than repeatedly re-tuning centralized, offline optimization for each new operating condition. Whether that wager pays off, and to what degree, is precisely what Chapter 4's full-mode results will show. Independent of that outcome, the honest accounting of what works, what doesn't yet, and what was simulated rather than truly tested -- carried consistently through this draft rather than smoothed over -- is itself intended as a model for how this class of research should be reported: as a real system with real, stated limitations, not a polished narrative constructed after the fact.</w:t>
+      </w:r>
+    </w:p>
+    <w:p>
+      <w:r>
+        <w:br w:type="page"/>
+      </w:r>
+    </w:p>
+    <w:p>
+      <w:pPr>
+        <w:pStyle w:val="Heading1"/>
+      </w:pPr>
+      <w:r>
+        <w:t>Back Matter</w:t>
+      </w:r>
+    </w:p>
+    <w:p>
+      <w:pPr>
+        <w:pStyle w:val="Heading1"/>
+      </w:pPr>
+      <w:r>
+        <w:t>References</w:t>
+      </w:r>
+    </w:p>
+    <w:p>
+      <w:r>
+        <w:t>This is the consolidated master bibliography. Chapters 1-3 each also carry their own chapter-local, independently numbered reference list for quick in-chapter lookup (a stylistic choice already present in this draft before this consolidation); the numbering below is separate and specific to this Back Matter section, ordered alphabetically by first author. This list reflects only works actually cited in the body text of Chapters 1-3 as drafted -- it is not padded to match the outline's original ~80-100 estimate, since fabricating additional citations to hit a round number would be a worse flaw than an honestly shorter list. Chapters 4 and 5 will likely add further citations once the results discussion is written against the literature.</w:t>
+      </w:r>
+    </w:p>
+    <w:p>
+      <w:r>
+        <w:t>[1] T. Abdelhamid et al., "Modified heap-based optimizer for adaptive coordination of directional overcurrent relays with distributed generation," Energy Reports, 2021.</w:t>
+      </w:r>
+    </w:p>
+    <w:p>
+      <w:r>
+        <w:t>[2] J. Achiam, D. Held, A. Ray, and P. Abbeel, "Constrained policy optimization," Proceedings of the 34th International Conference on Machine Learning (ICML), 2017.</w:t>
+      </w:r>
+    </w:p>
+    <w:p>
+      <w:r>
+        <w:t>[3] A. Al-Bhadely and A. İnan, "Optimal coordination of directional overcurrent relays using hybrid GA-SQP," Energies, vol. 16, no. 7031, 2023.</w:t>
+      </w:r>
+    </w:p>
+    <w:p>
+      <w:r>
+        <w:t>[4] S. Conti, "Analysis of distribution network protection issues in presence of dispersed generation," Electric Power Systems Research, vol. 79, no. 10, pp. 1387-1397, 2009.</w:t>
+      </w:r>
+    </w:p>
+    <w:p>
+      <w:r>
+        <w:t>[5] M. Elsadd et al., "Genetic algorithm with limited true current for short-circuit events considering PV uncertainty," Solar Energy, 2021.</w:t>
+      </w:r>
+    </w:p>
+    <w:p>
+      <w:r>
+        <w:t>[6] S. K. ElSayed and E. E. Elattar, "Hybrid optimization algorithm for optimal coordination of directional overcurrent relays in distribution networks with distributed generation," Electric Power Systems Research, vol. 190, 2021.</w:t>
+      </w:r>
+    </w:p>
+    <w:p>
+      <w:r>
+        <w:t>[7] IEC 61427-1:2013, Secondary cells and batteries containing alkaline or other non-acid electrolytes -- Secondary sealed cells and batteries for photovoltaic energy systems (PVES) -- Part 1: General requirements and methods of test, 2013.</w:t>
+      </w:r>
+    </w:p>
+    <w:p>
+      <w:r>
+        <w:t>[8] IEEE Std 1547-2018, IEEE Standard for Interconnection and Interoperability of Distributed Energy Resources with Associated Electric Power Systems Interfaces, 2018.</w:t>
+      </w:r>
+    </w:p>
+    <w:p>
+      <w:r>
+        <w:t>[9] IEEE Std C37.112-2018, IEEE Standard Inverse-Time Characteristic Equations for Overcurrent Relays, 2018.</w:t>
+      </w:r>
+    </w:p>
+    <w:p>
+      <w:r>
+        <w:t>[10] International Energy Agency (IEA), World Energy Outlook 2023, Paris, France: IEA Publications, 2023.</w:t>
+      </w:r>
+    </w:p>
+    <w:p>
+      <w:r>
+        <w:t>[11] A. Jain et al., "Multi-agent Q-learning for generator dispatch in smart grids," Applied Energy, 2020.</w:t>
+      </w:r>
+    </w:p>
+    <w:p>
+      <w:r>
+        <w:t>[12] S. Jiang and Z. Lu, "Learning attentional communication for multi-agent cooperation," Advances in Neural Information Processing Systems (NeurIPS), 2018.</w:t>
+      </w:r>
+    </w:p>
+    <w:p>
+      <w:r>
+        <w:t>[13] Jiangtao et al., "Comparative study of Harris Hawks Optimization and JAYA for directional overcurrent relay coordination," Engineering Applications of Artificial Intelligence, 2020.</w:t>
+      </w:r>
+    </w:p>
+    <w:p>
+      <w:r>
+        <w:t>[14] J. Kirkpatrick et al., "Overcoming catastrophic forgetting in neural networks," Proceedings of the National Academy of Sciences, vol. 114, no. 13, pp. 3521-3526, 2017.</w:t>
+      </w:r>
+    </w:p>
+    <w:p>
+      <w:r>
+        <w:t>[15] A. Korashy et al., "Enhanced equilibrium optimizer for optimal coordination of directional overcurrent relays," Knowledge-Based Systems, 2020.</w:t>
+      </w:r>
+    </w:p>
+    <w:p>
+      <w:r>
+        <w:t>[16] T. Khurshaid et al., "Hybrid whale optimization algorithm for optimal coordination of directional overcurrent relays," Advances in Engineering Software, 2020.</w:t>
+      </w:r>
+    </w:p>
+    <w:p>
+      <w:r>
+        <w:t>[17] T. Long et al., "Safe reinforcement learning using augmented random search with barrier functions for load shedding in power systems," IEEE Transactions on Power Systems, 2021.</w:t>
+      </w:r>
+    </w:p>
+    <w:p>
+      <w:r>
+        <w:t>[18] X. Ma et al., "Proximal policy optimization for distribution network planning with renewable penetration," Renewable Energy, 2022.</w:t>
+      </w:r>
+    </w:p>
+    <w:p>
+      <w:r>
+        <w:t>[19] P. P. Reddy et al., "Optimal coordination of directional overcurrent relays using hybrid GA-SQP," Energies, 2023.  [NOTE: closely resembles the Al-Bhadely &amp; İnan entry above in topic, venue, and year -- kept as a separate entry from the original draft since it cannot be independently verified from this session; worth double-checking against the actual source before final submission.]</w:t>
+      </w:r>
+    </w:p>
+    <w:p>
+      <w:r>
+        <w:t>[20] J. Schulman, F. Wolski, P. Dhariwal, A. Radford, and O. Klimov, "Proximal policy optimization algorithms," arXiv preprint arXiv:1707.06347, 2017.</w:t>
+      </w:r>
+    </w:p>
+    <w:p>
+      <w:r>
+        <w:t>[21] A. Stooke and P. Abbeel, "Responsive safety in reinforcement learning by PID Lagrangian methods," Proceedings of the 37th International Conference on Machine Learning (ICML), 2020.</w:t>
+      </w:r>
+    </w:p>
+    <w:p>
+      <w:r>
+        <w:t>[22] R. S. Sutton and A. G. Barto, Reinforcement Learning: An Introduction, 2nd ed. Cambridge, MA: MIT Press, 2018.</w:t>
+      </w:r>
+    </w:p>
+    <w:p>
+      <w:r>
+        <w:t>[23] A. J. Urdaneta, R. Nadira, and L. G. P. Jimenez, "Optimal coordination of directional overcurrent relays in interconnected power systems," IEEE Transactions on Power Delivery, vol. 3, no. 3, pp. 903-911, 1988.</w:t>
+      </w:r>
+    </w:p>
+    <w:p>
+      <w:r>
+        <w:t>[24] A. Wadood et al., "Optimal coordination of directional overcurrent relays using JAYA algorithm," Engineering Optimization, 2020.</w:t>
+      </w:r>
+    </w:p>
+    <w:p>
+      <w:r>
+        <w:t>[25] C. Yu et al., "The surprising effectiveness of PPO in cooperative multi-agent games," Advances in Neural Information Processing Systems (NeurIPS), 2022.</w:t>
+      </w:r>
+    </w:p>
+    <w:p>
+      <w:r>
+        <w:t>[26] Y. Zeng et al., "Deep Q-learning for distributed optimal power flow penalty parameter estimation," IEEE Transactions on Smart Grid, 2022.</w:t>
+      </w:r>
+    </w:p>
+    <w:p>
+      <w:r>
+        <w:br w:type="page"/>
+      </w:r>
+    </w:p>
+    <w:p>
+      <w:pPr>
+        <w:pStyle w:val="Heading1"/>
+      </w:pPr>
+      <w:r>
+        <w:t>Appendices</w:t>
+      </w:r>
+    </w:p>
+    <w:p>
+      <w:pPr>
+        <w:pStyle w:val="Heading1"/>
+      </w:pPr>
+      <w:r>
+        <w:t>Appendix A: IEEE Test System Data</w:t>
+      </w:r>
+    </w:p>
+    <w:p>
+      <w:r>
+        <w:t>Real topology data pulled directly from network/network_data.py (get_8bus, get_14bus, get_39bus) -- not estimates, and not the same as the deprecated get_39bus_reduced() 46-relay legacy graph described elsewhere in earlier drafting as the active 39-bus system.</w:t>
+      </w:r>
+    </w:p>
+    <w:p>
+      <w:pPr>
+        <w:pStyle w:val="Heading2"/>
+      </w:pPr>
+      <w:r>
+        <w:t>A.1 8-Bus System</w:t>
+      </w:r>
+    </w:p>
+    <w:tbl>
+      <w:tblPr>
+        <w:tblW w:type="auto" w:w="0"/>
+        <w:tblLook w:firstColumn="1" w:firstRow="1" w:lastColumn="0" w:lastRow="0" w:noHBand="0" w:noVBand="1" w:val="04A0"/>
+      </w:tblPr>
+      <w:tblGrid>
+        <w:gridCol w:w="4513"/>
+        <w:gridCol w:w="4513"/>
+      </w:tblGrid>
+      <w:tr>
+        <w:tc>
+          <w:tcPr>
+            <w:tcW w:type="dxa" w:w="4513"/>
+          </w:tcPr>
+          <w:p>
+            <w:r>
+              <w:t>Property</w:t>
+            </w:r>
+          </w:p>
+        </w:tc>
+        <w:tc>
+          <w:tcPr>
+            <w:tcW w:type="dxa" w:w="4513"/>
+          </w:tcPr>
+          <w:p>
+            <w:r>
+              <w:t>Value</w:t>
+            </w:r>
+          </w:p>
+        </w:tc>
+      </w:tr>
+      <w:tr>
+        <w:tc>
+          <w:tcPr>
+            <w:tcW w:type="dxa" w:w="4513"/>
+          </w:tcPr>
+          <w:p>
+            <w:r>
+              <w:t>Buses</w:t>
+            </w:r>
+          </w:p>
+        </w:tc>
+        <w:tc>
+          <w:tcPr>
+            <w:tcW w:type="dxa" w:w="4513"/>
+          </w:tcPr>
+          <w:p>
+            <w:r>
+              <w:t>8</w:t>
+            </w:r>
+          </w:p>
+        </w:tc>
+      </w:tr>
+      <w:tr>
+        <w:tc>
+          <w:tcPr>
+            <w:tcW w:type="dxa" w:w="4513"/>
+          </w:tcPr>
+          <w:p>
+            <w:r>
+              <w:t>Lines</w:t>
+            </w:r>
+          </w:p>
+        </w:tc>
+        <w:tc>
+          <w:tcPr>
+            <w:tcW w:type="dxa" w:w="4513"/>
+          </w:tcPr>
+          <w:p>
+            <w:r>
+              <w:t>7 feeder lines + 2 transformers (9 total)</w:t>
+            </w:r>
+          </w:p>
+        </w:tc>
+      </w:tr>
+      <w:tr>
+        <w:tc>
+          <w:tcPr>
+            <w:tcW w:type="dxa" w:w="4513"/>
+          </w:tcPr>
+          <w:p>
+            <w:r>
+              <w:t>Relays</w:t>
+            </w:r>
+          </w:p>
+        </w:tc>
+        <w:tc>
+          <w:tcPr>
+            <w:tcW w:type="dxa" w:w="4513"/>
+          </w:tcPr>
+          <w:p>
+            <w:r>
+              <w:t>14 (one per line end)</w:t>
+            </w:r>
+          </w:p>
+        </w:tc>
+      </w:tr>
+      <w:tr>
+        <w:tc>
+          <w:tcPr>
+            <w:tcW w:type="dxa" w:w="4513"/>
+          </w:tcPr>
+          <w:p>
+            <w:r>
+              <w:t>Primary-backup pairs</w:t>
+            </w:r>
+          </w:p>
+        </w:tc>
+        <w:tc>
+          <w:tcPr>
+            <w:tcW w:type="dxa" w:w="4513"/>
+          </w:tcPr>
+          <w:p>
+            <w:r>
+              <w:t>20</w:t>
+            </w:r>
+          </w:p>
+        </w:tc>
+      </w:tr>
+      <w:tr>
+        <w:tc>
+          <w:tcPr>
+            <w:tcW w:type="dxa" w:w="4513"/>
+          </w:tcPr>
+          <w:p>
+            <w:r>
+              <w:t>DG (PV) buses</w:t>
+            </w:r>
+          </w:p>
+        </w:tc>
+        <w:tc>
+          <w:tcPr>
+            <w:tcW w:type="dxa" w:w="4513"/>
+          </w:tcPr>
+          <w:p>
+            <w:r>
+              <w:t>Bus 3 (2.0 MW), Bus 5 (1.5 MW), Bus 7 (1.0 MW)</w:t>
+            </w:r>
+          </w:p>
+        </w:tc>
+      </w:tr>
+      <w:tr>
+        <w:tc>
+          <w:tcPr>
+            <w:tcW w:type="dxa" w:w="4513"/>
+          </w:tcPr>
+          <w:p>
+            <w:r>
+              <w:t>Loads</w:t>
+            </w:r>
+          </w:p>
+        </w:tc>
+        <w:tc>
+          <w:tcPr>
+            <w:tcW w:type="dxa" w:w="4513"/>
+          </w:tcPr>
+          <w:p>
+            <w:r>
+              <w:t>Bus 2 (40 MW), Bus 3 (60 MW), Bus 4 (70 MW), Bus 5 (70 MW)</w:t>
+            </w:r>
+          </w:p>
+        </w:tc>
+      </w:tr>
+      <w:tr>
+        <w:tc>
+          <w:tcPr>
+            <w:tcW w:type="dxa" w:w="4513"/>
+          </w:tcPr>
+          <w:p>
+            <w:r>
+              <w:t>Data source</w:t>
+            </w:r>
+          </w:p>
+        </w:tc>
+        <w:tc>
+          <w:tcPr>
+            <w:tcW w:type="dxa" w:w="4513"/>
+          </w:tcPr>
+          <w:p>
+            <w:r>
+              <w:t>Rajput &amp; Pandya, "On 8-Bus Test System for Solving Challenges in Relay Coordination," IEEE 2016 (cited_verified per network_data.py's data_provenance field)</w:t>
+            </w:r>
+          </w:p>
+        </w:tc>
+      </w:tr>
+    </w:tbl>
+    <w:p>
+      <w:r>
+        <w:t>Line list: 1-2, 1-3, 3-4, 4-5, 5-6, 2-6, 1-6 (feeder lines); 1-7, 6-8 (transformers to external sources).</w:t>
+      </w:r>
+    </w:p>
+    <w:p>
+      <w:pPr>
+        <w:pStyle w:val="Heading2"/>
+      </w:pPr>
+      <w:r>
+        <w:t>A.2 14-Bus System</w:t>
+      </w:r>
+    </w:p>
+    <w:tbl>
+      <w:tblPr>
+        <w:tblW w:type="auto" w:w="0"/>
+        <w:tblLook w:firstColumn="1" w:firstRow="1" w:lastColumn="0" w:lastRow="0" w:noHBand="0" w:noVBand="1" w:val="04A0"/>
+      </w:tblPr>
+      <w:tblGrid>
+        <w:gridCol w:w="4513"/>
+        <w:gridCol w:w="4513"/>
+      </w:tblGrid>
+      <w:tr>
+        <w:tc>
+          <w:tcPr>
+            <w:tcW w:type="dxa" w:w="4513"/>
+          </w:tcPr>
+          <w:p>
+            <w:r>
+              <w:t>Property</w:t>
+            </w:r>
+          </w:p>
+        </w:tc>
+        <w:tc>
+          <w:tcPr>
+            <w:tcW w:type="dxa" w:w="4513"/>
+          </w:tcPr>
+          <w:p>
+            <w:r>
+              <w:t>Value</w:t>
+            </w:r>
+          </w:p>
+        </w:tc>
+      </w:tr>
+      <w:tr>
+        <w:tc>
+          <w:tcPr>
+            <w:tcW w:type="dxa" w:w="4513"/>
+          </w:tcPr>
+          <w:p>
+            <w:r>
+              <w:t>Buses</w:t>
+            </w:r>
+          </w:p>
+        </w:tc>
+        <w:tc>
+          <w:tcPr>
+            <w:tcW w:type="dxa" w:w="4513"/>
+          </w:tcPr>
+          <w:p>
+            <w:r>
+              <w:t>14</w:t>
+            </w:r>
+          </w:p>
+        </w:tc>
+      </w:tr>
+      <w:tr>
+        <w:tc>
+          <w:tcPr>
+            <w:tcW w:type="dxa" w:w="4513"/>
+          </w:tcPr>
+          <w:p>
+            <w:r>
+              <w:t>Lines</w:t>
+            </w:r>
+          </w:p>
+        </w:tc>
+        <w:tc>
+          <w:tcPr>
+            <w:tcW w:type="dxa" w:w="4513"/>
+          </w:tcPr>
+          <w:p>
+            <w:r>
+              <w:t>20</w:t>
+            </w:r>
+          </w:p>
+        </w:tc>
+      </w:tr>
+      <w:tr>
+        <w:tc>
+          <w:tcPr>
+            <w:tcW w:type="dxa" w:w="4513"/>
+          </w:tcPr>
+          <w:p>
+            <w:r>
+              <w:t>Relays</w:t>
+            </w:r>
+          </w:p>
+        </w:tc>
+        <w:tc>
+          <w:tcPr>
+            <w:tcW w:type="dxa" w:w="4513"/>
+          </w:tcPr>
+          <w:p>
+            <w:r>
+              <w:t>40 (one per line end)</w:t>
+            </w:r>
+          </w:p>
+        </w:tc>
+      </w:tr>
+      <w:tr>
+        <w:tc>
+          <w:tcPr>
+            <w:tcW w:type="dxa" w:w="4513"/>
+          </w:tcPr>
+          <w:p>
+            <w:r>
+              <w:t>Primary-backup pairs</w:t>
+            </w:r>
+          </w:p>
+        </w:tc>
+        <w:tc>
+          <w:tcPr>
+            <w:tcW w:type="dxa" w:w="4513"/>
+          </w:tcPr>
+          <w:p>
+            <w:r>
+              <w:t>52</w:t>
+            </w:r>
+          </w:p>
+        </w:tc>
+      </w:tr>
+      <w:tr>
+        <w:tc>
+          <w:tcPr>
+            <w:tcW w:type="dxa" w:w="4513"/>
+          </w:tcPr>
+          <w:p>
+            <w:r>
+              <w:t>DG (PV) buses</w:t>
+            </w:r>
+          </w:p>
+        </w:tc>
+        <w:tc>
+          <w:tcPr>
+            <w:tcW w:type="dxa" w:w="4513"/>
+          </w:tcPr>
+          <w:p>
+            <w:r>
+              <w:t>2 (4.0 MW), 4 (8.4 MW), 5 (1.3 MW), 9 (5.2 MW), 10 (1.6 MW), 11 (0.6 MW), 12 (1.1 MW), 13 (2.4 MW), 14 (2.6 MW)</w:t>
+            </w:r>
+          </w:p>
+        </w:tc>
+      </w:tr>
+    </w:tbl>
+    <w:p>
+      <w:r>
+        <w:t>Line list: 1-2, 1-5, 2-3, 2-4, 2-5, 3-4, 4-5, 4-7, 4-9, 5-6, 6-11, 6-12, 6-13, 7-8, 7-9, 9-10, 9-14, 10-11, 12-13, 13-14.</w:t>
+      </w:r>
+    </w:p>
+    <w:p>
+      <w:pPr>
+        <w:pStyle w:val="Heading2"/>
+      </w:pPr>
+      <w:r>
+        <w:t>A.3 39-Bus System</w:t>
+      </w:r>
+    </w:p>
+    <w:p>
+      <w:r>
+        <w:t>This is the real, full 39-bus topology (get_39bus()), rebuilt from a complete 46-branch graph during this project's own code-review pass -- it replaced an earlier, deprecated 46-relay/42-pair reduced graph (preserved for provenance as get_39bus_reduced(), now unused in active training). Any reference elsewhere describing the 39-bus system as 46 relays reflects that superseded version and has been corrected throughout this draft (Chapter 2, Section 2.6.1).</w:t>
+      </w:r>
+    </w:p>
+    <w:tbl>
+      <w:tblPr>
+        <w:tblW w:type="auto" w:w="0"/>
+        <w:tblLook w:firstColumn="1" w:firstRow="1" w:lastColumn="0" w:lastRow="0" w:noHBand="0" w:noVBand="1" w:val="04A0"/>
+      </w:tblPr>
+      <w:tblGrid>
+        <w:gridCol w:w="4513"/>
+        <w:gridCol w:w="4513"/>
+      </w:tblGrid>
+      <w:tr>
+        <w:tc>
+          <w:tcPr>
+            <w:tcW w:type="dxa" w:w="4513"/>
+          </w:tcPr>
+          <w:p>
+            <w:r>
+              <w:t>Property</w:t>
+            </w:r>
+          </w:p>
+        </w:tc>
+        <w:tc>
+          <w:tcPr>
+            <w:tcW w:type="dxa" w:w="4513"/>
+          </w:tcPr>
+          <w:p>
+            <w:r>
+              <w:t>Value</w:t>
+            </w:r>
+          </w:p>
+        </w:tc>
+      </w:tr>
+      <w:tr>
+        <w:tc>
+          <w:tcPr>
+            <w:tcW w:type="dxa" w:w="4513"/>
+          </w:tcPr>
+          <w:p>
+            <w:r>
+              <w:t>Buses</w:t>
+            </w:r>
+          </w:p>
+        </w:tc>
+        <w:tc>
+          <w:tcPr>
+            <w:tcW w:type="dxa" w:w="4513"/>
+          </w:tcPr>
+          <w:p>
+            <w:r>
+              <w:t>39</w:t>
+            </w:r>
+          </w:p>
+        </w:tc>
+      </w:tr>
+      <w:tr>
+        <w:tc>
+          <w:tcPr>
+            <w:tcW w:type="dxa" w:w="4513"/>
+          </w:tcPr>
+          <w:p>
+            <w:r>
+              <w:t>Lines</w:t>
+            </w:r>
+          </w:p>
+        </w:tc>
+        <w:tc>
+          <w:tcPr>
+            <w:tcW w:type="dxa" w:w="4513"/>
+          </w:tcPr>
+          <w:p>
+            <w:r>
+              <w:t>46</w:t>
+            </w:r>
+          </w:p>
+        </w:tc>
+      </w:tr>
+      <w:tr>
+        <w:tc>
+          <w:tcPr>
+            <w:tcW w:type="dxa" w:w="4513"/>
+          </w:tcPr>
+          <w:p>
+            <w:r>
+              <w:t>Relays</w:t>
+            </w:r>
+          </w:p>
+        </w:tc>
+        <w:tc>
+          <w:tcPr>
+            <w:tcW w:type="dxa" w:w="4513"/>
+          </w:tcPr>
+          <w:p>
+            <w:r>
+              <w:t>92 (one per line end)</w:t>
+            </w:r>
+          </w:p>
+        </w:tc>
+      </w:tr>
+      <w:tr>
+        <w:tc>
+          <w:tcPr>
+            <w:tcW w:type="dxa" w:w="4513"/>
+          </w:tcPr>
+          <w:p>
+            <w:r>
+              <w:t>Primary-backup pairs</w:t>
+            </w:r>
+          </w:p>
+        </w:tc>
+        <w:tc>
+          <w:tcPr>
+            <w:tcW w:type="dxa" w:w="4513"/>
+          </w:tcPr>
+          <w:p>
+            <w:r>
+              <w:t>86</w:t>
+            </w:r>
+          </w:p>
+        </w:tc>
+      </w:tr>
+      <w:tr>
+        <w:tc>
+          <w:tcPr>
+            <w:tcW w:type="dxa" w:w="4513"/>
+          </w:tcPr>
+          <w:p>
+            <w:r>
+              <w:t>DG (PV) buses</w:t>
+            </w:r>
+          </w:p>
+        </w:tc>
+        <w:tc>
+          <w:tcPr>
+            <w:tcW w:type="dxa" w:w="4513"/>
+          </w:tcPr>
+          <w:p>
+            <w:r>
+              <w:t>4 (50 MW), 8 (52 MW), 16 (33 MW), 20 (63 MW), 23 (25 MW), 30 (250 MW), 32 (650 MW), 33 (632 MW), 34 (508 MW), 35 (650 MW), 36 (560 MW), 37 (540 MW), 38 (830 MW), 39 (1000 MW)</w:t>
+            </w:r>
+          </w:p>
+        </w:tc>
+      </w:tr>
+    </w:tbl>
+    <w:p>
+      <w:r>
+        <w:t>Line list (46 total): 1-2, 1-39, 2-3, 2-25, 2-30, 3-4, 3-18, 4-5, 4-14, 5-6, 5-8, 6-7, 6-11, 6-31, 7-8, 8-9, 9-39, 10-11, 10-13, 10-32, 12-11, 12-13, 13-14, 14-15, 15-16, 16-17, 16-19, 16-21, 16-24, 17-18, 17-27, 19-20, 19-33, 20-34, 21-22, 22-23, 22-35, 23-24, 23-36, 25-26, 25-37, 26-27, 26-28, 26-29, 28-29, 29-38.</w:t>
+      </w:r>
+    </w:p>
+    <w:p>
+      <w:pPr>
+        <w:pStyle w:val="Heading1"/>
+      </w:pPr>
+      <w:r>
+        <w:t>Appendix B: Hyperparameter Tables</w:t>
+      </w:r>
+    </w:p>
+    <w:p>
+      <w:r>
+        <w:t>All values below are configurable defaults read directly from the source (file:line citations given), not literature-typical guesses. Where an algorithm genuinely has no equivalent of a listed parameter (e.g. JAYA has no crossover/mutation rate by design), that cell is marked N/A rather than filled with an invented value.</w:t>
+      </w:r>
+    </w:p>
+    <w:p>
+      <w:pPr>
+        <w:pStyle w:val="Heading2"/>
+      </w:pPr>
+      <w:r>
+        <w:t>B.1 MAPPO Hyperparameters (marl/marl_agents.py, docl_config.py)</w:t>
+      </w:r>
+    </w:p>
+    <w:tbl>
+      <w:tblPr>
+        <w:tblW w:type="auto" w:w="0"/>
+        <w:tblLook w:firstColumn="1" w:firstRow="1" w:lastColumn="0" w:lastRow="0" w:noHBand="0" w:noVBand="1" w:val="04A0"/>
+      </w:tblPr>
+      <w:tblGrid>
+        <w:gridCol w:w="3009"/>
+        <w:gridCol w:w="3009"/>
+        <w:gridCol w:w="3009"/>
+      </w:tblGrid>
+      <w:tr>
+        <w:tc>
+          <w:tcPr>
+            <w:tcW w:type="dxa" w:w="3009"/>
+          </w:tcPr>
+          <w:p>
+            <w:r>
+              <w:t>Parameter</w:t>
+            </w:r>
+          </w:p>
+        </w:tc>
+        <w:tc>
+          <w:tcPr>
+            <w:tcW w:type="dxa" w:w="3009"/>
+          </w:tcPr>
+          <w:p>
+            <w:r>
+              <w:t>Value</w:t>
+            </w:r>
+          </w:p>
+        </w:tc>
+        <w:tc>
+          <w:tcPr>
+            <w:tcW w:type="dxa" w:w="3009"/>
+          </w:tcPr>
+          <w:p>
+            <w:r>
+              <w:t>Source</w:t>
+            </w:r>
+          </w:p>
+        </w:tc>
+      </w:tr>
+      <w:tr>
+        <w:tc>
+          <w:tcPr>
+            <w:tcW w:type="dxa" w:w="3009"/>
+          </w:tcPr>
+          <w:p>
+            <w:r>
+              <w:t>Actor learning rate (Adam)</w:t>
+            </w:r>
+          </w:p>
+        </w:tc>
+        <w:tc>
+          <w:tcPr>
+            <w:tcW w:type="dxa" w:w="3009"/>
+          </w:tcPr>
+          <w:p>
+            <w:r>
+              <w:t>3e-4</w:t>
+            </w:r>
+          </w:p>
+        </w:tc>
+        <w:tc>
+          <w:tcPr>
+            <w:tcW w:type="dxa" w:w="3009"/>
+          </w:tcPr>
+          <w:p>
+            <w:r>
+              <w:t>marl_agents.py:508</w:t>
+            </w:r>
+          </w:p>
+        </w:tc>
+      </w:tr>
+      <w:tr>
+        <w:tc>
+          <w:tcPr>
+            <w:tcW w:type="dxa" w:w="3009"/>
+          </w:tcPr>
+          <w:p>
+            <w:r>
+              <w:t>Critic learning rate (Adam)</w:t>
+            </w:r>
+          </w:p>
+        </w:tc>
+        <w:tc>
+          <w:tcPr>
+            <w:tcW w:type="dxa" w:w="3009"/>
+          </w:tcPr>
+          <w:p>
+            <w:r>
+              <w:t>1e-3</w:t>
+            </w:r>
+          </w:p>
+        </w:tc>
+        <w:tc>
+          <w:tcPr>
+            <w:tcW w:type="dxa" w:w="3009"/>
+          </w:tcPr>
+          <w:p>
+            <w:r>
+              <w:t>marl_agents.py:509</w:t>
+            </w:r>
+          </w:p>
+        </w:tc>
+      </w:tr>
+      <w:tr>
+        <w:tc>
+          <w:tcPr>
+            <w:tcW w:type="dxa" w:w="3009"/>
+          </w:tcPr>
+          <w:p>
+            <w:r>
+              <w:t>PPO clip epsilon</w:t>
+            </w:r>
+          </w:p>
+        </w:tc>
+        <w:tc>
+          <w:tcPr>
+            <w:tcW w:type="dxa" w:w="3009"/>
+          </w:tcPr>
+          <w:p>
+            <w:r>
+              <w:t>0.2</w:t>
+            </w:r>
+          </w:p>
+        </w:tc>
+        <w:tc>
+          <w:tcPr>
+            <w:tcW w:type="dxa" w:w="3009"/>
+          </w:tcPr>
+          <w:p>
+            <w:r>
+              <w:t>marl_agents.py:511,226</w:t>
+            </w:r>
+          </w:p>
+        </w:tc>
+      </w:tr>
+      <w:tr>
+        <w:tc>
+          <w:tcPr>
+            <w:tcW w:type="dxa" w:w="3009"/>
+          </w:tcPr>
+          <w:p>
+            <w:r>
+              <w:t>Discount factor (gamma)</w:t>
+            </w:r>
+          </w:p>
+        </w:tc>
+        <w:tc>
+          <w:tcPr>
+            <w:tcW w:type="dxa" w:w="3009"/>
+          </w:tcPr>
+          <w:p>
+            <w:r>
+              <w:t>0.99</w:t>
+            </w:r>
+          </w:p>
+        </w:tc>
+        <w:tc>
+          <w:tcPr>
+            <w:tcW w:type="dxa" w:w="3009"/>
+          </w:tcPr>
+          <w:p>
+            <w:r>
+              <w:t>marl_agents.py:512,453</w:t>
+            </w:r>
+          </w:p>
+        </w:tc>
+      </w:tr>
+      <w:tr>
+        <w:tc>
+          <w:tcPr>
+            <w:tcW w:type="dxa" w:w="3009"/>
+          </w:tcPr>
+          <w:p>
+            <w:r>
+              <w:t>GAE lambda</w:t>
+            </w:r>
+          </w:p>
+        </w:tc>
+        <w:tc>
+          <w:tcPr>
+            <w:tcW w:type="dxa" w:w="3009"/>
+          </w:tcPr>
+          <w:p>
+            <w:r>
+              <w:t>0.95</w:t>
+            </w:r>
+          </w:p>
+        </w:tc>
+        <w:tc>
+          <w:tcPr>
+            <w:tcW w:type="dxa" w:w="3009"/>
+          </w:tcPr>
+          <w:p>
+            <w:r>
+              <w:t>marl_agents.py:513,453</w:t>
+            </w:r>
+          </w:p>
+        </w:tc>
+      </w:tr>
+      <w:tr>
+        <w:tc>
+          <w:tcPr>
+            <w:tcW w:type="dxa" w:w="3009"/>
+          </w:tcPr>
+          <w:p>
+            <w:r>
+              <w:t>Rollout length</w:t>
+            </w:r>
+          </w:p>
+        </w:tc>
+        <w:tc>
+          <w:tcPr>
+            <w:tcW w:type="dxa" w:w="3009"/>
+          </w:tcPr>
+          <w:p>
+            <w:r>
+              <w:t>64</w:t>
+            </w:r>
+          </w:p>
+        </w:tc>
+        <w:tc>
+          <w:tcPr>
+            <w:tcW w:type="dxa" w:w="3009"/>
+          </w:tcPr>
+          <w:p>
+            <w:r>
+              <w:t>marl_agents.py:514</w:t>
+            </w:r>
+          </w:p>
+        </w:tc>
+      </w:tr>
+      <w:tr>
+        <w:tc>
+          <w:tcPr>
+            <w:tcW w:type="dxa" w:w="3009"/>
+          </w:tcPr>
+          <w:p>
+            <w:r>
+              <w:t>Gradient steps (n_epochs) per rollout</w:t>
+            </w:r>
+          </w:p>
+        </w:tc>
+        <w:tc>
+          <w:tcPr>
+            <w:tcW w:type="dxa" w:w="3009"/>
+          </w:tcPr>
+          <w:p>
+            <w:r>
+              <w:t>4</w:t>
+            </w:r>
+          </w:p>
+        </w:tc>
+        <w:tc>
+          <w:tcPr>
+            <w:tcW w:type="dxa" w:w="3009"/>
+          </w:tcPr>
+          <w:p>
+            <w:r>
+              <w:t>marl_agents.py (MAPPOMARLTrainer default)</w:t>
+            </w:r>
+          </w:p>
+        </w:tc>
+      </w:tr>
+      <w:tr>
+        <w:tc>
+          <w:tcPr>
+            <w:tcW w:type="dxa" w:w="3009"/>
+          </w:tcPr>
+          <w:p>
+            <w:r>
+              <w:t>Actor hidden size</w:t>
+            </w:r>
+          </w:p>
+        </w:tc>
+        <w:tc>
+          <w:tcPr>
+            <w:tcW w:type="dxa" w:w="3009"/>
+          </w:tcPr>
+          <w:p>
+            <w:r>
+              <w:t>64</w:t>
+            </w:r>
+          </w:p>
+        </w:tc>
+        <w:tc>
+          <w:tcPr>
+            <w:tcW w:type="dxa" w:w="3009"/>
+          </w:tcPr>
+          <w:p>
+            <w:r>
+              <w:t>marl_agents.py:506</w:t>
+            </w:r>
+          </w:p>
+        </w:tc>
+      </w:tr>
+      <w:tr>
+        <w:tc>
+          <w:tcPr>
+            <w:tcW w:type="dxa" w:w="3009"/>
+          </w:tcPr>
+          <w:p>
+            <w:r>
+              <w:t>Critic hidden size</w:t>
+            </w:r>
+          </w:p>
+        </w:tc>
+        <w:tc>
+          <w:tcPr>
+            <w:tcW w:type="dxa" w:w="3009"/>
+          </w:tcPr>
+          <w:p>
+            <w:r>
+              <w:t>128</w:t>
+            </w:r>
+          </w:p>
+        </w:tc>
+        <w:tc>
+          <w:tcPr>
+            <w:tcW w:type="dxa" w:w="3009"/>
+          </w:tcPr>
+          <w:p>
+            <w:r>
+              <w:t>marl_agents.py:507</w:t>
+            </w:r>
+          </w:p>
+        </w:tc>
+      </w:tr>
+      <w:tr>
+        <w:tc>
+          <w:tcPr>
+            <w:tcW w:type="dxa" w:w="3009"/>
+          </w:tcPr>
+          <w:p>
+            <w:r>
+              <w:t>GPU use</w:t>
+            </w:r>
+          </w:p>
+        </w:tc>
+        <w:tc>
+          <w:tcPr>
+            <w:tcW w:type="dxa" w:w="3009"/>
+          </w:tcPr>
+          <w:p>
+            <w:r>
+              <w:t>Opt-in only (DOCR_USE_GPU=1); off by default -- measured SLOWER than CPU for this update (0.45x-0.67x on an entry-level test GPU, Appendix E.3)</w:t>
+            </w:r>
+          </w:p>
+        </w:tc>
+        <w:tc>
+          <w:tcPr>
+            <w:tcW w:type="dxa" w:w="3009"/>
+          </w:tcPr>
+          <w:p>
+            <w:r>
+              <w:t>marl_agents.py (_GPU_AVAILABLE)</w:t>
+            </w:r>
+          </w:p>
+        </w:tc>
+      </w:tr>
+    </w:tbl>
+    <w:p>
+      <w:r>
+        <w:t>Note: this MAPPO implementation uses OpenAI-ES surrogate gradients on the full rollout, not minibatch SGD -- there is no separate "batch size" hyperparameter to report, and none is fabricated here.</w:t>
+      </w:r>
+    </w:p>
+    <w:p>
+      <w:pPr>
+        <w:pStyle w:val="Heading2"/>
+      </w:pPr>
+      <w:r>
+        <w:t>B.2 Safe RL Hyperparameters (marl/safe_rl.py)</w:t>
+      </w:r>
+    </w:p>
+    <w:tbl>
+      <w:tblPr>
+        <w:tblW w:type="auto" w:w="0"/>
+        <w:tblLook w:firstColumn="1" w:firstRow="1" w:lastColumn="0" w:lastRow="0" w:noHBand="0" w:noVBand="1" w:val="04A0"/>
+      </w:tblPr>
+      <w:tblGrid>
+        <w:gridCol w:w="3009"/>
+        <w:gridCol w:w="3009"/>
+        <w:gridCol w:w="3009"/>
+      </w:tblGrid>
+      <w:tr>
+        <w:tc>
+          <w:tcPr>
+            <w:tcW w:type="dxa" w:w="3009"/>
+          </w:tcPr>
+          <w:p>
+            <w:r>
+              <w:t>Parameter</w:t>
+            </w:r>
+          </w:p>
+        </w:tc>
+        <w:tc>
+          <w:tcPr>
+            <w:tcW w:type="dxa" w:w="3009"/>
+          </w:tcPr>
+          <w:p>
+            <w:r>
+              <w:t>Value</w:t>
+            </w:r>
+          </w:p>
+        </w:tc>
+        <w:tc>
+          <w:tcPr>
+            <w:tcW w:type="dxa" w:w="3009"/>
+          </w:tcPr>
+          <w:p>
+            <w:r>
+              <w:t>Source</w:t>
+            </w:r>
+          </w:p>
+        </w:tc>
+      </w:tr>
+      <w:tr>
+        <w:tc>
+          <w:tcPr>
+            <w:tcW w:type="dxa" w:w="3009"/>
+          </w:tcPr>
+          <w:p>
+            <w:r>
+              <w:t>Lambda (Lagrange multiplier) init</w:t>
+            </w:r>
+          </w:p>
+        </w:tc>
+        <w:tc>
+          <w:tcPr>
+            <w:tcW w:type="dxa" w:w="3009"/>
+          </w:tcPr>
+          <w:p>
+            <w:r>
+              <w:t>1.0</w:t>
+            </w:r>
+          </w:p>
+        </w:tc>
+        <w:tc>
+          <w:tcPr>
+            <w:tcW w:type="dxa" w:w="3009"/>
+          </w:tcPr>
+          <w:p>
+            <w:r>
+              <w:t>safe_rl.py:43</w:t>
+            </w:r>
+          </w:p>
+        </w:tc>
+      </w:tr>
+      <w:tr>
+        <w:tc>
+          <w:tcPr>
+            <w:tcW w:type="dxa" w:w="3009"/>
+          </w:tcPr>
+          <w:p>
+            <w:r>
+              <w:t>Lambda learning rate (non-PID mode)</w:t>
+            </w:r>
+          </w:p>
+        </w:tc>
+        <w:tc>
+          <w:tcPr>
+            <w:tcW w:type="dxa" w:w="3009"/>
+          </w:tcPr>
+          <w:p>
+            <w:r>
+              <w:t>0.01</w:t>
+            </w:r>
+          </w:p>
+        </w:tc>
+        <w:tc>
+          <w:tcPr>
+            <w:tcW w:type="dxa" w:w="3009"/>
+          </w:tcPr>
+          <w:p>
+            <w:r>
+              <w:t>safe_rl.py:44</w:t>
+            </w:r>
+          </w:p>
+        </w:tc>
+      </w:tr>
+      <w:tr>
+        <w:tc>
+          <w:tcPr>
+            <w:tcW w:type="dxa" w:w="3009"/>
+          </w:tcPr>
+          <w:p>
+            <w:r>
+              <w:t>Rho (penalty coefficient) init</w:t>
+            </w:r>
+          </w:p>
+        </w:tc>
+        <w:tc>
+          <w:tcPr>
+            <w:tcW w:type="dxa" w:w="3009"/>
+          </w:tcPr>
+          <w:p>
+            <w:r>
+              <w:t>10.0</w:t>
+            </w:r>
+          </w:p>
+        </w:tc>
+        <w:tc>
+          <w:tcPr>
+            <w:tcW w:type="dxa" w:w="3009"/>
+          </w:tcPr>
+          <w:p>
+            <w:r>
+              <w:t>safe_rl.py:45</w:t>
+            </w:r>
+          </w:p>
+        </w:tc>
+      </w:tr>
+      <w:tr>
+        <w:tc>
+          <w:tcPr>
+            <w:tcW w:type="dxa" w:w="3009"/>
+          </w:tcPr>
+          <w:p>
+            <w:r>
+              <w:t>Rho bounds (adaptive)</w:t>
+            </w:r>
+          </w:p>
+        </w:tc>
+        <w:tc>
+          <w:tcPr>
+            <w:tcW w:type="dxa" w:w="3009"/>
+          </w:tcPr>
+          <w:p>
+            <w:r>
+              <w:t>[1.0, 1000.0]</w:t>
+            </w:r>
+          </w:p>
+        </w:tc>
+        <w:tc>
+          <w:tcPr>
+            <w:tcW w:type="dxa" w:w="3009"/>
+          </w:tcPr>
+          <w:p>
+            <w:r>
+              <w:t>safe_rl.py:46,333</w:t>
+            </w:r>
+          </w:p>
+        </w:tc>
+      </w:tr>
+      <w:tr>
+        <w:tc>
+          <w:tcPr>
+            <w:tcW w:type="dxa" w:w="3009"/>
+          </w:tcPr>
+          <w:p>
+            <w:r>
+              <w:t>PID gains (Kp, Ki, Kd)</w:t>
+            </w:r>
+          </w:p>
+        </w:tc>
+        <w:tc>
+          <w:tcPr>
+            <w:tcW w:type="dxa" w:w="3009"/>
+          </w:tcPr>
+          <w:p>
+            <w:r>
+              <w:t>0.01, 0.001, 0.005</w:t>
+            </w:r>
+          </w:p>
+        </w:tc>
+        <w:tc>
+          <w:tcPr>
+            <w:tcW w:type="dxa" w:w="3009"/>
+          </w:tcPr>
+          <w:p>
+            <w:r>
+              <w:t>safe_rl.py:50-52</w:t>
+            </w:r>
+          </w:p>
+        </w:tc>
+      </w:tr>
+      <w:tr>
+        <w:tc>
+          <w:tcPr>
+            <w:tcW w:type="dxa" w:w="3009"/>
+          </w:tcPr>
+          <w:p>
+            <w:r>
+              <w:t>Rho adaptation rate / threshold</w:t>
+            </w:r>
+          </w:p>
+        </w:tc>
+        <w:tc>
+          <w:tcPr>
+            <w:tcW w:type="dxa" w:w="3009"/>
+          </w:tcPr>
+          <w:p>
+            <w:r>
+              <w:t>1.5 / 0.1</w:t>
+            </w:r>
+          </w:p>
+        </w:tc>
+        <w:tc>
+          <w:tcPr>
+            <w:tcW w:type="dxa" w:w="3009"/>
+          </w:tcPr>
+          <w:p>
+            <w:r>
+              <w:t>safe_rl.py:69-70</w:t>
+            </w:r>
+          </w:p>
+        </w:tc>
+      </w:tr>
+      <w:tr>
+        <w:tc>
+          <w:tcPr>
+            <w:tcW w:type="dxa" w:w="3009"/>
+          </w:tcPr>
+          <w:p>
+            <w:r>
+              <w:t>CTI lookahead margin</w:t>
+            </w:r>
+          </w:p>
+        </w:tc>
+        <w:tc>
+          <w:tcPr>
+            <w:tcW w:type="dxa" w:w="3009"/>
+          </w:tcPr>
+          <w:p>
+            <w:r>
+              <w:t>0.05 s (effective 0.35 s combined with the 0.30 s base CTI)</w:t>
+            </w:r>
+          </w:p>
+        </w:tc>
+        <w:tc>
+          <w:tcPr>
+            <w:tcW w:type="dxa" w:w="3009"/>
+          </w:tcPr>
+          <w:p>
+            <w:r>
+              <w:t>safe_rl.py:152,492</w:t>
+            </w:r>
+          </w:p>
+        </w:tc>
+      </w:tr>
+    </w:tbl>
+    <w:p>
+      <w:pPr>
+        <w:pStyle w:val="Heading2"/>
+      </w:pPr>
+      <w:r>
+        <w:t>B.3 EWC Hyperparameters (marl/continual_trainer.py)</w:t>
+      </w:r>
+    </w:p>
+    <w:tbl>
+      <w:tblPr>
+        <w:tblW w:type="auto" w:w="0"/>
+        <w:tblLook w:firstColumn="1" w:firstRow="1" w:lastColumn="0" w:lastRow="0" w:noHBand="0" w:noVBand="1" w:val="04A0"/>
+      </w:tblPr>
+      <w:tblGrid>
+        <w:gridCol w:w="3009"/>
+        <w:gridCol w:w="3009"/>
+        <w:gridCol w:w="3009"/>
+      </w:tblGrid>
+      <w:tr>
+        <w:tc>
+          <w:tcPr>
+            <w:tcW w:type="dxa" w:w="3009"/>
+          </w:tcPr>
+          <w:p>
+            <w:r>
+              <w:t>Parameter</w:t>
+            </w:r>
+          </w:p>
+        </w:tc>
+        <w:tc>
+          <w:tcPr>
+            <w:tcW w:type="dxa" w:w="3009"/>
+          </w:tcPr>
+          <w:p>
+            <w:r>
+              <w:t>Value</w:t>
+            </w:r>
+          </w:p>
+        </w:tc>
+        <w:tc>
+          <w:tcPr>
+            <w:tcW w:type="dxa" w:w="3009"/>
+          </w:tcPr>
+          <w:p>
+            <w:r>
+              <w:t>Source</w:t>
+            </w:r>
+          </w:p>
+        </w:tc>
+      </w:tr>
+      <w:tr>
+        <w:tc>
+          <w:tcPr>
+            <w:tcW w:type="dxa" w:w="3009"/>
+          </w:tcPr>
+          <w:p>
+            <w:r>
+              <w:t>Consolidation interval</w:t>
+            </w:r>
+          </w:p>
+        </w:tc>
+        <w:tc>
+          <w:tcPr>
+            <w:tcW w:type="dxa" w:w="3009"/>
+          </w:tcPr>
+          <w:p>
+            <w:r>
+              <w:t>5000 steps</w:t>
+            </w:r>
+          </w:p>
+        </w:tc>
+        <w:tc>
+          <w:tcPr>
+            <w:tcW w:type="dxa" w:w="3009"/>
+          </w:tcPr>
+          <w:p>
+            <w:r>
+              <w:t>continual_trainer.py:53</w:t>
+            </w:r>
+          </w:p>
+        </w:tc>
+      </w:tr>
+      <w:tr>
+        <w:tc>
+          <w:tcPr>
+            <w:tcW w:type="dxa" w:w="3009"/>
+          </w:tcPr>
+          <w:p>
+            <w:r>
+              <w:t>Fisher sparsification (top-k fraction)</w:t>
+            </w:r>
+          </w:p>
+        </w:tc>
+        <w:tc>
+          <w:tcPr>
+            <w:tcW w:type="dxa" w:w="3009"/>
+          </w:tcPr>
+          <w:p>
+            <w:r>
+              <w:t>0.5 (top 50%)</w:t>
+            </w:r>
+          </w:p>
+        </w:tc>
+        <w:tc>
+          <w:tcPr>
+            <w:tcW w:type="dxa" w:w="3009"/>
+          </w:tcPr>
+          <w:p>
+            <w:r>
+              <w:t>continual_trainer.py:66</w:t>
+            </w:r>
+          </w:p>
+        </w:tc>
+      </w:tr>
+      <w:tr>
+        <w:tc>
+          <w:tcPr>
+            <w:tcW w:type="dxa" w:w="3009"/>
+          </w:tcPr>
+          <w:p>
+            <w:r>
+              <w:t>Fisher damping</w:t>
+            </w:r>
+          </w:p>
+        </w:tc>
+        <w:tc>
+          <w:tcPr>
+            <w:tcW w:type="dxa" w:w="3009"/>
+          </w:tcPr>
+          <w:p>
+            <w:r>
+              <w:t>1e-4</w:t>
+            </w:r>
+          </w:p>
+        </w:tc>
+        <w:tc>
+          <w:tcPr>
+            <w:tcW w:type="dxa" w:w="3009"/>
+          </w:tcPr>
+          <w:p>
+            <w:r>
+              <w:t>continual_trainer.py:49</w:t>
+            </w:r>
+          </w:p>
+        </w:tc>
+      </w:tr>
+    </w:tbl>
+    <w:p>
+      <w:pPr>
+        <w:pStyle w:val="Heading2"/>
+      </w:pPr>
+      <w:r>
+        <w:t>B.4 Metaheuristic Baseline Hyperparameters (baselines/)</w:t>
+      </w:r>
+    </w:p>
+    <w:tbl>
+      <w:tblPr>
+        <w:tblW w:type="auto" w:w="0"/>
+        <w:tblLook w:firstColumn="1" w:firstRow="1" w:lastColumn="0" w:lastRow="0" w:noHBand="0" w:noVBand="1" w:val="04A0"/>
+      </w:tblPr>
+      <w:tblGrid>
+        <w:gridCol w:w="2256"/>
+        <w:gridCol w:w="2256"/>
+        <w:gridCol w:w="2256"/>
+        <w:gridCol w:w="2256"/>
+      </w:tblGrid>
+      <w:tr>
+        <w:tc>
+          <w:tcPr>
+            <w:tcW w:type="dxa" w:w="2256"/>
+          </w:tcPr>
+          <w:p>
+            <w:r>
+              <w:t>Method</w:t>
+            </w:r>
+          </w:p>
+        </w:tc>
+        <w:tc>
+          <w:tcPr>
+            <w:tcW w:type="dxa" w:w="2256"/>
+          </w:tcPr>
+          <w:p>
+            <w:r>
+              <w:t>Population/agents</w:t>
+            </w:r>
+          </w:p>
+        </w:tc>
+        <w:tc>
+          <w:tcPr>
+            <w:tcW w:type="dxa" w:w="2256"/>
+          </w:tcPr>
+          <w:p>
+            <w:r>
+              <w:t>Max iterations</w:t>
+            </w:r>
+          </w:p>
+        </w:tc>
+        <w:tc>
+          <w:tcPr>
+            <w:tcW w:type="dxa" w:w="2256"/>
+          </w:tcPr>
+          <w:p>
+            <w:r>
+              <w:t>Method-specific parameters</w:t>
+            </w:r>
+          </w:p>
+        </w:tc>
+      </w:tr>
+      <w:tr>
+        <w:tc>
+          <w:tcPr>
+            <w:tcW w:type="dxa" w:w="2256"/>
+          </w:tcPr>
+          <w:p>
+            <w:r>
+              <w:t>GA-SQP</w:t>
+            </w:r>
+          </w:p>
+        </w:tc>
+        <w:tc>
+          <w:tcPr>
+            <w:tcW w:type="dxa" w:w="2256"/>
+          </w:tcPr>
+          <w:p>
+            <w:r>
+              <w:t>100</w:t>
+            </w:r>
+          </w:p>
+        </w:tc>
+        <w:tc>
+          <w:tcPr>
+            <w:tcW w:type="dxa" w:w="2256"/>
+          </w:tcPr>
+          <w:p>
+            <w:r>
+              <w:t>200 (GA) + 1000 (SQP refine)</w:t>
+            </w:r>
+          </w:p>
+        </w:tc>
+        <w:tc>
+          <w:tcPr>
+            <w:tcW w:type="dxa" w:w="2256"/>
+          </w:tcPr>
+          <w:p>
+            <w:r>
+              <w:t>p_cross=0.8, p_mut=0.05, tournament k=3 (ga_sqp.py:46-61)</w:t>
+            </w:r>
+          </w:p>
+        </w:tc>
+      </w:tr>
+      <w:tr>
+        <w:tc>
+          <w:tcPr>
+            <w:tcW w:type="dxa" w:w="2256"/>
+          </w:tcPr>
+          <w:p>
+            <w:r>
+              <w:t>HWOA</w:t>
+            </w:r>
+          </w:p>
+        </w:tc>
+        <w:tc>
+          <w:tcPr>
+            <w:tcW w:type="dxa" w:w="2256"/>
+          </w:tcPr>
+          <w:p>
+            <w:r>
+              <w:t>30</w:t>
+            </w:r>
+          </w:p>
+        </w:tc>
+        <w:tc>
+          <w:tcPr>
+            <w:tcW w:type="dxa" w:w="2256"/>
+          </w:tcPr>
+          <w:p>
+            <w:r>
+              <w:t>500</w:t>
+            </w:r>
+          </w:p>
+        </w:tc>
+        <w:tc>
+          <w:tcPr>
+            <w:tcW w:type="dxa" w:w="2256"/>
+          </w:tcPr>
+          <w:p>
+            <w:r>
+              <w:t>WOA decay terms computed inline, no separate named hyperparameters (metaheuristics.py:91-147)</w:t>
+            </w:r>
+          </w:p>
+        </w:tc>
+      </w:tr>
+      <w:tr>
+        <w:tc>
+          <w:tcPr>
+            <w:tcW w:type="dxa" w:w="2256"/>
+          </w:tcPr>
+          <w:p>
+            <w:r>
+              <w:t>HHO</w:t>
+            </w:r>
+          </w:p>
+        </w:tc>
+        <w:tc>
+          <w:tcPr>
+            <w:tcW w:type="dxa" w:w="2256"/>
+          </w:tcPr>
+          <w:p>
+            <w:r>
+              <w:t>30</w:t>
+            </w:r>
+          </w:p>
+        </w:tc>
+        <w:tc>
+          <w:tcPr>
+            <w:tcW w:type="dxa" w:w="2256"/>
+          </w:tcPr>
+          <w:p>
+            <w:r>
+              <w:t>500</w:t>
+            </w:r>
+          </w:p>
+        </w:tc>
+        <w:tc>
+          <w:tcPr>
+            <w:tcW w:type="dxa" w:w="2256"/>
+          </w:tcPr>
+          <w:p>
+            <w:r>
+              <w:t>Levy flight beta=1.5 (metaheuristics.py:220-388)</w:t>
+            </w:r>
+          </w:p>
+        </w:tc>
+      </w:tr>
+      <w:tr>
+        <w:tc>
+          <w:tcPr>
+            <w:tcW w:type="dxa" w:w="2256"/>
+          </w:tcPr>
+          <w:p>
+            <w:r>
+              <w:t>JAYA</w:t>
+            </w:r>
+          </w:p>
+        </w:tc>
+        <w:tc>
+          <w:tcPr>
+            <w:tcW w:type="dxa" w:w="2256"/>
+          </w:tcPr>
+          <w:p>
+            <w:r>
+              <w:t>30</w:t>
+            </w:r>
+          </w:p>
+        </w:tc>
+        <w:tc>
+          <w:tcPr>
+            <w:tcW w:type="dxa" w:w="2256"/>
+          </w:tcPr>
+          <w:p>
+            <w:r>
+              <w:t>500</w:t>
+            </w:r>
+          </w:p>
+        </w:tc>
+        <w:tc>
+          <w:tcPr>
+            <w:tcW w:type="dxa" w:w="2256"/>
+          </w:tcPr>
+          <w:p>
+            <w:r>
+              <w:t>N/A -- genuinely parameter-free by design (metaheuristics.py:401-410)</w:t>
+            </w:r>
+          </w:p>
+        </w:tc>
+      </w:tr>
+      <w:tr>
+        <w:tc>
+          <w:tcPr>
+            <w:tcW w:type="dxa" w:w="2256"/>
+          </w:tcPr>
+          <w:p>
+            <w:r>
+              <w:t>EEO</w:t>
+            </w:r>
+          </w:p>
+        </w:tc>
+        <w:tc>
+          <w:tcPr>
+            <w:tcW w:type="dxa" w:w="2256"/>
+          </w:tcPr>
+          <w:p>
+            <w:r>
+              <w:t>30</w:t>
+            </w:r>
+          </w:p>
+        </w:tc>
+        <w:tc>
+          <w:tcPr>
+            <w:tcW w:type="dxa" w:w="2256"/>
+          </w:tcPr>
+          <w:p>
+            <w:r>
+              <w:t>500</w:t>
+            </w:r>
+          </w:p>
+        </w:tc>
+        <w:tc>
+          <w:tcPr>
+            <w:tcW w:type="dxa" w:w="2256"/>
+          </w:tcPr>
+          <w:p>
+            <w:r>
+              <w:t>Generation-rate probability GP=0.5 (metaheuristics.py:506-606)</w:t>
+            </w:r>
+          </w:p>
+        </w:tc>
+      </w:tr>
+    </w:tbl>
+    <w:p>
+      <w:r>
+        <w:t>When run together via the unified benchmark runner, all four metaheuristics (HWOA/HHO/JAYA/EEO) default to pop_size=30, max_iter=500 (metaheuristics.py:720-793).</w:t>
+      </w:r>
+    </w:p>
+    <w:p>
+      <w:pPr>
+        <w:pStyle w:val="Heading1"/>
+      </w:pPr>
+      <w:r>
+        <w:t>Appendix C: Statistical Test Results</w:t>
+      </w:r>
+    </w:p>
+    <w:p>
+      <w:r>
+        <w:rPr>
+          <w:i/>
+          <w:color w:val="990000"/>
+        </w:rPr>
+        <w:t>[C.1 Friedman test raw statistics per system -- RESULTS PENDING -- requires the completed full-mode (non-fast) 3-system campaign; do not fill with fast-mode or hypothetical numbers]</w:t>
+      </w:r>
+    </w:p>
+    <w:p>
+      <w:r>
+        <w:rPr>
+          <w:i/>
+          <w:color w:val="990000"/>
+        </w:rPr>
+        <w:t>[C.2 Nemenyi pairwise comparison matrices -- RESULTS PENDING -- requires the completed full-mode (non-fast) 3-system campaign; do not fill with fast-mode or hypothetical numbers]</w:t>
+      </w:r>
+    </w:p>
+    <w:p>
+      <w:r>
+        <w:rPr>
+          <w:i/>
+          <w:color w:val="990000"/>
+        </w:rPr>
+        <w:t>[C.3 Cliff's delta effect size matrices -- RESULTS PENDING -- requires the completed full-mode (non-fast) 3-system campaign; do not fill with fast-mode or hypothetical numbers]</w:t>
+      </w:r>
+    </w:p>
+    <w:p>
+      <w:r>
+        <w:rPr>
+          <w:i/>
+          <w:color w:val="990000"/>
+        </w:rPr>
+        <w:t>[C.4 Wilcoxon p-value tables with Holm-Bonferroni correction -- RESULTS PENDING -- requires the completed full-mode (non-fast) 3-system campaign; do not fill with fast-mode or hypothetical numbers]</w:t>
+      </w:r>
+    </w:p>
+    <w:p>
+      <w:pPr>
+        <w:pStyle w:val="Heading1"/>
+      </w:pPr>
+      <w:r>
+        <w:t>Appendix D: Curriculum Stage Details</w:t>
+      </w:r>
+    </w:p>
+    <w:p>
+      <w:r>
+        <w:t>The curriculum mechanism itself is real and already described in Section 3.6 -- four stages (0%, 20%, 40%, 60% PV), advancing on &gt;95% CTI satisfaction over a 100-episode rolling window (run_core_training.py's Core B, curriculum_stage = int(pv*5) for pv in {0.0, 0.2, 0.4, 0.6}). What's pending is the actual per-stage data from a completed run:</w:t>
+      </w:r>
+    </w:p>
+    <w:p>
+      <w:r>
+        <w:rPr>
+          <w:i/>
+          <w:color w:val="990000"/>
+        </w:rPr>
+        <w:t>[D.1 Stage advancement logs (episodes, CTI satisfaction rates, reward trajectories) -- RESULTS PENDING -- requires the completed full-mode (non-fast) 3-system campaign; do not fill with fast-mode or hypothetical numbers]</w:t>
+      </w:r>
+    </w:p>
+    <w:p>
+      <w:r>
+        <w:rPr>
+          <w:i/>
+          <w:color w:val="990000"/>
+        </w:rPr>
+        <w:t>[D.2 EWC task memory contents (task embeddings, Fisher sparsity patterns) -- RESULTS PENDING -- requires the completed full-mode (non-fast) 3-system campaign; do not fill with fast-mode or hypothetical numbers]</w:t>
+      </w:r>
+    </w:p>
+    <w:p>
+      <w:pPr>
+        <w:pStyle w:val="Heading1"/>
+      </w:pPr>
+      <w:r>
+        <w:t>Appendix E: Deployment Artifacts</w:t>
+      </w:r>
+    </w:p>
+    <w:p>
+      <w:pPr>
+        <w:pStyle w:val="Heading2"/>
+      </w:pPr>
+      <w:r>
+        <w:t>E.1 ONNX Model Architecture Summary</w:t>
+      </w:r>
+    </w:p>
+    <w:p>
+      <w:r>
+        <w:t>Real ONNX export exists (deployment/inference_engine.py's ONNXExporter.export(), lines 223-356) -- it builds a genuine ONNX graph (Flatten -&gt; Gemm -&gt; ReLU -&gt; Gemm -&gt; ReLU -&gt; Gemm [-&gt; Tanh]) from the actual trained actor weights via the onnx package, and falls back to a NumPy .npz archive (clearly logged as a fallback, not silent) if onnx isn't installed.</w:t>
+      </w:r>
+    </w:p>
+    <w:tbl>
+      <w:tblPr>
+        <w:tblW w:type="auto" w:w="0"/>
+        <w:tblLook w:firstColumn="1" w:firstRow="1" w:lastColumn="0" w:lastRow="0" w:noHBand="0" w:noVBand="1" w:val="04A0"/>
+      </w:tblPr>
+      <w:tblGrid>
+        <w:gridCol w:w="3009"/>
+        <w:gridCol w:w="3009"/>
+        <w:gridCol w:w="3009"/>
+      </w:tblGrid>
+      <w:tr>
+        <w:tc>
+          <w:tcPr>
+            <w:tcW w:type="dxa" w:w="3009"/>
+          </w:tcPr>
+          <w:p>
+            <w:r>
+              <w:t>Property</w:t>
+            </w:r>
+          </w:p>
+        </w:tc>
+        <w:tc>
+          <w:tcPr>
+            <w:tcW w:type="dxa" w:w="3009"/>
+          </w:tcPr>
+          <w:p>
+            <w:r>
+              <w:t>Value</w:t>
+            </w:r>
+          </w:p>
+        </w:tc>
+        <w:tc>
+          <w:tcPr>
+            <w:tcW w:type="dxa" w:w="3009"/>
+          </w:tcPr>
+          <w:p>
+            <w:r>
+              <w:t>Source</w:t>
+            </w:r>
+          </w:p>
+        </w:tc>
+      </w:tr>
+      <w:tr>
+        <w:tc>
+          <w:tcPr>
+            <w:tcW w:type="dxa" w:w="3009"/>
+          </w:tcPr>
+          <w:p>
+            <w:r>
+              <w:t>Input shape</w:t>
+            </w:r>
+          </w:p>
+        </w:tc>
+        <w:tc>
+          <w:tcPr>
+            <w:tcW w:type="dxa" w:w="3009"/>
+          </w:tcPr>
+          <w:p>
+            <w:r>
+              <w:t>(12,) -- the full observation vector (Figure 35)</w:t>
+            </w:r>
+          </w:p>
+        </w:tc>
+        <w:tc>
+          <w:tcPr>
+            <w:tcW w:type="dxa" w:w="3009"/>
+          </w:tcPr>
+          <w:p>
+            <w:r>
+              <w:t>inference_engine.py:65,134</w:t>
+            </w:r>
+          </w:p>
+        </w:tc>
+      </w:tr>
+      <w:tr>
+        <w:tc>
+          <w:tcPr>
+            <w:tcW w:type="dxa" w:w="3009"/>
+          </w:tcPr>
+          <w:p>
+            <w:r>
+              <w:t>Output shape</w:t>
+            </w:r>
+          </w:p>
+        </w:tc>
+        <w:tc>
+          <w:tcPr>
+            <w:tcW w:type="dxa" w:w="3009"/>
+          </w:tcPr>
+          <w:p>
+            <w:r>
+              <w:t>(2,) -- [delta_TMS, delta_PS]</w:t>
+            </w:r>
+          </w:p>
+        </w:tc>
+        <w:tc>
+          <w:tcPr>
+            <w:tcW w:type="dxa" w:w="3009"/>
+          </w:tcPr>
+          <w:p>
+            <w:r>
+              <w:t>inference_engine.py:159,438-451</w:t>
+            </w:r>
+          </w:p>
+        </w:tc>
+      </w:tr>
+      <w:tr>
+        <w:tc>
+          <w:tcPr>
+            <w:tcW w:type="dxa" w:w="3009"/>
+          </w:tcPr>
+          <w:p>
+            <w:r>
+              <w:t>Target inference latency</w:t>
+            </w:r>
+          </w:p>
+        </w:tc>
+        <w:tc>
+          <w:tcPr>
+            <w:tcW w:type="dxa" w:w="3009"/>
+          </w:tcPr>
+          <w:p>
+            <w:r>
+              <w:t>100.0 ms (a configured target/threshold, not a measured result)</w:t>
+            </w:r>
+          </w:p>
+        </w:tc>
+        <w:tc>
+          <w:tcPr>
+            <w:tcW w:type="dxa" w:w="3009"/>
+          </w:tcPr>
+          <w:p>
+            <w:r>
+              <w:t>inference_engine.py:61,691</w:t>
+            </w:r>
+          </w:p>
+        </w:tc>
+      </w:tr>
+    </w:tbl>
+    <w:p>
+      <w:r>
+        <w:t>Note: a measured inference-latency figure appears in tests/test_phase8.py (50.0 ms, 80.0 ms, asserted &lt;100.0 ms) -- these are synthetic test fixture values used to exercise the benchmarking code path, not a real measured latency from an actual trained model, and must not be cited as an empirical result in Chapter 4.</w:t>
+      </w:r>
+    </w:p>
+    <w:p>
+      <w:pPr>
+        <w:pStyle w:val="Heading2"/>
+      </w:pPr>
+      <w:r>
+        <w:t>E.2 IEC 61850 GOOSE Message Structure</w:t>
+      </w:r>
+    </w:p>
+    <w:p>
+      <w:r>
+        <w:t>Honest scope statement: deployment/hils_bridge.py is, by its own module docstring, a simulation/placeholder. No real IEC 61850 GOOSE/SV wire protocol, no libiec61850 bindings, and no real network I/O exist in this codebase. IEC61850Bridge.publish_settings() and subscribe_measurements() log Python dataclasses (RelaySetting, MeasurementSample) and generate synthetic current/voltage samples via a random-number generator. The module does define real IEC timing-requirement reference constants used to self-check the simulated latency (T0_max=2000 ms, T1=2 ms, T2=4 ms, T3=8 ms, TAL_max=10 ms) and a max_latency_ms=10.0 GOOSE target, but these are requirement constants, not evidence of a working protocol implementation. Any thesis claim of "IEC 61850 prototype integration" (Objective 5) must be phrased as simulated, not field-tested.</w:t>
+      </w:r>
+    </w:p>
+    <w:p>
+      <w:pPr>
+        <w:pStyle w:val="Heading2"/>
+      </w:pPr>
+      <w:r>
+        <w:t>E.3 Docker Image Build Instructions and Environment</w:t>
+      </w:r>
+    </w:p>
+    <w:p>
+      <w:r>
+        <w:t>Fully verified end-to-end during this project (2026-10-15) -- the first time the actual docker build had ever been run, as opposed to only individually verifying its pieces. Three real bugs were found and fixed in the process:</w:t>
+      </w:r>
+    </w:p>
+    <w:p>
+      <w:r>
+        <w:t>- .dockerignore was missing .venv/ (and venv/, env/, ENV/), causing a 1.6GB local virtual environment to bloat every build context.</w:t>
+      </w:r>
+    </w:p>
+    <w:p>
+      <w:r>
+        <w:t>- docker/entrypoint.sh had CRLF line endings from a Windows checkout with core.autocrlf=true (no .gitattributes existed to override it for shell scripts), breaking its shebang at container runtime.</w:t>
+      </w:r>
+    </w:p>
+    <w:p>
+      <w:r>
+        <w:t>- run_thesis_experiments.py crashed on any completely fresh results/ directory because its module-level log FileHandler opened before the directory that holds it was ever created -- invisible on any dev machine with pre-existing history, fatal on a fresh clone or container.</w:t>
+      </w:r>
+    </w:p>
+    <w:p>
+      <w:r>
+        <w:t>Build: docker build -t docr-marl . (installs the CPU-only torch wheel, default) or docker build --build-arg INSTALL_TORCH_CUDA=true -t docr-marl-gpu . (installs the CUDA-bundled torch wheel instead). Note: torch itself is REQUIRED either way as of the 2026-10-22 backprop rewrite (Section 3.8.2) -- this build-arg only chooses which wheel, not whether to install it at all, unlike an earlier Dockerfile revision where torch was skipped entirely by default. Run: docker run --rm -v "$(pwd)/results:/app/results" -v "$(pwd)/outputs:/app/outputs" docr-marl python3 run_thesis_experiments.py --all --preset thesis_sweep_fast. Verified post-fix: non-root docr user confirmed, all core dependencies (numpy, scipy, pandapower, shap, scikit-learn, torch) import correctly, and the entrypoint correctly seeds all 50 of the baked-in core_cache entries into a completely fresh volume. Full detail in EXPERIMENT_GUIDE.md Section 11.</w:t>
+      </w:r>
+    </w:p>
+    <w:p>
+      <w:pPr>
+        <w:pStyle w:val="Heading2"/>
+      </w:pPr>
+      <w:r>
+        <w:t>E.4 GitHub Repository and CI Pipeline</w:t>
+      </w:r>
+    </w:p>
+    <w:p>
+      <w:r>
+        <w:rPr>
+          <w:i/>
+          <w:color w:val="990000"/>
+        </w:rPr>
+        <w:t>[Repository URL]</w:t>
+      </w:r>
+    </w:p>
+    <w:p>
+      <w:r>
+        <w:t>Honest scope statement: no continuous integration pipeline (GitHub Actions or otherwise) is configured for this repository at the time of writing. The test suite is run locally (see Appendix F.3) before merging changes, not automatically on every commit. An earlier draft of this thesis incorrectly claimed GitHub Actions CI executing the test suite on every commit; that claim has been corrected throughout (Chapter 3, Section 3.8.2).</w:t>
+      </w:r>
+    </w:p>
+    <w:p>
+      <w:pPr>
+        <w:pStyle w:val="Heading1"/>
+      </w:pPr>
+      <w:r>
+        <w:t>Appendix F: Source Code and Reproducibility</w:t>
+      </w:r>
+    </w:p>
+    <w:p>
+      <w:pPr>
+        <w:pStyle w:val="Heading2"/>
+      </w:pPr>
+      <w:r>
+        <w:t>F.1 Repository Structure and File Manifest</w:t>
+      </w:r>
+    </w:p>
+    <w:p>
+      <w:r>
+        <w:t>The real, flat top-level repository structure (matching CLAUDE.md's own documented layout, not the fictional nested docr_marl_thesis/ package described in an earlier, inaccurate draft -- see Chapter 3, Section 3.8.1 for the corrected tree and the full rationale).</w:t>
+      </w:r>
+    </w:p>
+    <w:p>
+      <w:pPr>
+        <w:pStyle w:val="Heading2"/>
+      </w:pPr>
+      <w:r>
+        <w:t>F.2 Installation and Reproduction Instructions</w:t>
+      </w:r>
+    </w:p>
+    <w:tbl>
+      <w:tblPr>
+        <w:tblW w:type="auto" w:w="0"/>
+        <w:tblLook w:firstColumn="1" w:firstRow="1" w:lastColumn="0" w:lastRow="0" w:noHBand="0" w:noVBand="1" w:val="04A0"/>
+      </w:tblPr>
+      <w:tblGrid>
+        <w:gridCol w:w="4513"/>
+        <w:gridCol w:w="4513"/>
+      </w:tblGrid>
+      <w:tr>
+        <w:tc>
+          <w:tcPr>
+            <w:tcW w:type="dxa" w:w="4513"/>
+          </w:tcPr>
+          <w:p>
+            <w:r>
+              <w:t>Step</w:t>
+            </w:r>
+          </w:p>
+        </w:tc>
+        <w:tc>
+          <w:tcPr>
+            <w:tcW w:type="dxa" w:w="4513"/>
+          </w:tcPr>
+          <w:p>
+            <w:r>
+              <w:t>Command</w:t>
+            </w:r>
+          </w:p>
+        </w:tc>
+      </w:tr>
+      <w:tr>
+        <w:tc>
+          <w:tcPr>
+            <w:tcW w:type="dxa" w:w="4513"/>
+          </w:tcPr>
+          <w:p>
+            <w:r>
+              <w:t>Clone and enter the repo</w:t>
+            </w:r>
+          </w:p>
+        </w:tc>
+        <w:tc>
+          <w:tcPr>
+            <w:tcW w:type="dxa" w:w="4513"/>
+          </w:tcPr>
+          <w:p>
+            <w:r>
+              <w:t>git clone &lt;repository-url&gt; &amp;&amp; cd DOCR_Research</w:t>
+            </w:r>
+          </w:p>
+        </w:tc>
+      </w:tr>
+      <w:tr>
+        <w:tc>
+          <w:tcPr>
+            <w:tcW w:type="dxa" w:w="4513"/>
+          </w:tcPr>
+          <w:p>
+            <w:r>
+              <w:t>Install dependencies</w:t>
+            </w:r>
+          </w:p>
+        </w:tc>
+        <w:tc>
+          <w:tcPr>
+            <w:tcW w:type="dxa" w:w="4513"/>
+          </w:tcPr>
+          <w:p>
+            <w:r>
+              <w:t>pip install -r requirements.txt</w:t>
+            </w:r>
+          </w:p>
+        </w:tc>
+      </w:tr>
+      <w:tr>
+        <w:tc>
+          <w:tcPr>
+            <w:tcW w:type="dxa" w:w="4513"/>
+          </w:tcPr>
+          <w:p>
+            <w:r>
+              <w:t>Run the full test suite</w:t>
+            </w:r>
+          </w:p>
+        </w:tc>
+        <w:tc>
+          <w:tcPr>
+            <w:tcW w:type="dxa" w:w="4513"/>
+          </w:tcPr>
+          <w:p>
+            <w:r>
+              <w:t>python -m pytest tests/ -q</w:t>
+            </w:r>
+          </w:p>
+        </w:tc>
+      </w:tr>
+      <w:tr>
+        <w:tc>
+          <w:tcPr>
+            <w:tcW w:type="dxa" w:w="4513"/>
+          </w:tcPr>
+          <w:p>
+            <w:r>
+              <w:t>Run a fast-mode experiment sweep</w:t>
+            </w:r>
+          </w:p>
+        </w:tc>
+        <w:tc>
+          <w:tcPr>
+            <w:tcW w:type="dxa" w:w="4513"/>
+          </w:tcPr>
+          <w:p>
+            <w:r>
+              <w:t>python run_thesis_experiments.py --all --preset thesis_sweep_fast</w:t>
+            </w:r>
+          </w:p>
+        </w:tc>
+      </w:tr>
+      <w:tr>
+        <w:tc>
+          <w:tcPr>
+            <w:tcW w:type="dxa" w:w="4513"/>
+          </w:tcPr>
+          <w:p>
+            <w:r>
+              <w:t>Build and run via Docker (recommended for a clean environment)</w:t>
+            </w:r>
+          </w:p>
+        </w:tc>
+        <w:tc>
+          <w:tcPr>
+            <w:tcW w:type="dxa" w:w="4513"/>
+          </w:tcPr>
+          <w:p>
+            <w:r>
+              <w:t>docker build -t docr-marl . &amp;&amp; docker run --rm -v "$(pwd)/results:/app/results" -v "$(pwd)/outputs:/app/outputs" docr-marl python3 run_thesis_experiments.py --all --preset thesis_sweep_fast</w:t>
+            </w:r>
+          </w:p>
+        </w:tc>
+      </w:tr>
+    </w:tbl>
+    <w:p>
+      <w:pPr>
+        <w:pStyle w:val="Heading2"/>
+      </w:pPr>
+      <w:r>
+        <w:t>F.3 Unit Test Execution Log</w:t>
+      </w:r>
+    </w:p>
+    <w:p>
+      <w:r>
+        <w:t>Real, verified output from this project's own test run (2026-10-19), not a reconstructed or estimated figure:</w:t>
+      </w:r>
+    </w:p>
+    <w:tbl>
+      <w:tblPr>
+        <w:tblW w:type="auto" w:w="0"/>
+        <w:tblLook w:firstColumn="1" w:firstRow="1" w:lastColumn="0" w:lastRow="0" w:noHBand="0" w:noVBand="1" w:val="04A0"/>
+      </w:tblPr>
+      <w:tblGrid>
+        <w:gridCol w:w="4513"/>
+        <w:gridCol w:w="4513"/>
+      </w:tblGrid>
+      <w:tr>
+        <w:tc>
+          <w:tcPr>
+            <w:tcW w:type="dxa" w:w="4513"/>
+          </w:tcPr>
+          <w:p>
+            <w:r>
+              <w:t>Metric</w:t>
+            </w:r>
+          </w:p>
+        </w:tc>
+        <w:tc>
+          <w:tcPr>
+            <w:tcW w:type="dxa" w:w="4513"/>
+          </w:tcPr>
+          <w:p>
+            <w:r>
+              <w:t>Value</w:t>
+            </w:r>
+          </w:p>
+        </w:tc>
+      </w:tr>
+      <w:tr>
+        <w:tc>
+          <w:tcPr>
+            <w:tcW w:type="dxa" w:w="4513"/>
+          </w:tcPr>
+          <w:p>
+            <w:r>
+              <w:t>Passed</w:t>
+            </w:r>
+          </w:p>
+        </w:tc>
+        <w:tc>
+          <w:tcPr>
+            <w:tcW w:type="dxa" w:w="4513"/>
+          </w:tcPr>
+          <w:p>
+            <w:r>
+              <w:t>204</w:t>
+            </w:r>
+          </w:p>
+        </w:tc>
+      </w:tr>
+      <w:tr>
+        <w:tc>
+          <w:tcPr>
+            <w:tcW w:type="dxa" w:w="4513"/>
+          </w:tcPr>
+          <w:p>
+            <w:r>
+              <w:t>Skipped</w:t>
+            </w:r>
+          </w:p>
+        </w:tc>
+        <w:tc>
+          <w:tcPr>
+            <w:tcW w:type="dxa" w:w="4513"/>
+          </w:tcPr>
+          <w:p>
+            <w:r>
+              <w:t>3</w:t>
+            </w:r>
+          </w:p>
+        </w:tc>
+      </w:tr>
+      <w:tr>
+        <w:tc>
+          <w:tcPr>
+            <w:tcW w:type="dxa" w:w="4513"/>
+          </w:tcPr>
+          <w:p>
+            <w:r>
+              <w:t>Expected failures (xfail)</w:t>
+            </w:r>
+          </w:p>
+        </w:tc>
+        <w:tc>
+          <w:tcPr>
+            <w:tcW w:type="dxa" w:w="4513"/>
+          </w:tcPr>
+          <w:p>
+            <w:r>
+              <w:t>1</w:t>
+            </w:r>
+          </w:p>
+        </w:tc>
+      </w:tr>
+      <w:tr>
+        <w:tc>
+          <w:tcPr>
+            <w:tcW w:type="dxa" w:w="4513"/>
+          </w:tcPr>
+          <w:p>
+            <w:r>
+              <w:t>Warnings</w:t>
+            </w:r>
+          </w:p>
+        </w:tc>
+        <w:tc>
+          <w:tcPr>
+            <w:tcW w:type="dxa" w:w="4513"/>
+          </w:tcPr>
+          <w:p>
+            <w:r>
+              <w:t>33 (non-fatal; pandapower deprecation + an intentional PS-bounds flooring warning exercised by test_phase1.py)</w:t>
+            </w:r>
+          </w:p>
+        </w:tc>
+      </w:tr>
+      <w:tr>
+        <w:tc>
+          <w:tcPr>
+            <w:tcW w:type="dxa" w:w="4513"/>
+          </w:tcPr>
+          <w:p>
+            <w:r>
+              <w:t>Total runtime</w:t>
+            </w:r>
+          </w:p>
+        </w:tc>
+        <w:tc>
+          <w:tcPr>
+            <w:tcW w:type="dxa" w:w="4513"/>
+          </w:tcPr>
+          <w:p>
+            <w:r>
+              <w:t>~3-5 minutes depending on machine load</w:t>
+            </w:r>
+          </w:p>
+        </w:tc>
+      </w:tr>
+      <w:tr>
+        <w:tc>
+          <w:tcPr>
+            <w:tcW w:type="dxa" w:w="4513"/>
+          </w:tcPr>
+          <w:p>
+            <w:r>
+              <w:t>Command</w:t>
+            </w:r>
+          </w:p>
+        </w:tc>
+        <w:tc>
+          <w:tcPr>
+            <w:tcW w:type="dxa" w:w="4513"/>
+          </w:tcPr>
+          <w:p>
+            <w:r>
+              <w:t>python -m pytest tests/ -q --ignore=tests/test_figure_regressions.py</w:t>
+            </w:r>
+          </w:p>
+        </w:tc>
+      </w:tr>
+    </w:tbl>
+    <w:p>
+      <w:r>
+        <w:t>The one excluded test file (test_figure_regressions.py) fails to even collect on a low-memory Windows development machine due to a torch DLL paging-file error (OSError: [WinError 1455]) -- a known, pre-existing environment limitation of that specific machine, not a defect in the test or the code it covers.</w:t>
       </w:r>
     </w:p>
     <w:sectPr>
